--- a/docs/design/M3_로컬리제이션_실험보고서.docx
+++ b/docs/design/M3_로컬리제이션_실험보고서.docx
@@ -28,7 +28,7 @@
         </w:p>
       </w:sdtContent>
     </w:sdt>
-    <w:bookmarkStart w:id="32" w:name="m3-사전-맵-로컬리제이션-실험-기록과-배운-것"/>
+    <w:bookmarkStart w:id="36" w:name="m3-사전-맵-로컬리제이션-실험-기록과-배운-것"/>
     <w:p>
       <w:pPr>
         <w:pStyle w:val="Heading1"/>
@@ -180,7 +180,33 @@
               <w:rPr>
                 <w:sz w:val="18"/>
               </w:rPr>
-              <w:t xml:space="preserve">핵심 가설 검증 완료 · 9개 통로 완주는 미완</w:t>
+              <w:t xml:space="preserve">통로 안 로컬리제이션 검증 완료 ·</w:t>
+            </w:r>
+            <w:r>
+              <w:rPr>
+                <w:sz w:val="18"/>
+              </w:rPr>
+              <w:t xml:space="preserve"> </w:t>
+            </w:r>
+            <w:r>
+              <w:rPr>
+                <w:b/>
+                <w:bCs/>
+                <w:sz w:val="18"/>
+              </w:rPr>
+              <w:t xml:space="preserve">선회 이후 실패</w:t>
+            </w:r>
+            <w:r>
+              <w:rPr>
+                <w:sz w:val="18"/>
+              </w:rPr>
+              <w:t xml:space="preserve"> </w:t>
+            </w:r>
+            <w:r>
+              <w:rPr>
+                <w:sz w:val="18"/>
+              </w:rPr>
+              <w:t xml:space="preserve">(원인 규명 완료)</w:t>
             </w:r>
           </w:p>
         </w:tc>
@@ -2335,7 +2361,7 @@
       <w:r>
         <w:drawing>
           <wp:inline>
-            <wp:extent cx="5334000" cy="3217152"/>
+            <wp:extent cx="5334000" cy="3237952"/>
             <wp:effectExtent b="0" l="0" r="0" t="0"/>
             <wp:docPr descr="주행 중 오차" title="" id="20" name="Picture"/>
             <a:graphic>
@@ -2356,7 +2382,7 @@
                   <pic:spPr bwMode="auto">
                     <a:xfrm>
                       <a:off x="0" y="0"/>
-                      <a:ext cx="5334000" cy="3217152"/>
+                      <a:ext cx="5334000" cy="3237952"/>
                     </a:xfrm>
                     <a:prstGeom prst="rect">
                       <a:avLst/>
@@ -2687,7 +2713,7 @@
       <w:r>
         <w:drawing>
           <wp:inline>
-            <wp:extent cx="4389120" cy="3419855"/>
+            <wp:extent cx="4279392" cy="3419855"/>
             <wp:effectExtent b="0" l="0" r="0" t="0"/>
             <wp:docPr descr="누적 여부" title="" id="23" name="Picture"/>
             <a:graphic>
@@ -2708,7 +2734,7 @@
                   <pic:spPr bwMode="auto">
                     <a:xfrm>
                       <a:off x="0" y="0"/>
-                      <a:ext cx="4389120" cy="3419855"/>
+                      <a:ext cx="4279392" cy="3419855"/>
                     </a:xfrm>
                     <a:prstGeom prst="rect">
                       <a:avLst/>
@@ -3119,13 +3145,392 @@
     </w:p>
     <w:bookmarkEnd w:id="28"/>
     <w:bookmarkEnd w:id="29"/>
-    <w:bookmarkStart w:id="30" w:name="남은-일"/>
+    <w:bookmarkStart w:id="33" w:name="주행-시험-실패했고-원인을-찾았다"/>
     <w:p>
       <w:pPr>
         <w:pStyle w:val="Heading2"/>
       </w:pPr>
       <w:r>
-        <w:t xml:space="preserve">7. 남은 일</w:t>
+        <w:t xml:space="preserve">6.5 주행 시험 — 실패했고, 원인을 찾았다</w:t>
+      </w:r>
+    </w:p>
+    <w:p>
+      <w:pPr>
+        <w:pStyle w:val="FirstParagraph"/>
+      </w:pPr>
+      <w:r>
+        <w:t xml:space="preserve">통로 안에서는 잘 되던 것이</w:t>
+      </w:r>
+      <w:r>
+        <w:t xml:space="preserve"> </w:t>
+      </w:r>
+      <w:r>
+        <w:rPr>
+          <w:b/>
+          <w:bCs/>
+        </w:rPr>
+        <w:t xml:space="preserve">선회를 거치면서 무너졌다.</w:t>
+      </w:r>
+      <w:r>
+        <w:t xml:space="preserve"> </w:t>
+      </w:r>
+      <w:r>
+        <w:t xml:space="preserve">240초 주행 기록:</w:t>
+      </w:r>
+    </w:p>
+    <w:tbl>
+      <w:tblPr>
+        <w:tblStyle w:val="Table"/>
+        <w:tblW w:type="auto" w:w="0"/>
+        <w:tblLook w:firstRow="1" w:lastRow="0" w:firstColumn="0" w:lastColumn="0" w:noHBand="0" w:noVBand="0" w:val="0020"/>
+        <w:tblBorders>
+          <w:top w:val="single" w:sz="4" w:color="8aa0b8"/>
+          <w:left w:val="single" w:sz="4" w:color="8aa0b8"/>
+          <w:bottom w:val="single" w:sz="4" w:color="8aa0b8"/>
+          <w:right w:val="single" w:sz="4" w:color="8aa0b8"/>
+          <w:insideH w:val="single" w:sz="4" w:color="8aa0b8"/>
+          <w:insideV w:val="single" w:sz="4" w:color="8aa0b8"/>
+        </w:tblBorders>
+      </w:tblPr>
+      <w:tblGrid>
+        <w:gridCol w:w="3960"/>
+        <w:gridCol w:w="3960"/>
+      </w:tblGrid>
+      <w:tr>
+        <w:trPr>
+          <w:tblHeader w:val="on"/>
+        </w:trPr>
+        <w:tc>
+          <w:tcPr/>
+          <w:p>
+            <w:pPr>
+              <w:pStyle w:val="Compact"/>
+            </w:pPr>
+            <w:r>
+              <w:rPr>
+                <w:sz w:val="18"/>
+              </w:rPr>
+              <w:t xml:space="preserve">항목</w:t>
+            </w:r>
+          </w:p>
+        </w:tc>
+        <w:tc>
+          <w:tcPr/>
+          <w:p>
+            <w:pPr>
+              <w:pStyle w:val="Compact"/>
+            </w:pPr>
+            <w:r>
+              <w:rPr>
+                <w:sz w:val="18"/>
+              </w:rPr>
+              <w:t xml:space="preserve">값</w:t>
+            </w:r>
+          </w:p>
+        </w:tc>
+      </w:tr>
+      <w:tr>
+        <w:tc>
+          <w:tcPr/>
+          <w:p>
+            <w:pPr>
+              <w:pStyle w:val="Compact"/>
+            </w:pPr>
+            <w:r>
+              <w:rPr>
+                <w:sz w:val="18"/>
+              </w:rPr>
+              <w:t xml:space="preserve">위치 오차 RMS</w:t>
+            </w:r>
+          </w:p>
+        </w:tc>
+        <w:tc>
+          <w:tcPr/>
+          <w:p>
+            <w:pPr>
+              <w:pStyle w:val="Compact"/>
+            </w:pPr>
+            <w:r>
+              <w:rPr>
+                <w:b/>
+                <w:bCs/>
+                <w:sz w:val="18"/>
+              </w:rPr>
+              <w:t xml:space="preserve">21.75 m</w:t>
+            </w:r>
+            <w:r>
+              <w:rPr>
+                <w:sz w:val="18"/>
+              </w:rPr>
+              <w:t xml:space="preserve"> </w:t>
+            </w:r>
+            <w:r>
+              <w:rPr>
+                <w:sz w:val="18"/>
+              </w:rPr>
+              <w:t xml:space="preserve">(전반 9.98 → 후반 29.10 m)</w:t>
+            </w:r>
+          </w:p>
+        </w:tc>
+      </w:tr>
+      <w:tr>
+        <w:tc>
+          <w:tcPr/>
+          <w:p>
+            <w:pPr>
+              <w:pStyle w:val="Compact"/>
+            </w:pPr>
+            <w:r>
+              <w:rPr>
+                <w:sz w:val="18"/>
+              </w:rPr>
+              <w:t xml:space="preserve">횡 (x)</w:t>
+            </w:r>
+          </w:p>
+        </w:tc>
+        <w:tc>
+          <w:tcPr/>
+          <w:p>
+            <w:pPr>
+              <w:pStyle w:val="Compact"/>
+            </w:pPr>
+            <w:r>
+              <w:rPr>
+                <w:sz w:val="18"/>
+              </w:rPr>
+              <w:t xml:space="preserve">0.78 m</w:t>
+            </w:r>
+          </w:p>
+        </w:tc>
+      </w:tr>
+      <w:tr>
+        <w:tc>
+          <w:tcPr/>
+          <w:p>
+            <w:pPr>
+              <w:pStyle w:val="Compact"/>
+            </w:pPr>
+            <w:r>
+              <w:rPr>
+                <w:sz w:val="18"/>
+              </w:rPr>
+              <w:t xml:space="preserve">종 (y)</w:t>
+            </w:r>
+          </w:p>
+        </w:tc>
+        <w:tc>
+          <w:tcPr/>
+          <w:p>
+            <w:pPr>
+              <w:pStyle w:val="Compact"/>
+            </w:pPr>
+            <w:r>
+              <w:rPr>
+                <w:b/>
+                <w:bCs/>
+                <w:sz w:val="18"/>
+              </w:rPr>
+              <w:t xml:space="preserve">21.74 m</w:t>
+            </w:r>
+          </w:p>
+        </w:tc>
+      </w:tr>
+      <w:tr>
+        <w:tc>
+          <w:tcPr/>
+          <w:p>
+            <w:pPr>
+              <w:pStyle w:val="Compact"/>
+            </w:pPr>
+            <w:r>
+              <w:rPr>
+                <w:sz w:val="18"/>
+              </w:rPr>
+              <w:t xml:space="preserve">방위</w:t>
+            </w:r>
+          </w:p>
+        </w:tc>
+        <w:tc>
+          <w:tcPr/>
+          <w:p>
+            <w:pPr>
+              <w:pStyle w:val="Compact"/>
+            </w:pPr>
+            <w:r>
+              <w:rPr>
+                <w:sz w:val="18"/>
+              </w:rPr>
+              <w:t xml:space="preserve">19.52°</w:t>
+            </w:r>
+          </w:p>
+        </w:tc>
+      </w:tr>
+    </w:tbl>
+    <w:bookmarkStart w:id="30" w:name="원인-사슬"/>
+    <w:p>
+      <w:pPr>
+        <w:pStyle w:val="Heading3"/>
+      </w:pPr>
+      <w:r>
+        <w:t xml:space="preserve">원인 사슬</w:t>
+      </w:r>
+    </w:p>
+    <w:p>
+      <w:pPr>
+        <w:pStyle w:val="FirstParagraph"/>
+      </w:pPr>
+      <w:r>
+        <w:t xml:space="preserve">측정으로 하나씩 좁혔다.</w:t>
+      </w:r>
+    </w:p>
+    <w:p>
+      <w:pPr>
+        <w:pStyle w:val="BodyText"/>
+      </w:pPr>
+      <w:r>
+        <w:rPr>
+          <w:b/>
+          <w:bCs/>
+        </w:rPr>
+        <w:t xml:space="preserve">① 요 탐색 범위를 넘었다.</w:t>
+      </w:r>
+      <w:r>
+        <w:t xml:space="preserve"> </w:t>
+      </w:r>
+      <w:r>
+        <w:t xml:space="preserve">요 오차 19.5°인데 탐색 범위는 ±12°였다. 범위 밖의 해는 찾을 수 없고, 대신</w:t>
+      </w:r>
+      <w:r>
+        <w:t xml:space="preserve"> </w:t>
+      </w:r>
+      <w:r>
+        <w:rPr>
+          <w:b/>
+          <w:bCs/>
+        </w:rPr>
+        <w:t xml:space="preserve">경계에 붙은 값</w:t>
+      </w:r>
+      <w:r>
+        <w:t xml:space="preserve">이 나온다. 그 값을 그대로 채택하니 자세가 엉뚱한 쪽으로 끌려갔다. 180° 선회를 추종하기에는 애초에 좁은 범위였다.</w:t>
+      </w:r>
+    </w:p>
+    <w:p>
+      <w:pPr>
+        <w:pStyle w:val="BodyText"/>
+      </w:pPr>
+      <w:r>
+        <w:rPr>
+          <w:b/>
+          <w:bCs/>
+        </w:rPr>
+        <w:t xml:space="preserve">② 선회 구역의 ’열’은 열이 아니다.</w:t>
+      </w:r>
+      <w:r>
+        <w:t xml:space="preserve"> </w:t>
+      </w:r>
+      <w:r>
+        <w:t xml:space="preserve">선회 중에는 같은 나무들을 다른 각도에서 본다. 위상 집중도는 여전히 높게(0.6~0.9) 나오지만 그건 진짜 열이 아니다. 게이트가 이를 걸러내지 못했다.</w:t>
+      </w:r>
+    </w:p>
+    <w:p>
+      <w:pPr>
+        <w:pStyle w:val="BodyText"/>
+      </w:pPr>
+      <w:r>
+        <w:rPr>
+          <w:b/>
+          <w:bCs/>
+        </w:rPr>
+        <w:t xml:space="preserve">③ 자세가 틀어지자 로봇이 나무 열로 들어갔다.</w:t>
+      </w:r>
+      <w:r>
+        <w:t xml:space="preserve"> </w:t>
+      </w:r>
+      <w:r>
+        <w:t xml:space="preserve">잘못된 위치를 믿고 조향하니 통로가 아닌 곳으로 갔다.</w:t>
+      </w:r>
+    </w:p>
+    <w:p>
+      <w:pPr>
+        <w:pStyle w:val="BodyText"/>
+      </w:pPr>
+      <w:r>
+        <w:rPr>
+          <w:b/>
+          <w:bCs/>
+        </w:rPr>
+        <w:t xml:space="preserve">④ 박힌 채로 바퀴만 돌았다.</w:t>
+      </w:r>
+      <w:r>
+        <w:t xml:space="preserve"> </w:t>
+      </w:r>
+      <w:r>
+        <w:t xml:space="preserve">결정적 증거:</w:t>
+      </w:r>
+    </w:p>
+    <w:p>
+      <w:pPr>
+        <w:pStyle w:val="SourceCode"/>
+      </w:pPr>
+      <w:r>
+        <w:rPr>
+          <w:rStyle w:val="VerbatimChar"/>
+        </w:rPr>
+        <w:t xml:space="preserve">오도메트리 x = 35.17 m   (계속 증가)</w:t>
+      </w:r>
+      <w:r>
+        <w:br/>
+      </w:r>
+      <w:r>
+        <w:rPr>
+          <w:rStyle w:val="VerbatimChar"/>
+        </w:rPr>
+        <w:t xml:space="preserve">참값       x = -8.543    (소수점 4자리까지 정지)</w:t>
+      </w:r>
+    </w:p>
+    <w:p>
+      <w:pPr>
+        <w:pStyle w:val="FirstParagraph"/>
+      </w:pPr>
+      <w:r>
+        <w:rPr>
+          <w:b/>
+          <w:bCs/>
+        </w:rPr>
+        <w:t xml:space="preserve">로봇은 완전히 멈춰 있는데 오도메트리는 35 m를 갔다고 보고한다.</w:t>
+      </w:r>
+      <w:r>
+        <w:t xml:space="preserve"> </w:t>
+      </w:r>
+      <w:r>
+        <w:t xml:space="preserve">종방향 보정을 끈 상태라 이 폭주를 잡을 수단이 없었고, 추정 위치가 그대로 30 m 밖으로 달아났다.</w:t>
+      </w:r>
+    </w:p>
+    <w:bookmarkEnd w:id="30"/>
+    <w:bookmarkStart w:id="31" w:name="이번에-넣은-방어"/>
+    <w:p>
+      <w:pPr>
+        <w:pStyle w:val="Heading3"/>
+      </w:pPr>
+      <w:r>
+        <w:t xml:space="preserve">이번에 넣은 방어</w:t>
+      </w:r>
+    </w:p>
+    <w:p>
+      <w:pPr>
+        <w:pStyle w:val="FirstParagraph"/>
+      </w:pPr>
+      <w:r>
+        <w:t xml:space="preserve">게이트에 세 가지를 더했다 (</w:t>
+      </w:r>
+      <w:r>
+        <w:rPr>
+          <w:rStyle w:val="VerbatimChar"/>
+        </w:rPr>
+        <w:t xml:space="preserve">rowlocalize.gate</w:t>
+      </w:r>
+      <w:r>
+        <w:t xml:space="preserve">):</w:t>
       </w:r>
     </w:p>
     <w:tbl>
@@ -3161,21 +3566,21 @@
               <w:rPr>
                 <w:sz w:val="18"/>
               </w:rPr>
-              <w:t xml:space="preserve">항목</w:t>
-            </w:r>
-          </w:p>
-        </w:tc>
-        <w:tc>
-          <w:tcPr/>
-          <w:p>
-            <w:pPr>
-              <w:pStyle w:val="Compact"/>
-            </w:pPr>
-            <w:r>
-              <w:rPr>
-                <w:sz w:val="18"/>
-              </w:rPr>
-              <w:t xml:space="preserve">상태</w:t>
+              <w:t xml:space="preserve">조건</w:t>
+            </w:r>
+          </w:p>
+        </w:tc>
+        <w:tc>
+          <w:tcPr/>
+          <w:p>
+            <w:pPr>
+              <w:pStyle w:val="Compact"/>
+            </w:pPr>
+            <w:r>
+              <w:rPr>
+                <w:sz w:val="18"/>
+              </w:rPr>
+              <w:t xml:space="preserve">왜</w:t>
             </w:r>
           </w:p>
         </w:tc>
@@ -3191,21 +3596,21 @@
               <w:rPr>
                 <w:sz w:val="18"/>
               </w:rPr>
-              <w:t xml:space="preserve">맵 번들</w:t>
-            </w:r>
-          </w:p>
-        </w:tc>
-        <w:tc>
-          <w:tcPr/>
-          <w:p>
-            <w:pPr>
-              <w:pStyle w:val="Compact"/>
-            </w:pPr>
-            <w:r>
-              <w:rPr>
-                <w:sz w:val="18"/>
-              </w:rPr>
-              <w:t xml:space="preserve">✅ 완료 (중심선 58 mm)</w:t>
+              <w:t xml:space="preserve">요 해가 탐색 경계에 붙으면 거부</w:t>
+            </w:r>
+          </w:p>
+        </w:tc>
+        <w:tc>
+          <w:tcPr/>
+          <w:p>
+            <w:pPr>
+              <w:pStyle w:val="Compact"/>
+            </w:pPr>
+            <w:r>
+              <w:rPr>
+                <w:sz w:val="18"/>
+              </w:rPr>
+              <w:t xml:space="preserve">진짜 해가 범위 밖이라는 신호다</w:t>
             </w:r>
           </w:p>
         </w:tc>
@@ -3221,21 +3626,21 @@
               <w:rPr>
                 <w:sz w:val="18"/>
               </w:rPr>
-              <w:t xml:space="preserve">열 상대 로컬리제이션</w:t>
-            </w:r>
-          </w:p>
-        </w:tc>
-        <w:tc>
-          <w:tcPr/>
-          <w:p>
-            <w:pPr>
-              <w:pStyle w:val="Compact"/>
-            </w:pPr>
-            <w:r>
-              <w:rPr>
-                <w:sz w:val="18"/>
-              </w:rPr>
-              <w:t xml:space="preserve">✅ 완료 (합성 10/10, 실기 동작)</w:t>
+              <w:t xml:space="preserve">나무 구역 밖이면 거부</w:t>
+            </w:r>
+          </w:p>
+        </w:tc>
+        <w:tc>
+          <w:tcPr/>
+          <w:p>
+            <w:pPr>
+              <w:pStyle w:val="Compact"/>
+            </w:pPr>
+            <w:r>
+              <w:rPr>
+                <w:sz w:val="18"/>
+              </w:rPr>
+              <w:t xml:space="preserve">선회 구역의 ’열’은 다른 각도에서 본 같은 나무다</w:t>
             </w:r>
           </w:p>
         </w:tc>
@@ -3251,152 +3656,21 @@
               <w:rPr>
                 <w:sz w:val="18"/>
               </w:rPr>
-              <w:t xml:space="preserve">융합 노드</w:t>
-            </w:r>
-          </w:p>
-        </w:tc>
-        <w:tc>
-          <w:tcPr/>
-          <w:p>
-            <w:pPr>
-              <w:pStyle w:val="Compact"/>
-            </w:pPr>
-            <w:r>
-              <w:rPr>
-                <w:sz w:val="18"/>
-              </w:rPr>
-              <w:t xml:space="preserve">✅ 완료 (</w:t>
-            </w:r>
-            <w:r>
-              <w:rPr>
-                <w:rStyle w:val="VerbatimChar"/>
-                <w:sz w:val="18"/>
-              </w:rPr>
-              <w:t xml:space="preserve">map_localizer</w:t>
-            </w:r>
-            <w:r>
-              <w:rPr>
-                <w:sz w:val="18"/>
-              </w:rPr>
-              <w:t xml:space="preserve">, gt_localizer와 교체 가능)</w:t>
-            </w:r>
-          </w:p>
-        </w:tc>
-      </w:tr>
-      <w:tr>
-        <w:tc>
-          <w:tcPr/>
-          <w:p>
-            <w:pPr>
-              <w:pStyle w:val="Compact"/>
-            </w:pPr>
-            <w:r>
-              <w:rPr>
-                <w:b/>
-                <w:bCs/>
-                <w:sz w:val="18"/>
-              </w:rPr>
-              <w:t xml:space="preserve">9개 통로 완주</w:t>
-            </w:r>
-          </w:p>
-        </w:tc>
-        <w:tc>
-          <w:tcPr/>
-          <w:p>
-            <w:pPr>
-              <w:pStyle w:val="Compact"/>
-            </w:pPr>
-            <w:r>
-              <w:rPr>
-                <w:sz w:val="18"/>
-              </w:rPr>
-              <w:t xml:space="preserve">⏳</w:t>
-            </w:r>
-            <w:r>
-              <w:rPr>
-                <w:sz w:val="18"/>
-              </w:rPr>
-              <w:t xml:space="preserve"> </w:t>
-            </w:r>
-            <w:r>
-              <w:rPr>
-                <w:b/>
-                <w:bCs/>
-                <w:sz w:val="18"/>
-              </w:rPr>
-              <w:t xml:space="preserve">미완</w:t>
-            </w:r>
-            <w:r>
-              <w:rPr>
-                <w:sz w:val="18"/>
-              </w:rPr>
-              <w:t xml:space="preserve"> </w:t>
-            </w:r>
-            <w:r>
-              <w:rPr>
-                <w:sz w:val="18"/>
-              </w:rPr>
-              <w:t xml:space="preserve">— 로봇이 1.5 m 주행 후 정지, 원인 미규명</w:t>
-            </w:r>
-          </w:p>
-        </w:tc>
-      </w:tr>
-      <w:tr>
-        <w:tc>
-          <w:tcPr/>
-          <w:p>
-            <w:pPr>
-              <w:pStyle w:val="Compact"/>
-            </w:pPr>
-            <w:r>
-              <w:rPr>
-                <w:sz w:val="18"/>
-              </w:rPr>
-              <w:t xml:space="preserve">종방향 절대 기준 (열 끝 앵커)</w:t>
-            </w:r>
-          </w:p>
-        </w:tc>
-        <w:tc>
-          <w:tcPr/>
-          <w:p>
-            <w:pPr>
-              <w:pStyle w:val="Compact"/>
-            </w:pPr>
-            <w:r>
-              <w:rPr>
-                <w:sz w:val="18"/>
-              </w:rPr>
-              <w:t xml:space="preserve">⏳ 미착수</w:t>
-            </w:r>
-          </w:p>
-        </w:tc>
-      </w:tr>
-      <w:tr>
-        <w:tc>
-          <w:tcPr/>
-          <w:p>
-            <w:pPr>
-              <w:pStyle w:val="Compact"/>
-            </w:pPr>
-            <w:r>
-              <w:rPr>
-                <w:sz w:val="18"/>
-              </w:rPr>
-              <w:t xml:space="preserve">경로 추종 정확도</w:t>
-            </w:r>
-          </w:p>
-        </w:tc>
-        <w:tc>
-          <w:tcPr/>
-          <w:p>
-            <w:pPr>
-              <w:pStyle w:val="Compact"/>
-            </w:pPr>
-            <w:r>
-              <w:rPr>
-                <w:sz w:val="18"/>
-              </w:rPr>
-              <w:t xml:space="preserve">⏳ 미측정</w:t>
+              <w:t xml:space="preserve">보정량이 0.8 m 넘으면 거부</w:t>
+            </w:r>
+          </w:p>
+        </w:tc>
+        <w:tc>
+          <w:tcPr/>
+          <w:p>
+            <w:pPr>
+              <w:pStyle w:val="Compact"/>
+            </w:pPr>
+            <w:r>
+              <w:rPr>
+                <w:sz w:val="18"/>
+              </w:rPr>
+              <w:t xml:space="preserve">갑자기 크게 튀는 보정은 잘못 붙은 것이다</w:t>
             </w:r>
           </w:p>
         </w:tc>
@@ -3407,41 +3681,166 @@
         <w:pStyle w:val="BodyText"/>
       </w:pPr>
       <w:r>
+        <w:t xml:space="preserve">이것으로</w:t>
+      </w:r>
+      <w:r>
+        <w:t xml:space="preserve"> </w:t>
+      </w:r>
+      <w:r>
         <w:rPr>
           <w:b/>
           <w:bCs/>
         </w:rPr>
-        <w:t xml:space="preserve">다음 우선순위는 완주 시험이다.</w:t>
-      </w:r>
-      <w:r>
-        <w:t xml:space="preserve"> </w:t>
-      </w:r>
-      <w:r>
-        <w:t xml:space="preserve">로컬리제이션은 검증됐지만, 통로를 끝까지 돌고 선회해서 다음 통로로 넘어가는 전체 순환이 아직 증명되지 않았다. 특히</w:t>
-      </w:r>
-      <w:r>
-        <w:t xml:space="preserve"> </w:t>
-      </w:r>
+        <w:t xml:space="preserve">발산 속도는 늦췄지만 막지는 못했다</w:t>
+      </w:r>
+      <w:r>
+        <w:t xml:space="preserve"> </w:t>
+      </w:r>
+      <w:r>
+        <w:t xml:space="preserve">(RMS 21.7 m 유지). 근본 원인인 ④가 남아 있기 때문이다.</w:t>
+      </w:r>
+    </w:p>
+    <w:bookmarkEnd w:id="31"/>
+    <w:bookmarkStart w:id="32" w:name="다음에-해야-할-것-우선순위-순"/>
+    <w:p>
+      <w:pPr>
+        <w:pStyle w:val="Heading3"/>
+      </w:pPr>
+      <w:r>
+        <w:t xml:space="preserve">다음에 해야 할 것 (우선순위 순)</w:t>
+      </w:r>
+    </w:p>
+    <w:p>
+      <w:pPr>
+        <w:pStyle w:val="Compact"/>
+        <w:numPr>
+          <w:ilvl w:val="0"/>
+          <w:numId w:val="1003"/>
+        </w:numPr>
+      </w:pPr>
       <w:r>
         <w:rPr>
           <w:b/>
           <w:bCs/>
         </w:rPr>
-        <w:t xml:space="preserve">선회 구역에서 열이 시야에서 사라질 때</w:t>
-      </w:r>
-      <w:r>
-        <w:t xml:space="preserve"> </w:t>
-      </w:r>
-      <w:r>
-        <w:t xml:space="preserve">어떻게 되는지가 이 설계의 마지막 관문이다 — 원래 LIO가 죽은 바로 그 지점이기 때문이다.</w:t>
-      </w:r>
-    </w:p>
-    <w:p>
-      <w:pPr>
-        <w:pStyle w:val="BodyText"/>
-      </w:pPr>
-      <w:r>
-        <w:t xml:space="preserve">종방향 절대 기준(열 끝 앵커)도 완주 시험에서 필요해진다. 통로 하나가 51 m인데 그동안 종방향은 오도메트리만으로 가기 때문이다.</w:t>
+        <w:t xml:space="preserve">슬립·정지 감지</w:t>
+      </w:r>
+      <w:r>
+        <w:t xml:space="preserve"> </w:t>
+      </w:r>
+      <w:r>
+        <w:t xml:space="preserve">— 오도메트리가</w:t>
+      </w:r>
+      <w:r>
+        <w:t xml:space="preserve"> </w:t>
+      </w:r>
+      <w:r>
+        <w:t xml:space="preserve">“움직였다”</w:t>
+      </w:r>
+      <w:r>
+        <w:t xml:space="preserve">고 하는데 스캔이</w:t>
+      </w:r>
+      <w:r>
+        <w:t xml:space="preserve"> </w:t>
+      </w:r>
+      <w:r>
+        <w:t xml:space="preserve">“안 움직였다”</w:t>
+      </w:r>
+      <w:r>
+        <w:t xml:space="preserve">고 하면 오도메트리를 믿지 않는다. 두 변위를 비교하면 바로 잡힌다. 이미 있는 정지 사유 코드</w:t>
+      </w:r>
+      <w:r>
+        <w:t xml:space="preserve"> </w:t>
+      </w:r>
+      <w:r>
+        <w:rPr>
+          <w:rStyle w:val="VerbatimChar"/>
+        </w:rPr>
+        <w:t xml:space="preserve">TRACTION_LOSS</w:t>
+      </w:r>
+      <w:r>
+        <w:t xml:space="preserve"> </w:t>
+      </w:r>
+      <w:r>
+        <w:t xml:space="preserve">로 개입 큐에 올리면 관제가 즉시 안다.</w:t>
+      </w:r>
+    </w:p>
+    <w:p>
+      <w:pPr>
+        <w:pStyle w:val="Compact"/>
+        <w:numPr>
+          <w:ilvl w:val="0"/>
+          <w:numId w:val="1003"/>
+        </w:numPr>
+      </w:pPr>
+      <w:r>
+        <w:rPr>
+          <w:b/>
+          <w:bCs/>
+        </w:rPr>
+        <w:t xml:space="preserve">선회 중 보정 중단 + 선회 후 재획득</w:t>
+      </w:r>
+      <w:r>
+        <w:t xml:space="preserve"> </w:t>
+      </w:r>
+      <w:r>
+        <w:t xml:space="preserve">— 선회는 오도메트리(자이로)로만 통과하고, 통로에 들어선 뒤 열을 다시 잡는다. 요 탐색 범위도 재획득 시에는 넓게(±90°) 열어야 한다.</w:t>
+      </w:r>
+    </w:p>
+    <w:p>
+      <w:pPr>
+        <w:pStyle w:val="Compact"/>
+        <w:numPr>
+          <w:ilvl w:val="0"/>
+          <w:numId w:val="1003"/>
+        </w:numPr>
+      </w:pPr>
+      <w:r>
+        <w:rPr>
+          <w:b/>
+          <w:bCs/>
+        </w:rPr>
+        <w:t xml:space="preserve">종방향 절대 기준(열 끝 앵커)</w:t>
+      </w:r>
+      <w:r>
+        <w:t xml:space="preserve"> </w:t>
+      </w:r>
+      <w:r>
+        <w:t xml:space="preserve">— 통로 하나가 51 m인데 그동안 종방향은 오도메트리뿐이다.</w:t>
+      </w:r>
+    </w:p>
+    <w:p>
+      <w:pPr>
+        <w:pStyle w:val="BlockText"/>
+      </w:pPr>
+      <w:r>
+        <w:rPr>
+          <w:b/>
+          <w:bCs/>
+        </w:rPr>
+        <w:t xml:space="preserve">가장 큰 교훈</w:t>
+      </w:r>
+      <w:r>
+        <w:t xml:space="preserve"> </w:t>
+      </w:r>
+      <w:r>
+        <w:t xml:space="preserve">— 통로 안에서 잘 된다고 시스템이 되는 게 아니다.</w:t>
+      </w:r>
+      <w:r>
+        <w:t xml:space="preserve"> </w:t>
+      </w:r>
+      <w:r>
+        <w:rPr>
+          <w:b/>
+          <w:bCs/>
+        </w:rPr>
+        <w:t xml:space="preserve">원래 LIO 가 죽은 자리(선회)에서 이 설계도 넘어졌다.</w:t>
+      </w:r>
+      <w:r>
+        <w:t xml:space="preserve"> </w:t>
+      </w:r>
+      <w:r>
+        <w:t xml:space="preserve">다만 이번에는 왜 넘어졌는지가 측정으로 분명하고, 셋 다 풀 수 있는 문제다. LIO 의 실패는 센서 시야라는 물리적 한계였지만, 이번 실패는 게이트 설계와 슬립 감지 부재라는 구현 문제다.</w:t>
       </w:r>
     </w:p>
     <w:p>
@@ -3451,8 +3850,408 @@
         </w:pict>
       </w:r>
     </w:p>
-    <w:bookmarkEnd w:id="30"/>
-    <w:bookmarkStart w:id="31" w:name="부록-검증-스크립트"/>
+    <w:bookmarkEnd w:id="32"/>
+    <w:bookmarkEnd w:id="33"/>
+    <w:bookmarkStart w:id="34" w:name="남은-일"/>
+    <w:p>
+      <w:pPr>
+        <w:pStyle w:val="Heading2"/>
+      </w:pPr>
+      <w:r>
+        <w:t xml:space="preserve">7. 남은 일</w:t>
+      </w:r>
+    </w:p>
+    <w:tbl>
+      <w:tblPr>
+        <w:tblStyle w:val="Table"/>
+        <w:tblW w:type="auto" w:w="0"/>
+        <w:tblLook w:firstRow="1" w:lastRow="0" w:firstColumn="0" w:lastColumn="0" w:noHBand="0" w:noVBand="0" w:val="0020"/>
+        <w:tblBorders>
+          <w:top w:val="single" w:sz="4" w:color="8aa0b8"/>
+          <w:left w:val="single" w:sz="4" w:color="8aa0b8"/>
+          <w:bottom w:val="single" w:sz="4" w:color="8aa0b8"/>
+          <w:right w:val="single" w:sz="4" w:color="8aa0b8"/>
+          <w:insideH w:val="single" w:sz="4" w:color="8aa0b8"/>
+          <w:insideV w:val="single" w:sz="4" w:color="8aa0b8"/>
+        </w:tblBorders>
+      </w:tblPr>
+      <w:tblGrid>
+        <w:gridCol w:w="3960"/>
+        <w:gridCol w:w="3960"/>
+      </w:tblGrid>
+      <w:tr>
+        <w:trPr>
+          <w:tblHeader w:val="on"/>
+        </w:trPr>
+        <w:tc>
+          <w:tcPr/>
+          <w:p>
+            <w:pPr>
+              <w:pStyle w:val="Compact"/>
+            </w:pPr>
+            <w:r>
+              <w:rPr>
+                <w:sz w:val="18"/>
+              </w:rPr>
+              <w:t xml:space="preserve">항목</w:t>
+            </w:r>
+          </w:p>
+        </w:tc>
+        <w:tc>
+          <w:tcPr/>
+          <w:p>
+            <w:pPr>
+              <w:pStyle w:val="Compact"/>
+            </w:pPr>
+            <w:r>
+              <w:rPr>
+                <w:sz w:val="18"/>
+              </w:rPr>
+              <w:t xml:space="preserve">상태</w:t>
+            </w:r>
+          </w:p>
+        </w:tc>
+      </w:tr>
+      <w:tr>
+        <w:tc>
+          <w:tcPr/>
+          <w:p>
+            <w:pPr>
+              <w:pStyle w:val="Compact"/>
+            </w:pPr>
+            <w:r>
+              <w:rPr>
+                <w:sz w:val="18"/>
+              </w:rPr>
+              <w:t xml:space="preserve">맵 번들</w:t>
+            </w:r>
+          </w:p>
+        </w:tc>
+        <w:tc>
+          <w:tcPr/>
+          <w:p>
+            <w:pPr>
+              <w:pStyle w:val="Compact"/>
+            </w:pPr>
+            <w:r>
+              <w:rPr>
+                <w:sz w:val="18"/>
+              </w:rPr>
+              <w:t xml:space="preserve">✅ 완료 (중심선 58 mm)</w:t>
+            </w:r>
+          </w:p>
+        </w:tc>
+      </w:tr>
+      <w:tr>
+        <w:tc>
+          <w:tcPr/>
+          <w:p>
+            <w:pPr>
+              <w:pStyle w:val="Compact"/>
+            </w:pPr>
+            <w:r>
+              <w:rPr>
+                <w:sz w:val="18"/>
+              </w:rPr>
+              <w:t xml:space="preserve">열 상대 로컬리제이션</w:t>
+            </w:r>
+          </w:p>
+        </w:tc>
+        <w:tc>
+          <w:tcPr/>
+          <w:p>
+            <w:pPr>
+              <w:pStyle w:val="Compact"/>
+            </w:pPr>
+            <w:r>
+              <w:rPr>
+                <w:sz w:val="18"/>
+              </w:rPr>
+              <w:t xml:space="preserve">✅ 완료 (합성 10/10, 실기 동작)</w:t>
+            </w:r>
+          </w:p>
+        </w:tc>
+      </w:tr>
+      <w:tr>
+        <w:tc>
+          <w:tcPr/>
+          <w:p>
+            <w:pPr>
+              <w:pStyle w:val="Compact"/>
+            </w:pPr>
+            <w:r>
+              <w:rPr>
+                <w:sz w:val="18"/>
+              </w:rPr>
+              <w:t xml:space="preserve">융합 노드</w:t>
+            </w:r>
+          </w:p>
+        </w:tc>
+        <w:tc>
+          <w:tcPr/>
+          <w:p>
+            <w:pPr>
+              <w:pStyle w:val="Compact"/>
+            </w:pPr>
+            <w:r>
+              <w:rPr>
+                <w:sz w:val="18"/>
+              </w:rPr>
+              <w:t xml:space="preserve">✅ 완료 (</w:t>
+            </w:r>
+            <w:r>
+              <w:rPr>
+                <w:rStyle w:val="VerbatimChar"/>
+                <w:sz w:val="18"/>
+              </w:rPr>
+              <w:t xml:space="preserve">map_localizer</w:t>
+            </w:r>
+            <w:r>
+              <w:rPr>
+                <w:sz w:val="18"/>
+              </w:rPr>
+              <w:t xml:space="preserve">, gt_localizer와 교체 가능)</w:t>
+            </w:r>
+          </w:p>
+        </w:tc>
+      </w:tr>
+      <w:tr>
+        <w:tc>
+          <w:tcPr/>
+          <w:p>
+            <w:pPr>
+              <w:pStyle w:val="Compact"/>
+            </w:pPr>
+            <w:r>
+              <w:rPr>
+                <w:sz w:val="18"/>
+              </w:rPr>
+              <w:t xml:space="preserve">통로 안 주행</w:t>
+            </w:r>
+          </w:p>
+        </w:tc>
+        <w:tc>
+          <w:tcPr/>
+          <w:p>
+            <w:pPr>
+              <w:pStyle w:val="Compact"/>
+            </w:pPr>
+            <w:r>
+              <w:rPr>
+                <w:sz w:val="18"/>
+              </w:rPr>
+              <w:t xml:space="preserve">✅ 검증 (RMS 45~142 mm)</w:t>
+            </w:r>
+          </w:p>
+        </w:tc>
+      </w:tr>
+      <w:tr>
+        <w:tc>
+          <w:tcPr/>
+          <w:p>
+            <w:pPr>
+              <w:pStyle w:val="Compact"/>
+            </w:pPr>
+            <w:r>
+              <w:rPr>
+                <w:b/>
+                <w:bCs/>
+                <w:sz w:val="18"/>
+              </w:rPr>
+              <w:t xml:space="preserve">선회 통과</w:t>
+            </w:r>
+          </w:p>
+        </w:tc>
+        <w:tc>
+          <w:tcPr/>
+          <w:p>
+            <w:pPr>
+              <w:pStyle w:val="Compact"/>
+            </w:pPr>
+            <w:r>
+              <w:rPr>
+                <w:sz w:val="18"/>
+              </w:rPr>
+              <w:t xml:space="preserve">❌</w:t>
+            </w:r>
+            <w:r>
+              <w:rPr>
+                <w:sz w:val="18"/>
+              </w:rPr>
+              <w:t xml:space="preserve"> </w:t>
+            </w:r>
+            <w:r>
+              <w:rPr>
+                <w:b/>
+                <w:bCs/>
+                <w:sz w:val="18"/>
+              </w:rPr>
+              <w:t xml:space="preserve">실패</w:t>
+            </w:r>
+            <w:r>
+              <w:rPr>
+                <w:sz w:val="18"/>
+              </w:rPr>
+              <w:t xml:space="preserve"> </w:t>
+            </w:r>
+            <w:r>
+              <w:rPr>
+                <w:sz w:val="18"/>
+              </w:rPr>
+              <w:t xml:space="preserve">— 원인 규명 완료 (§6.5)</w:t>
+            </w:r>
+          </w:p>
+        </w:tc>
+      </w:tr>
+      <w:tr>
+        <w:tc>
+          <w:tcPr/>
+          <w:p>
+            <w:pPr>
+              <w:pStyle w:val="Compact"/>
+            </w:pPr>
+            <w:r>
+              <w:rPr>
+                <w:sz w:val="18"/>
+              </w:rPr>
+              <w:t xml:space="preserve">슬립·정지 감지</w:t>
+            </w:r>
+          </w:p>
+        </w:tc>
+        <w:tc>
+          <w:tcPr/>
+          <w:p>
+            <w:pPr>
+              <w:pStyle w:val="Compact"/>
+            </w:pPr>
+            <w:r>
+              <w:rPr>
+                <w:sz w:val="18"/>
+              </w:rPr>
+              <w:t xml:space="preserve">⏳ 미착수 —</w:t>
+            </w:r>
+            <w:r>
+              <w:rPr>
+                <w:sz w:val="18"/>
+              </w:rPr>
+              <w:t xml:space="preserve"> </w:t>
+            </w:r>
+            <w:r>
+              <w:rPr>
+                <w:b/>
+                <w:bCs/>
+                <w:sz w:val="18"/>
+              </w:rPr>
+              <w:t xml:space="preserve">최우선</w:t>
+            </w:r>
+          </w:p>
+        </w:tc>
+      </w:tr>
+      <w:tr>
+        <w:tc>
+          <w:tcPr/>
+          <w:p>
+            <w:pPr>
+              <w:pStyle w:val="Compact"/>
+            </w:pPr>
+            <w:r>
+              <w:rPr>
+                <w:sz w:val="18"/>
+              </w:rPr>
+              <w:t xml:space="preserve">선회 중 보정 중단·재획득</w:t>
+            </w:r>
+          </w:p>
+        </w:tc>
+        <w:tc>
+          <w:tcPr/>
+          <w:p>
+            <w:pPr>
+              <w:pStyle w:val="Compact"/>
+            </w:pPr>
+            <w:r>
+              <w:rPr>
+                <w:sz w:val="18"/>
+              </w:rPr>
+              <w:t xml:space="preserve">⏳ 미착수</w:t>
+            </w:r>
+          </w:p>
+        </w:tc>
+      </w:tr>
+      <w:tr>
+        <w:tc>
+          <w:tcPr/>
+          <w:p>
+            <w:pPr>
+              <w:pStyle w:val="Compact"/>
+            </w:pPr>
+            <w:r>
+              <w:rPr>
+                <w:sz w:val="18"/>
+              </w:rPr>
+              <w:t xml:space="preserve">종방향 절대 기준 (열 끝 앵커)</w:t>
+            </w:r>
+          </w:p>
+        </w:tc>
+        <w:tc>
+          <w:tcPr/>
+          <w:p>
+            <w:pPr>
+              <w:pStyle w:val="Compact"/>
+            </w:pPr>
+            <w:r>
+              <w:rPr>
+                <w:sz w:val="18"/>
+              </w:rPr>
+              <w:t xml:space="preserve">⏳ 미착수</w:t>
+            </w:r>
+          </w:p>
+        </w:tc>
+      </w:tr>
+    </w:tbl>
+    <w:p>
+      <w:pPr>
+        <w:pStyle w:val="BodyText"/>
+      </w:pPr>
+      <w:r>
+        <w:rPr>
+          <w:b/>
+          <w:bCs/>
+        </w:rPr>
+        <w:t xml:space="preserve">다음 우선순위는 슬립 감지다.</w:t>
+      </w:r>
+      <w:r>
+        <w:t xml:space="preserve"> </w:t>
+      </w:r>
+      <w:r>
+        <w:t xml:space="preserve">§6.5에서 보듯 실패의 사슬 맨 끝은</w:t>
+      </w:r>
+      <w:r>
+        <w:t xml:space="preserve"> </w:t>
+      </w:r>
+      <w:r>
+        <w:t xml:space="preserve">“박힌 채 바퀴만 도는데 오도메트리를 그대로 믿은 것”</w:t>
+      </w:r>
+      <w:r>
+        <w:t xml:space="preserve">이었다. 이건 스캔 변위와 오도메트리 변위를 비교하면 바로 잡히고, 잡으면 폭주 자체가 사라진다.</w:t>
+      </w:r>
+    </w:p>
+    <w:p>
+      <w:pPr>
+        <w:pStyle w:val="BodyText"/>
+      </w:pPr>
+      <w:r>
+        <w:t xml:space="preserve">그다음이 선회 처리다. 선회는 자이로로 통과하고 통로 진입 후 재획득하되, 재획득 시 요 탐색 범위를 넓게 열어야 한다.</w:t>
+      </w:r>
+    </w:p>
+    <w:p>
+      <w:r>
+        <w:pict>
+          <v:rect style="width:0;height:1.5pt" o:hralign="center" o:hrstd="t" o:hr="t"/>
+        </w:pict>
+      </w:r>
+    </w:p>
+    <w:bookmarkEnd w:id="34"/>
+    <w:bookmarkStart w:id="35" w:name="부록-검증-스크립트"/>
     <w:p>
       <w:pPr>
         <w:pStyle w:val="Heading2"/>
@@ -3753,8 +4552,8 @@
         </w:tc>
       </w:tr>
     </w:tbl>
-    <w:bookmarkEnd w:id="31"/>
-    <w:bookmarkEnd w:id="32"/>
+    <w:bookmarkEnd w:id="35"/>
+    <w:bookmarkEnd w:id="36"/>
     <w:sectPr>
       <w:footnotePr>
         <w:numRestart w:val="eachSect"/>
@@ -3968,6 +4767,91 @@
       </w:rPr>
     </w:lvl>
   </w:abstractNum>
+  <w:abstractNum w:abstractNumId="99411">
+    <w:nsid w:val="00A99411"/>
+    <w:multiLevelType w:val="multilevel"/>
+    <w:lvl w:ilvl="0">
+      <w:start w:val="1"/>
+      <w:numFmt w:val="decimal"/>
+      <w:lvlText w:val="%1."/>
+      <w:lvlJc w:val="left"/>
+      <w:pPr>
+        <w:ind w:left="720" w:hanging="360"/>
+      </w:pPr>
+    </w:lvl>
+    <w:lvl w:ilvl="1">
+      <w:start w:val="1"/>
+      <w:numFmt w:val="decimal"/>
+      <w:lvlText w:val="%2."/>
+      <w:lvlJc w:val="left"/>
+      <w:pPr>
+        <w:ind w:left="1440" w:hanging="360"/>
+      </w:pPr>
+    </w:lvl>
+    <w:lvl w:ilvl="2">
+      <w:start w:val="1"/>
+      <w:numFmt w:val="decimal"/>
+      <w:lvlText w:val="%3."/>
+      <w:lvlJc w:val="left"/>
+      <w:pPr>
+        <w:ind w:left="2160" w:hanging="360"/>
+      </w:pPr>
+    </w:lvl>
+    <w:lvl w:ilvl="3">
+      <w:start w:val="1"/>
+      <w:numFmt w:val="decimal"/>
+      <w:lvlText w:val="%4."/>
+      <w:lvlJc w:val="left"/>
+      <w:pPr>
+        <w:ind w:left="2880" w:hanging="360"/>
+      </w:pPr>
+    </w:lvl>
+    <w:lvl w:ilvl="4">
+      <w:start w:val="1"/>
+      <w:numFmt w:val="decimal"/>
+      <w:lvlText w:val="%5."/>
+      <w:lvlJc w:val="left"/>
+      <w:pPr>
+        <w:ind w:left="3600" w:hanging="360"/>
+      </w:pPr>
+    </w:lvl>
+    <w:lvl w:ilvl="5">
+      <w:start w:val="1"/>
+      <w:numFmt w:val="decimal"/>
+      <w:lvlText w:val="%6."/>
+      <w:lvlJc w:val="left"/>
+      <w:pPr>
+        <w:ind w:left="4320" w:hanging="360"/>
+      </w:pPr>
+    </w:lvl>
+    <w:lvl w:ilvl="6">
+      <w:start w:val="1"/>
+      <w:numFmt w:val="decimal"/>
+      <w:lvlText w:val="%7."/>
+      <w:lvlJc w:val="left"/>
+      <w:pPr>
+        <w:ind w:left="5040" w:hanging="360"/>
+      </w:pPr>
+    </w:lvl>
+    <w:lvl w:ilvl="7">
+      <w:start w:val="1"/>
+      <w:numFmt w:val="decimal"/>
+      <w:lvlText w:val="%8."/>
+      <w:lvlJc w:val="left"/>
+      <w:pPr>
+        <w:ind w:left="5760" w:hanging="360"/>
+      </w:pPr>
+    </w:lvl>
+    <w:lvl w:ilvl="8">
+      <w:start w:val="1"/>
+      <w:numFmt w:val="decimal"/>
+      <w:lvlText w:val="%9."/>
+      <w:lvlJc w:val="left"/>
+      <w:pPr>
+        <w:ind w:left="6480" w:hanging="360"/>
+      </w:pPr>
+    </w:lvl>
+  </w:abstractNum>
   <w:num w:numId="1000">
     <w:abstractNumId w:val="990"/>
   </w:num>
@@ -3976,6 +4860,36 @@
   </w:num>
   <w:num w:numId="1002">
     <w:abstractNumId w:val="991"/>
+  </w:num>
+  <w:num w:numId="1003">
+    <w:abstractNumId w:val="99411"/>
+    <w:lvlOverride w:ilvl="0">
+      <w:startOverride w:val="1"/>
+    </w:lvlOverride>
+    <w:lvlOverride w:ilvl="1">
+      <w:startOverride w:val="1"/>
+    </w:lvlOverride>
+    <w:lvlOverride w:ilvl="2">
+      <w:startOverride w:val="1"/>
+    </w:lvlOverride>
+    <w:lvlOverride w:ilvl="3">
+      <w:startOverride w:val="1"/>
+    </w:lvlOverride>
+    <w:lvlOverride w:ilvl="4">
+      <w:startOverride w:val="1"/>
+    </w:lvlOverride>
+    <w:lvlOverride w:ilvl="5">
+      <w:startOverride w:val="1"/>
+    </w:lvlOverride>
+    <w:lvlOverride w:ilvl="6">
+      <w:startOverride w:val="1"/>
+    </w:lvlOverride>
+    <w:lvlOverride w:ilvl="7">
+      <w:startOverride w:val="1"/>
+    </w:lvlOverride>
+    <w:lvlOverride w:ilvl="8">
+      <w:startOverride w:val="1"/>
+    </w:lvlOverride>
   </w:num>
 </w:numbering>
 </file>

--- a/docs/design/M3_로컬리제이션_실험보고서.docx
+++ b/docs/design/M3_로컬리제이션_실험보고서.docx
@@ -28,7 +28,7 @@
         </w:p>
       </w:sdtContent>
     </w:sdt>
-    <w:bookmarkStart w:id="36" w:name="m3-사전-맵-로컬리제이션-실험-기록과-배운-것"/>
+    <w:bookmarkStart w:id="52" w:name="m3-사전-맵-로컬리제이션-실험-기록과-배운-것"/>
     <w:p>
       <w:pPr>
         <w:pStyle w:val="Heading1"/>
@@ -2361,7 +2361,7 @@
       <w:r>
         <w:drawing>
           <wp:inline>
-            <wp:extent cx="5334000" cy="3237952"/>
+            <wp:extent cx="5334000" cy="3256669"/>
             <wp:effectExtent b="0" l="0" r="0" t="0"/>
             <wp:docPr descr="주행 중 오차" title="" id="20" name="Picture"/>
             <a:graphic>
@@ -2382,7 +2382,7 @@
                   <pic:spPr bwMode="auto">
                     <a:xfrm>
                       <a:off x="0" y="0"/>
-                      <a:ext cx="5334000" cy="3237952"/>
+                      <a:ext cx="5334000" cy="3256669"/>
                     </a:xfrm>
                     <a:prstGeom prst="rect">
                       <a:avLst/>
@@ -2713,7 +2713,7 @@
       <w:r>
         <w:drawing>
           <wp:inline>
-            <wp:extent cx="4279392" cy="3419855"/>
+            <wp:extent cx="4315968" cy="3419855"/>
             <wp:effectExtent b="0" l="0" r="0" t="0"/>
             <wp:docPr descr="누적 여부" title="" id="23" name="Picture"/>
             <a:graphic>
@@ -2734,7 +2734,7 @@
                   <pic:spPr bwMode="auto">
                     <a:xfrm>
                       <a:off x="0" y="0"/>
-                      <a:ext cx="4279392" cy="3419855"/>
+                      <a:ext cx="4315968" cy="3419855"/>
                     </a:xfrm>
                     <a:prstGeom prst="rect">
                       <a:avLst/>
@@ -3852,13 +3852,118 @@
     </w:p>
     <w:bookmarkEnd w:id="32"/>
     <w:bookmarkEnd w:id="33"/>
-    <w:bookmarkStart w:id="34" w:name="남은-일"/>
+    <w:bookmarkStart w:id="40" w:name="재시도-새-실패-새-발견-셋"/>
     <w:p>
       <w:pPr>
         <w:pStyle w:val="Heading2"/>
       </w:pPr>
       <w:r>
-        <w:t xml:space="preserve">7. 남은 일</w:t>
+        <w:t xml:space="preserve">6.6 재시도 — 새 실패, 새 발견 셋</w:t>
+      </w:r>
+    </w:p>
+    <w:p>
+      <w:pPr>
+        <w:pStyle w:val="FirstParagraph"/>
+      </w:pPr>
+      <w:r>
+        <w:t xml:space="preserve">§6.5 의 대책(게이트 강화 + 슬립 감지)을 넣고 로봇을 복구해 재시도했다.</w:t>
+      </w:r>
+      <w:r>
+        <w:t xml:space="preserve"> </w:t>
+      </w:r>
+      <w:r>
+        <w:t xml:space="preserve">결과는 또 실패다. 그러나 이번 실패는 지난 실패와</w:t>
+      </w:r>
+      <w:r>
+        <w:t xml:space="preserve"> </w:t>
+      </w:r>
+      <w:r>
+        <w:rPr>
+          <w:b/>
+          <w:bCs/>
+        </w:rPr>
+        <w:t xml:space="preserve">다른 곳</w:t>
+      </w:r>
+      <w:r>
+        <w:t xml:space="preserve">에서 났고,</w:t>
+      </w:r>
+      <w:r>
+        <w:t xml:space="preserve"> </w:t>
+      </w:r>
+      <w:r>
+        <w:t xml:space="preserve">그 차이가 시스템을 한 겹씩 이해하게 해 줬다.</w:t>
+      </w:r>
+    </w:p>
+    <w:p>
+      <w:pPr>
+        <w:pStyle w:val="CaptionedFigure"/>
+      </w:pPr>
+      <w:r>
+        <w:drawing>
+          <wp:inline>
+            <wp:extent cx="5334000" cy="2875850"/>
+            <wp:effectExtent b="0" l="0" r="0" t="0"/>
+            <wp:docPr descr="헤드랜드 실패 해부" title="" id="35" name="Picture"/>
+            <a:graphic>
+              <a:graphicData uri="http://schemas.openxmlformats.org/drawingml/2006/picture">
+                <pic:pic>
+                  <pic:nvPicPr>
+                    <pic:cNvPr descr="../figures/m3/skid_anatomy.png" id="36" name="Picture"/>
+                    <pic:cNvPicPr>
+                      <a:picLocks noChangeArrowheads="1" noChangeAspect="1"/>
+                    </pic:cNvPicPr>
+                  </pic:nvPicPr>
+                  <pic:blipFill>
+                    <a:blip r:embed="rId34"/>
+                    <a:stretch>
+                      <a:fillRect/>
+                    </a:stretch>
+                  </pic:blipFill>
+                  <pic:spPr bwMode="auto">
+                    <a:xfrm>
+                      <a:off x="0" y="0"/>
+                      <a:ext cx="5334000" cy="2875850"/>
+                    </a:xfrm>
+                    <a:prstGeom prst="rect">
+                      <a:avLst/>
+                    </a:prstGeom>
+                    <a:noFill/>
+                    <a:ln w="9525">
+                      <a:noFill/>
+                      <a:headEnd/>
+                      <a:tailEnd/>
+                    </a:ln>
+                  </pic:spPr>
+                </pic:pic>
+              </a:graphicData>
+            </a:graphic>
+          </wp:inline>
+        </w:drawing>
+      </w:r>
+    </w:p>
+    <w:p>
+      <w:pPr>
+        <w:pStyle w:val="ImageCaption"/>
+      </w:pPr>
+      <w:r>
+        <w:t xml:space="preserve">헤드랜드 실패 해부</w:t>
+      </w:r>
+    </w:p>
+    <w:bookmarkStart w:id="37" w:name="발견-①-통로-안은-완벽했다-문제는-램프다"/>
+    <w:p>
+      <w:pPr>
+        <w:pStyle w:val="Heading3"/>
+      </w:pPr>
+      <w:r>
+        <w:t xml:space="preserve">발견 ① 통로 안은 완벽했다 — 문제는 램프다</w:t>
+      </w:r>
+    </w:p>
+    <w:p>
+      <w:pPr>
+        <w:pStyle w:val="FirstParagraph"/>
+      </w:pPr>
+      <w:r>
+        <w:t xml:space="preserve">420초 기록을 구간별로 나눠 보면 그림이 완전히 달라진다:</w:t>
       </w:r>
     </w:p>
     <w:tbl>
@@ -3893,21 +3998,21 @@
               <w:rPr>
                 <w:sz w:val="18"/>
               </w:rPr>
-              <w:t xml:space="preserve">항목</w:t>
-            </w:r>
-          </w:p>
-        </w:tc>
-        <w:tc>
-          <w:tcPr/>
-          <w:p>
-            <w:pPr>
-              <w:pStyle w:val="Compact"/>
-            </w:pPr>
-            <w:r>
-              <w:rPr>
-                <w:sz w:val="18"/>
-              </w:rPr>
-              <w:t xml:space="preserve">상태</w:t>
+              <w:t xml:space="preserve">구간</w:t>
+            </w:r>
+          </w:p>
+        </w:tc>
+        <w:tc>
+          <w:tcPr/>
+          <w:p>
+            <w:pPr>
+              <w:pStyle w:val="Compact"/>
+            </w:pPr>
+            <w:r>
+              <w:rPr>
+                <w:sz w:val="18"/>
+              </w:rPr>
+              <w:t xml:space="preserve">종방향 오차</w:t>
             </w:r>
           </w:p>
         </w:tc>
@@ -3923,21 +4028,23 @@
               <w:rPr>
                 <w:sz w:val="18"/>
               </w:rPr>
-              <w:t xml:space="preserve">맵 번들</w:t>
-            </w:r>
-          </w:p>
-        </w:tc>
-        <w:tc>
-          <w:tcPr/>
-          <w:p>
-            <w:pPr>
-              <w:pStyle w:val="Compact"/>
-            </w:pPr>
-            <w:r>
-              <w:rPr>
-                <w:sz w:val="18"/>
-              </w:rPr>
-              <w:t xml:space="preserve">✅ 완료 (중심선 58 mm)</w:t>
+              <w:t xml:space="preserve">통로 안 61 m 주행 (0~180초)</w:t>
+            </w:r>
+          </w:p>
+        </w:tc>
+        <w:tc>
+          <w:tcPr/>
+          <w:p>
+            <w:pPr>
+              <w:pStyle w:val="Compact"/>
+            </w:pPr>
+            <w:r>
+              <w:rPr>
+                <w:b/>
+                <w:bCs/>
+                <w:sz w:val="18"/>
+              </w:rPr>
+              <w:t xml:space="preserve">최대 0.13 m (0.2%)</w:t>
             </w:r>
           </w:p>
         </w:tc>
@@ -3953,21 +4060,21 @@
               <w:rPr>
                 <w:sz w:val="18"/>
               </w:rPr>
-              <w:t xml:space="preserve">열 상대 로컬리제이션</w:t>
-            </w:r>
-          </w:p>
-        </w:tc>
-        <w:tc>
-          <w:tcPr/>
-          <w:p>
-            <w:pPr>
-              <w:pStyle w:val="Compact"/>
-            </w:pPr>
-            <w:r>
-              <w:rPr>
-                <w:sz w:val="18"/>
-              </w:rPr>
-              <w:t xml:space="preserve">✅ 완료 (합성 10/10, 실기 동작)</w:t>
+              <w:t xml:space="preserve">램프 진입 후 45초</w:t>
+            </w:r>
+          </w:p>
+        </w:tc>
+        <w:tc>
+          <w:tcPr/>
+          <w:p>
+            <w:pPr>
+              <w:pStyle w:val="Compact"/>
+            </w:pPr>
+            <w:r>
+              <w:rPr>
+                <w:sz w:val="18"/>
+              </w:rPr>
+              <w:t xml:space="preserve">2.8 m</w:t>
             </w:r>
           </w:p>
         </w:tc>
@@ -3983,226 +4090,21 @@
               <w:rPr>
                 <w:sz w:val="18"/>
               </w:rPr>
-              <w:t xml:space="preserve">융합 노드</w:t>
-            </w:r>
-          </w:p>
-        </w:tc>
-        <w:tc>
-          <w:tcPr/>
-          <w:p>
-            <w:pPr>
-              <w:pStyle w:val="Compact"/>
-            </w:pPr>
-            <w:r>
-              <w:rPr>
-                <w:sz w:val="18"/>
-              </w:rPr>
-              <w:t xml:space="preserve">✅ 완료 (</w:t>
-            </w:r>
-            <w:r>
-              <w:rPr>
-                <w:rStyle w:val="VerbatimChar"/>
-                <w:sz w:val="18"/>
-              </w:rPr>
-              <w:t xml:space="preserve">map_localizer</w:t>
-            </w:r>
-            <w:r>
-              <w:rPr>
-                <w:sz w:val="18"/>
-              </w:rPr>
-              <w:t xml:space="preserve">, gt_localizer와 교체 가능)</w:t>
-            </w:r>
-          </w:p>
-        </w:tc>
-      </w:tr>
-      <w:tr>
-        <w:tc>
-          <w:tcPr/>
-          <w:p>
-            <w:pPr>
-              <w:pStyle w:val="Compact"/>
-            </w:pPr>
-            <w:r>
-              <w:rPr>
-                <w:sz w:val="18"/>
-              </w:rPr>
-              <w:t xml:space="preserve">통로 안 주행</w:t>
-            </w:r>
-          </w:p>
-        </w:tc>
-        <w:tc>
-          <w:tcPr/>
-          <w:p>
-            <w:pPr>
-              <w:pStyle w:val="Compact"/>
-            </w:pPr>
-            <w:r>
-              <w:rPr>
-                <w:sz w:val="18"/>
-              </w:rPr>
-              <w:t xml:space="preserve">✅ 검증 (RMS 45~142 mm)</w:t>
-            </w:r>
-          </w:p>
-        </w:tc>
-      </w:tr>
-      <w:tr>
-        <w:tc>
-          <w:tcPr/>
-          <w:p>
-            <w:pPr>
-              <w:pStyle w:val="Compact"/>
-            </w:pPr>
-            <w:r>
-              <w:rPr>
-                <w:b/>
-                <w:bCs/>
-                <w:sz w:val="18"/>
-              </w:rPr>
-              <w:t xml:space="preserve">선회 통과</w:t>
-            </w:r>
-          </w:p>
-        </w:tc>
-        <w:tc>
-          <w:tcPr/>
-          <w:p>
-            <w:pPr>
-              <w:pStyle w:val="Compact"/>
-            </w:pPr>
-            <w:r>
-              <w:rPr>
-                <w:sz w:val="18"/>
-              </w:rPr>
-              <w:t xml:space="preserve">❌</w:t>
-            </w:r>
-            <w:r>
-              <w:rPr>
-                <w:sz w:val="18"/>
-              </w:rPr>
-              <w:t xml:space="preserve"> </w:t>
-            </w:r>
-            <w:r>
-              <w:rPr>
-                <w:b/>
-                <w:bCs/>
-                <w:sz w:val="18"/>
-              </w:rPr>
-              <w:t xml:space="preserve">실패</w:t>
-            </w:r>
-            <w:r>
-              <w:rPr>
-                <w:sz w:val="18"/>
-              </w:rPr>
-              <w:t xml:space="preserve"> </w:t>
-            </w:r>
-            <w:r>
-              <w:rPr>
-                <w:sz w:val="18"/>
-              </w:rPr>
-              <w:t xml:space="preserve">— 원인 규명 완료 (§6.5)</w:t>
-            </w:r>
-          </w:p>
-        </w:tc>
-      </w:tr>
-      <w:tr>
-        <w:tc>
-          <w:tcPr/>
-          <w:p>
-            <w:pPr>
-              <w:pStyle w:val="Compact"/>
-            </w:pPr>
-            <w:r>
-              <w:rPr>
-                <w:sz w:val="18"/>
-              </w:rPr>
-              <w:t xml:space="preserve">슬립·정지 감지</w:t>
-            </w:r>
-          </w:p>
-        </w:tc>
-        <w:tc>
-          <w:tcPr/>
-          <w:p>
-            <w:pPr>
-              <w:pStyle w:val="Compact"/>
-            </w:pPr>
-            <w:r>
-              <w:rPr>
-                <w:sz w:val="18"/>
-              </w:rPr>
-              <w:t xml:space="preserve">⏳ 미착수 —</w:t>
-            </w:r>
-            <w:r>
-              <w:rPr>
-                <w:sz w:val="18"/>
-              </w:rPr>
-              <w:t xml:space="preserve"> </w:t>
-            </w:r>
-            <w:r>
-              <w:rPr>
-                <w:b/>
-                <w:bCs/>
-                <w:sz w:val="18"/>
-              </w:rPr>
-              <w:t xml:space="preserve">최우선</w:t>
-            </w:r>
-          </w:p>
-        </w:tc>
-      </w:tr>
-      <w:tr>
-        <w:tc>
-          <w:tcPr/>
-          <w:p>
-            <w:pPr>
-              <w:pStyle w:val="Compact"/>
-            </w:pPr>
-            <w:r>
-              <w:rPr>
-                <w:sz w:val="18"/>
-              </w:rPr>
-              <w:t xml:space="preserve">선회 중 보정 중단·재획득</w:t>
-            </w:r>
-          </w:p>
-        </w:tc>
-        <w:tc>
-          <w:tcPr/>
-          <w:p>
-            <w:pPr>
-              <w:pStyle w:val="Compact"/>
-            </w:pPr>
-            <w:r>
-              <w:rPr>
-                <w:sz w:val="18"/>
-              </w:rPr>
-              <w:t xml:space="preserve">⏳ 미착수</w:t>
-            </w:r>
-          </w:p>
-        </w:tc>
-      </w:tr>
-      <w:tr>
-        <w:tc>
-          <w:tcPr/>
-          <w:p>
-            <w:pPr>
-              <w:pStyle w:val="Compact"/>
-            </w:pPr>
-            <w:r>
-              <w:rPr>
-                <w:sz w:val="18"/>
-              </w:rPr>
-              <w:t xml:space="preserve">종방향 절대 기준 (열 끝 앵커)</w:t>
-            </w:r>
-          </w:p>
-        </w:tc>
-        <w:tc>
-          <w:tcPr/>
-          <w:p>
-            <w:pPr>
-              <w:pStyle w:val="Compact"/>
-            </w:pPr>
-            <w:r>
-              <w:rPr>
-                <w:sz w:val="18"/>
-              </w:rPr>
-              <w:t xml:space="preserve">⏳ 미착수</w:t>
+              <w:t xml:space="preserve">둑에 박힌 뒤 (환상 주행)</w:t>
+            </w:r>
+          </w:p>
+        </w:tc>
+        <w:tc>
+          <w:tcPr/>
+          <w:p>
+            <w:pPr>
+              <w:pStyle w:val="Compact"/>
+            </w:pPr>
+            <w:r>
+              <w:rPr>
+                <w:sz w:val="18"/>
+              </w:rPr>
+              <w:t xml:space="preserve">28.6 m</w:t>
             </w:r>
           </w:p>
         </w:tc>
@@ -4213,34 +4115,207 @@
         <w:pStyle w:val="BodyText"/>
       </w:pPr>
       <w:r>
+        <w:t xml:space="preserve">오도메트리는 평지에서 정직하다.</w:t>
+      </w:r>
+      <w:r>
+        <w:t xml:space="preserve"> </w:t>
+      </w:r>
+      <w:r>
         <w:rPr>
           <w:b/>
           <w:bCs/>
         </w:rPr>
-        <w:t xml:space="preserve">다음 우선순위는 슬립 감지다.</w:t>
-      </w:r>
-      <w:r>
-        <w:t xml:space="preserve"> </w:t>
-      </w:r>
-      <w:r>
-        <w:t xml:space="preserve">§6.5에서 보듯 실패의 사슬 맨 끝은</w:t>
-      </w:r>
-      <w:r>
-        <w:t xml:space="preserve"> </w:t>
-      </w:r>
-      <w:r>
-        <w:t xml:space="preserve">“박힌 채 바퀴만 도는데 오도메트리를 그대로 믿은 것”</w:t>
-      </w:r>
-      <w:r>
-        <w:t xml:space="preserve">이었다. 이건 스캔 변위와 오도메트리 변위를 비교하면 바로 잡히고, 잡으면 폭주 자체가 사라진다.</w:t>
-      </w:r>
-    </w:p>
-    <w:p>
-      <w:pPr>
-        <w:pStyle w:val="BodyText"/>
-      </w:pPr>
-      <w:r>
-        <w:t xml:space="preserve">그다음이 선회 처리다. 선회는 자이로로 통과하고 통로 진입 후 재획득하되, 재획득 시 요 탐색 범위를 넓게 열어야 한다.</w:t>
+        <w:t xml:space="preserve">램프(경사)에서 궤도가 미끄러지면</w:t>
+      </w:r>
+      <w:r>
+        <w:t xml:space="preserve"> </w:t>
+      </w:r>
+      <w:r>
+        <w:t xml:space="preserve">바퀴가 지면보다 덜 굴러(바퀴 3.0 m vs 지면 5.8 m) 추정이 뒤처지고,</w:t>
+      </w:r>
+      <w:r>
+        <w:t xml:space="preserve"> </w:t>
+      </w:r>
+      <w:r>
+        <w:t xml:space="preserve">제어기는</w:t>
+      </w:r>
+      <w:r>
+        <w:t xml:space="preserve"> </w:t>
+      </w:r>
+      <w:r>
+        <w:t xml:space="preserve">“아직 도착 못 했다”</w:t>
+      </w:r>
+      <w:r>
+        <w:t xml:space="preserve">며 계속 밀어붙인다. 로봇은 출구 웨이포인트를</w:t>
+      </w:r>
+      <w:r>
+        <w:t xml:space="preserve"> </w:t>
+      </w:r>
+      <w:r>
+        <w:rPr>
+          <w:b/>
+          <w:bCs/>
+        </w:rPr>
+        <w:t xml:space="preserve">4.3 m 지나쳐</w:t>
+      </w:r>
+      <w:r>
+        <w:t xml:space="preserve"> </w:t>
+      </w:r>
+      <w:r>
+        <w:t xml:space="preserve">둑을 파고들었다.</w:t>
+      </w:r>
+    </w:p>
+    <w:bookmarkEnd w:id="37"/>
+    <w:bookmarkStart w:id="38" w:name="발견-②-코가-박히면-모든-감시가-눈이-먼다"/>
+    <w:p>
+      <w:pPr>
+        <w:pStyle w:val="Heading3"/>
+      </w:pPr>
+      <w:r>
+        <w:t xml:space="preserve">발견 ② 코가 박히면 모든 감시가 눈이 먼다</w:t>
+      </w:r>
+    </w:p>
+    <w:p>
+      <w:pPr>
+        <w:pStyle w:val="FirstParagraph"/>
+      </w:pPr>
+      <w:r>
+        <w:t xml:space="preserve">박힌 순간 점군 9,477개 중 0.8~20 m 점이</w:t>
+      </w:r>
+      <w:r>
+        <w:t xml:space="preserve"> </w:t>
+      </w:r>
+      <w:r>
+        <w:rPr>
+          <w:b/>
+          <w:bCs/>
+        </w:rPr>
+        <w:t xml:space="preserve">0개</w:t>
+      </w:r>
+      <w:r>
+        <w:t xml:space="preserve">였다 — 라이다가 흙을</w:t>
+      </w:r>
+      <w:r>
+        <w:t xml:space="preserve"> </w:t>
+      </w:r>
+      <w:r>
+        <w:t xml:space="preserve">코앞에서 보고 있었다. 구조점이 0이니 위상 보정도, 줄기 기반 슬립 감시도</w:t>
+      </w:r>
+      <w:r>
+        <w:t xml:space="preserve"> </w:t>
+      </w:r>
+      <w:r>
+        <w:t xml:space="preserve">전부 판단 불가. 슬립 감지가 가장 필요한 곳(나무 없는 둑)이 정확히</w:t>
+      </w:r>
+      <w:r>
+        <w:t xml:space="preserve"> </w:t>
+      </w:r>
+      <w:r>
+        <w:t xml:space="preserve">감지 불능 지대였다. 합성 시험은 통로 안 슬립만 검증했었다 —</w:t>
+      </w:r>
+      <w:r>
+        <w:t xml:space="preserve"> </w:t>
+      </w:r>
+      <w:r>
+        <w:rPr>
+          <w:b/>
+          <w:bCs/>
+        </w:rPr>
+        <w:t xml:space="preserve">시험이 덮은 곳만 안전하다.</w:t>
+      </w:r>
+    </w:p>
+    <w:bookmarkEnd w:id="38"/>
+    <w:bookmarkStart w:id="39" w:name="발견-③-관제-서버가-로봇을-세우고-있었다"/>
+    <w:p>
+      <w:pPr>
+        <w:pStyle w:val="Heading3"/>
+      </w:pPr>
+      <w:r>
+        <w:t xml:space="preserve">발견 ③ 관제 서버가 로봇을 세우고 있었다</w:t>
+      </w:r>
+    </w:p>
+    <w:p>
+      <w:pPr>
+        <w:pStyle w:val="FirstParagraph"/>
+      </w:pPr>
+      <w:r>
+        <w:t xml:space="preserve">재시도 준비 중 로봇이 링크 두절을 반복했다. 원인은 로봇이 아니라 서버:</w:t>
+      </w:r>
+      <w:r>
+        <w:t xml:space="preserve"> </w:t>
+      </w:r>
+      <w:r>
+        <w:t xml:space="preserve">죽은 대시보드 연결(좀비 구독자)의 가득 찬 큐에 텔레메트리를 계속 던져</w:t>
+      </w:r>
+      <w:r>
+        <w:t xml:space="preserve"> </w:t>
+      </w:r>
+      <w:r>
+        <w:rPr>
+          <w:b/>
+          <w:bCs/>
+        </w:rPr>
+        <w:t xml:space="preserve">QueueFull 예외 2만 9천 건</w:t>
+      </w:r>
+      <w:r>
+        <w:t xml:space="preserve">(로그 1.8 GB)이 이벤트 루프를 세웠고, 그</w:t>
+      </w:r>
+      <w:r>
+        <w:t xml:space="preserve"> </w:t>
+      </w:r>
+      <w:r>
+        <w:t xml:space="preserve">정체로 1초 주기 하트비트가 1.5초를 넘겨 로봇이</w:t>
+      </w:r>
+      <w:r>
+        <w:t xml:space="preserve"> </w:t>
+      </w:r>
+      <w:r>
+        <w:t xml:space="preserve">“관제가 없다”</w:t>
+      </w:r>
+      <w:r>
+        <w:t xml:space="preserve">고 오판한</w:t>
+      </w:r>
+      <w:r>
+        <w:t xml:space="preserve"> </w:t>
+      </w:r>
+      <w:r>
+        <w:t xml:space="preserve">것이다. 밀린 구독자는 조용히 버리도록 고쳤다 —</w:t>
+      </w:r>
+      <w:r>
+        <w:t xml:space="preserve"> </w:t>
+      </w:r>
+      <w:r>
+        <w:rPr>
+          <w:b/>
+          <w:bCs/>
+        </w:rPr>
+        <w:t xml:space="preserve">텔레메트리는 저장소가</w:t>
+      </w:r>
+      <w:r>
+        <w:rPr>
+          <w:b/>
+          <w:bCs/>
+        </w:rPr>
+        <w:t xml:space="preserve"> </w:t>
+      </w:r>
+      <w:r>
+        <w:rPr>
+          <w:b/>
+          <w:bCs/>
+        </w:rPr>
+        <w:t xml:space="preserve">아니다.</w:t>
+      </w:r>
+      <w:r>
+        <w:t xml:space="preserve"> </w:t>
+      </w:r>
+      <w:r>
+        <w:t xml:space="preserve">안전 장치(링크 감시)가 다른 계층의 성능 문제로 오발할 수 있다는</w:t>
+      </w:r>
+      <w:r>
+        <w:t xml:space="preserve"> </w:t>
+      </w:r>
+      <w:r>
+        <w:t xml:space="preserve">교훈이다.</w:t>
       </w:r>
     </w:p>
     <w:p>
@@ -4250,14 +4325,644 @@
         </w:pict>
       </w:r>
     </w:p>
-    <w:bookmarkEnd w:id="34"/>
-    <w:bookmarkStart w:id="35" w:name="부록-검증-스크립트"/>
+    <w:bookmarkEnd w:id="39"/>
+    <w:bookmarkEnd w:id="40"/>
+    <w:bookmarkStart w:id="42" w:name="방어를-겹으로-그리고-회전-슬립의-발견"/>
     <w:p>
       <w:pPr>
         <w:pStyle w:val="Heading2"/>
       </w:pPr>
       <w:r>
-        <w:t xml:space="preserve">부록 — 검증 스크립트</w:t>
+        <w:t xml:space="preserve">6.7 방어를 겹으로 — 그리고 회전 슬립의 발견</w:t>
+      </w:r>
+    </w:p>
+    <w:p>
+      <w:pPr>
+        <w:pStyle w:val="FirstParagraph"/>
+      </w:pPr>
+      <w:r>
+        <w:t xml:space="preserve">한 겹으로는 안 된다는 것이 §6.5~6.6 의 결론이라, 방어를 층으로 쌓았다.</w:t>
+      </w:r>
+    </w:p>
+    <w:tbl>
+      <w:tblPr>
+        <w:tblStyle w:val="Table"/>
+        <w:tblW w:type="pct" w:w="5000"/>
+        <w:tblLayout w:type="fixed"/>
+        <w:tblLook w:firstRow="1" w:lastRow="0" w:firstColumn="0" w:lastColumn="0" w:noHBand="0" w:noVBand="0" w:val="0020"/>
+        <w:tblBorders>
+          <w:top w:val="single" w:sz="4" w:color="8aa0b8"/>
+          <w:left w:val="single" w:sz="4" w:color="8aa0b8"/>
+          <w:bottom w:val="single" w:sz="4" w:color="8aa0b8"/>
+          <w:right w:val="single" w:sz="4" w:color="8aa0b8"/>
+          <w:insideH w:val="single" w:sz="4" w:color="8aa0b8"/>
+          <w:insideV w:val="single" w:sz="4" w:color="8aa0b8"/>
+        </w:tblBorders>
+      </w:tblPr>
+      <w:tblGrid>
+        <w:gridCol w:w="2640"/>
+        <w:gridCol w:w="2640"/>
+        <w:gridCol w:w="2640"/>
+      </w:tblGrid>
+      <w:tr>
+        <w:trPr>
+          <w:tblHeader w:val="on"/>
+        </w:trPr>
+        <w:tc>
+          <w:tcPr/>
+          <w:p>
+            <w:pPr>
+              <w:pStyle w:val="Compact"/>
+            </w:pPr>
+            <w:r>
+              <w:rPr>
+                <w:sz w:val="18"/>
+              </w:rPr>
+              <w:t xml:space="preserve">층</w:t>
+            </w:r>
+          </w:p>
+        </w:tc>
+        <w:tc>
+          <w:tcPr/>
+          <w:p>
+            <w:pPr>
+              <w:pStyle w:val="Compact"/>
+            </w:pPr>
+            <w:r>
+              <w:rPr>
+                <w:sz w:val="18"/>
+              </w:rPr>
+              <w:t xml:space="preserve">무엇</w:t>
+            </w:r>
+          </w:p>
+        </w:tc>
+        <w:tc>
+          <w:tcPr/>
+          <w:p>
+            <w:pPr>
+              <w:pStyle w:val="Compact"/>
+            </w:pPr>
+            <w:r>
+              <w:rPr>
+                <w:sz w:val="18"/>
+              </w:rPr>
+              <w:t xml:space="preserve">근거</w:t>
+            </w:r>
+          </w:p>
+        </w:tc>
+      </w:tr>
+      <w:tr>
+        <w:tc>
+          <w:tcPr/>
+          <w:p>
+            <w:pPr>
+              <w:pStyle w:val="Compact"/>
+            </w:pPr>
+            <w:r>
+              <w:rPr>
+                <w:sz w:val="18"/>
+              </w:rPr>
+              <w:t xml:space="preserve">① 열 끝 앵커</w:t>
+            </w:r>
+          </w:p>
+        </w:tc>
+        <w:tc>
+          <w:tcPr/>
+          <w:p>
+            <w:pPr>
+              <w:pStyle w:val="Compact"/>
+            </w:pPr>
+            <w:r>
+              <w:rPr>
+                <w:sz w:val="18"/>
+              </w:rPr>
+              <w:t xml:space="preserve">헤드랜드 접근 중 전방 둑까지 거리(라이다) vs 맵 기대 거리 → 종방향 절대 보정</w:t>
+            </w:r>
+          </w:p>
+        </w:tc>
+        <w:tc>
+          <w:tcPr/>
+          <w:p>
+            <w:pPr>
+              <w:pStyle w:val="Compact"/>
+            </w:pPr>
+            <w:r>
+              <w:rPr>
+                <w:sz w:val="18"/>
+              </w:rPr>
+              <w:t xml:space="preserve">둑은 맵에 있는 절대 기준이다</w:t>
+            </w:r>
+          </w:p>
+        </w:tc>
+      </w:tr>
+      <w:tr>
+        <w:tc>
+          <w:tcPr/>
+          <w:p>
+            <w:pPr>
+              <w:pStyle w:val="Compact"/>
+            </w:pPr>
+            <w:r>
+              <w:rPr>
+                <w:sz w:val="18"/>
+              </w:rPr>
+              <w:t xml:space="preserve">② 벽 앞 도착</w:t>
+            </w:r>
+          </w:p>
+        </w:tc>
+        <w:tc>
+          <w:tcPr/>
+          <w:p>
+            <w:pPr>
+              <w:pStyle w:val="Compact"/>
+            </w:pPr>
+            <w:r>
+              <w:rPr>
+                <w:sz w:val="18"/>
+              </w:rPr>
+              <w:t xml:space="preserve">전방 1.8 m 안에 벽이면 출구/진입 웨이포인트 도착 처리</w:t>
+            </w:r>
+          </w:p>
+        </w:tc>
+        <w:tc>
+          <w:tcPr/>
+          <w:p>
+            <w:pPr>
+              <w:pStyle w:val="Compact"/>
+            </w:pPr>
+            <w:r>
+              <w:rPr>
+                <w:sz w:val="18"/>
+              </w:rPr>
+              <w:t xml:space="preserve">사람이 운전하듯 — 벽 앞이면 온 것이다</w:t>
+            </w:r>
+          </w:p>
+        </w:tc>
+      </w:tr>
+      <w:tr>
+        <w:tc>
+          <w:tcPr/>
+          <w:p>
+            <w:pPr>
+              <w:pStyle w:val="Compact"/>
+            </w:pPr>
+            <w:r>
+              <w:rPr>
+                <w:sz w:val="18"/>
+              </w:rPr>
+              <w:t xml:space="preserve">③ 밀착 정지</w:t>
+            </w:r>
+          </w:p>
+        </w:tc>
+        <w:tc>
+          <w:tcPr/>
+          <w:p>
+            <w:pPr>
+              <w:pStyle w:val="Compact"/>
+            </w:pPr>
+            <w:r>
+              <w:rPr>
+                <w:sz w:val="18"/>
+              </w:rPr>
+              <w:t xml:space="preserve">점군 60% 이상이 0.8 m 안이면 2초 후 자동 정지 + 개입 티켓</w:t>
+            </w:r>
+          </w:p>
+        </w:tc>
+        <w:tc>
+          <w:tcPr/>
+          <w:p>
+            <w:pPr>
+              <w:pStyle w:val="Compact"/>
+            </w:pPr>
+            <w:r>
+              <w:rPr>
+                <w:sz w:val="18"/>
+              </w:rPr>
+              <w:t xml:space="preserve">코가 박히면 다른 모든 감시가 눈이 먼다</w:t>
+            </w:r>
+          </w:p>
+        </w:tc>
+      </w:tr>
+      <w:tr>
+        <w:tc>
+          <w:tcPr/>
+          <w:p>
+            <w:pPr>
+              <w:pStyle w:val="Compact"/>
+            </w:pPr>
+            <w:r>
+              <w:rPr>
+                <w:sz w:val="18"/>
+              </w:rPr>
+              <w:t xml:space="preserve">④ 슬립 동결</w:t>
+            </w:r>
+          </w:p>
+        </w:tc>
+        <w:tc>
+          <w:tcPr/>
+          <w:p>
+            <w:pPr>
+              <w:pStyle w:val="Compact"/>
+            </w:pPr>
+            <w:r>
+              <w:rPr>
+                <w:sz w:val="18"/>
+              </w:rPr>
+              <w:t xml:space="preserve">오도 변위 vs 스캔 변위 대조, 나무 없으면 지형 기복으로 폴백</w:t>
+            </w:r>
+          </w:p>
+        </w:tc>
+        <w:tc>
+          <w:tcPr/>
+          <w:p>
+            <w:pPr>
+              <w:pStyle w:val="Compact"/>
+            </w:pPr>
+            <w:r>
+              <w:rPr>
+                <w:sz w:val="18"/>
+              </w:rPr>
+              <w:t xml:space="preserve">헛도는 바퀴는 자세에 반영하지 않는다</w:t>
+            </w:r>
+          </w:p>
+        </w:tc>
+      </w:tr>
+    </w:tbl>
+    <w:p>
+      <w:pPr>
+        <w:pStyle w:val="BodyText"/>
+      </w:pPr>
+      <w:r>
+        <w:t xml:space="preserve">재시도 결과: ③이 접촉</w:t>
+      </w:r>
+      <w:r>
+        <w:t xml:space="preserve"> </w:t>
+      </w:r>
+      <w:r>
+        <w:rPr>
+          <w:b/>
+          <w:bCs/>
+        </w:rPr>
+        <w:t xml:space="preserve">2초 만에</w:t>
+      </w:r>
+      <w:r>
+        <w:t xml:space="preserve"> </w:t>
+      </w:r>
+      <w:r>
+        <w:t xml:space="preserve">로봇을 세웠다(지난번엔 5분간 갈았다).</w:t>
+      </w:r>
+      <w:r>
+        <w:t xml:space="preserve"> </w:t>
+      </w:r>
+      <w:r>
+        <w:t xml:space="preserve">그러나 접촉 자체는 또 일어났다. 참값을 확인하니 결정타가 나왔다:</w:t>
+      </w:r>
+    </w:p>
+    <w:p>
+      <w:pPr>
+        <w:pStyle w:val="BlockText"/>
+      </w:pPr>
+      <w:r>
+        <w:t xml:space="preserve">선회 명령이 두 번 나갔는데</w:t>
+      </w:r>
+      <w:r>
+        <w:t xml:space="preserve"> </w:t>
+      </w:r>
+      <w:r>
+        <w:rPr>
+          <w:b/>
+          <w:bCs/>
+        </w:rPr>
+        <w:t xml:space="preserve">로봇의 실제 방위는 3°도 안 돌았다.</w:t>
+      </w:r>
+      <w:r>
+        <w:t xml:space="preserve"> </w:t>
+      </w:r>
+      <w:r>
+        <w:t xml:space="preserve">바퀴 오도메트리는</w:t>
+      </w:r>
+      <w:r>
+        <w:t xml:space="preserve"> </w:t>
+      </w:r>
+      <w:r>
+        <w:t xml:space="preserve">“회전 완료”</w:t>
+      </w:r>
+      <w:r>
+        <w:t xml:space="preserve">를 보고했다.</w:t>
+      </w:r>
+    </w:p>
+    <w:p>
+      <w:pPr>
+        <w:pStyle w:val="FirstParagraph"/>
+      </w:pPr>
+      <w:r>
+        <w:t xml:space="preserve">경사에서 궤도 회전이 미끄러진 것이다. 회전 슬립은 병진 슬립보다 고약하다</w:t>
+      </w:r>
+      <w:r>
+        <w:t xml:space="preserve"> </w:t>
+      </w:r>
+      <w:r>
+        <w:t xml:space="preserve">— 블록 밖에서는 요를 재줄 위상 보정이 없어서, 추정 방위가 열린 루프로</w:t>
+      </w:r>
+      <w:r>
+        <w:t xml:space="preserve"> </w:t>
+      </w:r>
+      <w:r>
+        <w:t xml:space="preserve">달아난다. 방위가 틀어지면 앵커도 슬립 감시도 방향 기준을 잃는다 (밀착</w:t>
+      </w:r>
+      <w:r>
+        <w:t xml:space="preserve"> </w:t>
+      </w:r>
+      <w:r>
+        <w:t xml:space="preserve">정지만 방향과 무관해서 살아남았다 — 그래서 마지막 층이 필요하다).</w:t>
+      </w:r>
+    </w:p>
+    <w:bookmarkStart w:id="41" w:name="해법은-기계가-아니라-관측-imu-요-융합"/>
+    <w:p>
+      <w:pPr>
+        <w:pStyle w:val="Heading3"/>
+      </w:pPr>
+      <w:r>
+        <w:t xml:space="preserve">해법은 기계가 아니라 관측 — IMU 요 융합</w:t>
+      </w:r>
+    </w:p>
+    <w:p>
+      <w:pPr>
+        <w:pStyle w:val="FirstParagraph"/>
+      </w:pPr>
+      <w:r>
+        <w:t xml:space="preserve">잠금된 센서 셋에 이미 답이 있었다:</w:t>
+      </w:r>
+      <w:r>
+        <w:t xml:space="preserve"> </w:t>
+      </w:r>
+      <w:r>
+        <w:rPr>
+          <w:b/>
+          <w:bCs/>
+        </w:rPr>
+        <w:t xml:space="preserve">IMU 자이로는 몸체의 실제 회전을</w:t>
+      </w:r>
+      <w:r>
+        <w:rPr>
+          <w:b/>
+          <w:bCs/>
+        </w:rPr>
+        <w:t xml:space="preserve"> </w:t>
+      </w:r>
+      <w:r>
+        <w:rPr>
+          <w:b/>
+          <w:bCs/>
+        </w:rPr>
+        <w:t xml:space="preserve">잰다.</w:t>
+      </w:r>
+      <w:r>
+        <w:t xml:space="preserve"> </w:t>
+      </w:r>
+      <w:r>
+        <w:t xml:space="preserve">요만 자이로 적분으로 받고, 병진은 휠 변위 크기를 그 요 방향으로</w:t>
+      </w:r>
+      <w:r>
+        <w:t xml:space="preserve"> </w:t>
+      </w:r>
+      <w:r>
+        <w:t xml:space="preserve">재적분한다(표준 추측항법 재구성). 이제 회전 슬립은 관측 가능하고, 회전이</w:t>
+      </w:r>
+      <w:r>
+        <w:t xml:space="preserve"> </w:t>
+      </w:r>
+      <w:r>
+        <w:t xml:space="preserve">느리면 제어기가 자연히 더 돌린다 — 루프가 닫힌다. 회전이 물리적으로 아예</w:t>
+      </w:r>
+      <w:r>
+        <w:t xml:space="preserve"> </w:t>
+      </w:r>
+      <w:r>
+        <w:t xml:space="preserve">안 되는 경우(30초 미완)는 감시가 세우고 개입 티켓을 올린다.</w:t>
+      </w:r>
+    </w:p>
+    <w:p>
+      <w:pPr>
+        <w:pStyle w:val="BodyText"/>
+      </w:pPr>
+      <w:r>
+        <w:t xml:space="preserve">앵커에도 편향이 하나 있었다: 주행가능 격자의 경계는 둑</w:t>
+      </w:r>
+      <w:r>
+        <w:t xml:space="preserve"> </w:t>
+      </w:r>
+      <w:r>
+        <w:rPr>
+          <w:b/>
+          <w:bCs/>
+        </w:rPr>
+        <w:t xml:space="preserve">발치</w:t>
+      </w:r>
+      <w:r>
+        <w:t xml:space="preserve">인데</w:t>
+      </w:r>
+      <w:r>
+        <w:t xml:space="preserve"> </w:t>
+      </w:r>
+      <w:r>
+        <w:t xml:space="preserve">라이다 원뿔(지상 0.3 m 위)이 보는 것은 법면</w:t>
+      </w:r>
+      <w:r>
+        <w:t xml:space="preserve"> </w:t>
+      </w:r>
+      <w:r>
+        <w:rPr>
+          <w:b/>
+          <w:bCs/>
+        </w:rPr>
+        <w:t xml:space="preserve">위쪽 면</w:t>
+      </w:r>
+      <w:r>
+        <w:t xml:space="preserve">이라, 법면 후퇴량</w:t>
+      </w:r>
+      <w:r>
+        <w:t xml:space="preserve"> </w:t>
+      </w:r>
+      <w:r>
+        <w:t xml:space="preserve">(실측 0.7 m)만큼 기대 거리를 보정해야 앵커가 참값에 수렴한다.</w:t>
+      </w:r>
+    </w:p>
+    <w:p>
+      <w:r>
+        <w:pict>
+          <v:rect style="width:0;height:1.5pt" o:hralign="center" o:hrstd="t" o:hr="t"/>
+        </w:pict>
+      </w:r>
+    </w:p>
+    <w:bookmarkEnd w:id="41"/>
+    <w:bookmarkEnd w:id="42"/>
+    <w:bookmarkStart w:id="49" w:name="하루-종일의-사냥-실패-아홉-번이-가르쳐-준-것"/>
+    <w:p>
+      <w:pPr>
+        <w:pStyle w:val="Heading2"/>
+      </w:pPr>
+      <w:r>
+        <w:t xml:space="preserve">6.8 하루 종일의 사냥 — 실패 아홉 번이 가르쳐 준 것</w:t>
+      </w:r>
+    </w:p>
+    <w:p>
+      <w:pPr>
+        <w:pStyle w:val="FirstParagraph"/>
+      </w:pPr>
+      <w:r>
+        <w:t xml:space="preserve">자이로 융합 + 4겹 방어를 넣고 완주를 반복 시도했다. 아홉 번의 런(run10~17)</w:t>
+      </w:r>
+      <w:r>
+        <w:t xml:space="preserve"> </w:t>
+      </w:r>
+      <w:r>
+        <w:t xml:space="preserve">동안 매번</w:t>
+      </w:r>
+      <w:r>
+        <w:t xml:space="preserve"> </w:t>
+      </w:r>
+      <w:r>
+        <w:rPr>
+          <w:b/>
+          <w:bCs/>
+        </w:rPr>
+        <w:t xml:space="preserve">다른 층</w:t>
+      </w:r>
+      <w:r>
+        <w:t xml:space="preserve">에서 실패했고, 그때마다 원인을 측정으로 못박고 한 겹씩</w:t>
+      </w:r>
+      <w:r>
+        <w:t xml:space="preserve"> </w:t>
+      </w:r>
+      <w:r>
+        <w:t xml:space="preserve">고쳤다. 이 절은 그 기록이다 — 각 항목이 자율주행 시스템의 함정 하나씩이다.</w:t>
+      </w:r>
+    </w:p>
+    <w:bookmarkStart w:id="43" w:name="치명-버그-제어기가-허구의-자세로-조향하고-있었다"/>
+    <w:p>
+      <w:pPr>
+        <w:pStyle w:val="Heading3"/>
+      </w:pPr>
+      <w:r>
+        <w:t xml:space="preserve">① 치명 버그: 제어기가 허구의 자세로 조향하고 있었다</w:t>
+      </w:r>
+    </w:p>
+    <w:p>
+      <w:pPr>
+        <w:pStyle w:val="FirstParagraph"/>
+      </w:pPr>
+      <w:r>
+        <w:t xml:space="preserve">자이로 융합 도입 후 세 런(run5~8)이</w:t>
+      </w:r>
+      <w:r>
+        <w:t xml:space="preserve"> </w:t>
+      </w:r>
+      <w:r>
+        <w:t xml:space="preserve">“조향 이상”</w:t>
+      </w:r>
+      <w:r>
+        <w:t xml:space="preserve">처럼 보이는 실패를 냈다.</w:t>
+      </w:r>
+      <w:r>
+        <w:t xml:space="preserve"> </w:t>
+      </w:r>
+      <w:r>
+        <w:t xml:space="preserve">진범은 조향이 아니라</w:t>
+      </w:r>
+      <w:r>
+        <w:t xml:space="preserve"> </w:t>
+      </w:r>
+      <w:r>
+        <w:rPr>
+          <w:b/>
+          <w:bCs/>
+        </w:rPr>
+        <w:t xml:space="preserve">TF 발행 불일치</w:t>
+      </w:r>
+      <w:r>
+        <w:t xml:space="preserve">: 로컬라이저 내부는 융합 오도메트리를</w:t>
+      </w:r>
+      <w:r>
+        <w:t xml:space="preserve"> </w:t>
+      </w:r>
+      <w:r>
+        <w:t xml:space="preserve">쓰는데 TF 에는 옛 변환을 그대로 내니, TF 소비자(임무 제어기)가 합성한</w:t>
+      </w:r>
+      <w:r>
+        <w:t xml:space="preserve"> </w:t>
+      </w:r>
+      <w:r>
+        <w:t xml:space="preserve">자세는 바퀴 요와 자이로 요가 갈라진 만큼 허구가 됐다. 임무는 그 허구 속에서</w:t>
+      </w:r>
+      <w:r>
+        <w:t xml:space="preserve"> </w:t>
+      </w:r>
+      <w:r>
+        <w:t xml:space="preserve">웨이포인트를 ’완료’하며 로봇을 열 너머로 몰았다.</w:t>
+      </w:r>
+    </w:p>
+    <w:p>
+      <w:pPr>
+        <w:pStyle w:val="BlockText"/>
+      </w:pPr>
+      <w:r>
+        <w:rPr>
+          <w:b/>
+          <w:bCs/>
+        </w:rPr>
+        <w:t xml:space="preserve">규칙</w:t>
+      </w:r>
+      <w:r>
+        <w:t xml:space="preserve"> </w:t>
+      </w:r>
+      <w:r>
+        <w:t xml:space="preserve">— 융합 추정을 내는 노드의 map→odom 발행값은 반드시</w:t>
+      </w:r>
+      <w:r>
+        <w:t xml:space="preserve"> </w:t>
+      </w:r>
+      <w:r>
+        <w:rPr>
+          <w:rStyle w:val="VerbatimChar"/>
+        </w:rPr>
+        <w:t xml:space="preserve">융합자세 ∘ (바퀴 원값)⁻¹</w:t>
+      </w:r>
+      <w:r>
+        <w:t xml:space="preserve"> </w:t>
+      </w:r>
+      <w:r>
+        <w:t xml:space="preserve">이어야 한다. 소비자는 바퀴 odom→base 와</w:t>
+      </w:r>
+      <w:r>
+        <w:t xml:space="preserve"> </w:t>
+      </w:r>
+      <w:r>
+        <w:t xml:space="preserve">합성하기 때문이다. 사흘치 ’조향 버그’가 이 한 줄이었다.</w:t>
+      </w:r>
+    </w:p>
+    <w:bookmarkEnd w:id="43"/>
+    <w:bookmarkStart w:id="44" w:name="물리-바퀴-횡마찰이-회전을-잠근다"/>
+    <w:p>
+      <w:pPr>
+        <w:pStyle w:val="Heading3"/>
+      </w:pPr>
+      <w:r>
+        <w:t xml:space="preserve">② 물리: 바퀴 횡마찰이 회전을 잠근다</w:t>
+      </w:r>
+    </w:p>
+    <w:p>
+      <w:pPr>
+        <w:pStyle w:val="FirstParagraph"/>
+      </w:pPr>
+      <w:r>
+        <w:t xml:space="preserve">헤드랜드(전 구간이 테라스 연결 램프, 횡경사 6.8°)에서 로봇이 어떤 방식으로도</w:t>
+      </w:r>
+      <w:r>
+        <w:t xml:space="preserve"> </w:t>
+      </w:r>
+      <w:r>
+        <w:t xml:space="preserve">돌지 못했다 — 제자리 8초에 0.3°. A/B 시험으로 바퀴 μ2(횡마찰)를 추적했다:</w:t>
       </w:r>
     </w:p>
     <w:tbl>
@@ -4293,35 +4998,35 @@
               <w:rPr>
                 <w:sz w:val="18"/>
               </w:rPr>
-              <w:t xml:space="preserve">번호</w:t>
-            </w:r>
-          </w:p>
-        </w:tc>
-        <w:tc>
-          <w:tcPr/>
-          <w:p>
-            <w:pPr>
-              <w:pStyle w:val="Compact"/>
-            </w:pPr>
-            <w:r>
-              <w:rPr>
-                <w:sz w:val="18"/>
-              </w:rPr>
-              <w:t xml:space="preserve">이름</w:t>
-            </w:r>
-          </w:p>
-        </w:tc>
-        <w:tc>
-          <w:tcPr/>
-          <w:p>
-            <w:pPr>
-              <w:pStyle w:val="Compact"/>
-            </w:pPr>
-            <w:r>
-              <w:rPr>
-                <w:sz w:val="18"/>
-              </w:rPr>
-              <w:t xml:space="preserve">하는 일</w:t>
+              <w:t xml:space="preserve">μ2</w:t>
+            </w:r>
+          </w:p>
+        </w:tc>
+        <w:tc>
+          <w:tcPr/>
+          <w:p>
+            <w:pPr>
+              <w:pStyle w:val="Compact"/>
+            </w:pPr>
+            <w:r>
+              <w:rPr>
+                <w:sz w:val="18"/>
+              </w:rPr>
+              <w:t xml:space="preserve">헤드랜드 회전</w:t>
+            </w:r>
+          </w:p>
+        </w:tc>
+        <w:tc>
+          <w:tcPr/>
+          <w:p>
+            <w:pPr>
+              <w:pStyle w:val="Compact"/>
+            </w:pPr>
+            <w:r>
+              <w:rPr>
+                <w:sz w:val="18"/>
+              </w:rPr>
+              <w:t xml:space="preserve">경사 정지 유지</w:t>
             </w:r>
           </w:p>
         </w:tc>
@@ -4337,36 +5042,35 @@
               <w:rPr>
                 <w:sz w:val="18"/>
               </w:rPr>
-              <w:t xml:space="preserve">37</w:t>
-            </w:r>
-          </w:p>
-        </w:tc>
-        <w:tc>
-          <w:tcPr/>
-          <w:p>
-            <w:pPr>
-              <w:pStyle w:val="Compact"/>
-            </w:pPr>
-            <w:r>
-              <w:rPr>
-                <w:rStyle w:val="VerbatimChar"/>
-                <w:sz w:val="18"/>
-              </w:rPr>
-              <w:t xml:space="preserve">build_map_bundle</w:t>
-            </w:r>
-          </w:p>
-        </w:tc>
-        <w:tc>
-          <w:tcPr/>
-          <w:p>
-            <w:pPr>
-              <w:pStyle w:val="Compact"/>
-            </w:pPr>
-            <w:r>
-              <w:rPr>
-                <w:sz w:val="18"/>
-              </w:rPr>
-              <w:t xml:space="preserve">지형/점군 → 맵 번들 + 되읽기 검증 5항목</w:t>
+              <w:t xml:space="preserve">0.4 (원래)</w:t>
+            </w:r>
+          </w:p>
+        </w:tc>
+        <w:tc>
+          <w:tcPr/>
+          <w:p>
+            <w:pPr>
+              <w:pStyle w:val="Compact"/>
+            </w:pPr>
+            <w:r>
+              <w:rPr>
+                <w:sz w:val="18"/>
+              </w:rPr>
+              <w:t xml:space="preserve">❌ 잠김</w:t>
+            </w:r>
+          </w:p>
+        </w:tc>
+        <w:tc>
+          <w:tcPr/>
+          <w:p>
+            <w:pPr>
+              <w:pStyle w:val="Compact"/>
+            </w:pPr>
+            <w:r>
+              <w:rPr>
+                <w:sz w:val="18"/>
+              </w:rPr>
+              <w:t xml:space="preserve">✅</w:t>
             </w:r>
           </w:p>
         </w:tc>
@@ -4382,36 +5086,35 @@
               <w:rPr>
                 <w:sz w:val="18"/>
               </w:rPr>
-              <w:t xml:space="preserve">38</w:t>
-            </w:r>
-          </w:p>
-        </w:tc>
-        <w:tc>
-          <w:tcPr/>
-          <w:p>
-            <w:pPr>
-              <w:pStyle w:val="Compact"/>
-            </w:pPr>
-            <w:r>
-              <w:rPr>
-                <w:rStyle w:val="VerbatimChar"/>
-                <w:sz w:val="18"/>
-              </w:rPr>
-              <w:t xml:space="preserve">verify_rowlocalize</w:t>
-            </w:r>
-          </w:p>
-        </w:tc>
-        <w:tc>
-          <w:tcPr/>
-          <w:p>
-            <w:pPr>
-              <w:pStyle w:val="Compact"/>
-            </w:pPr>
-            <w:r>
-              <w:rPr>
-                <w:sz w:val="18"/>
-              </w:rPr>
-              <w:t xml:space="preserve">합성 데이터로 가설 검증 10항목</w:t>
+              <w:t xml:space="preserve">0.05</w:t>
+            </w:r>
+          </w:p>
+        </w:tc>
+        <w:tc>
+          <w:tcPr/>
+          <w:p>
+            <w:pPr>
+              <w:pStyle w:val="Compact"/>
+            </w:pPr>
+            <w:r>
+              <w:rPr>
+                <w:sz w:val="18"/>
+              </w:rPr>
+              <w:t xml:space="preserve">✅ +128°</w:t>
+            </w:r>
+          </w:p>
+        </w:tc>
+        <w:tc>
+          <w:tcPr/>
+          <w:p>
+            <w:pPr>
+              <w:pStyle w:val="Compact"/>
+            </w:pPr>
+            <w:r>
+              <w:rPr>
+                <w:sz w:val="18"/>
+              </w:rPr>
+              <w:t xml:space="preserve">❌ 정지 중에도 흘러내림 (tan 6.8° ≈ 0.12 &gt; μ2)</w:t>
             </w:r>
           </w:p>
         </w:tc>
@@ -4425,38 +5128,385 @@
             </w:pPr>
             <w:r>
               <w:rPr>
-                <w:sz w:val="18"/>
-              </w:rPr>
-              <w:t xml:space="preserve">39</w:t>
-            </w:r>
-          </w:p>
-        </w:tc>
-        <w:tc>
-          <w:tcPr/>
-          <w:p>
-            <w:pPr>
-              <w:pStyle w:val="Compact"/>
-            </w:pPr>
-            <w:r>
-              <w:rPr>
-                <w:rStyle w:val="VerbatimChar"/>
-                <w:sz w:val="18"/>
-              </w:rPr>
-              <w:t xml:space="preserve">verify_localization_live</w:t>
-            </w:r>
-          </w:p>
-        </w:tc>
-        <w:tc>
-          <w:tcPr/>
-          <w:p>
-            <w:pPr>
-              <w:pStyle w:val="Compact"/>
-            </w:pPr>
-            <w:r>
-              <w:rPr>
-                <w:sz w:val="18"/>
-              </w:rPr>
-              <w:t xml:space="preserve">실기 오차 기록 (참값 대비)</w:t>
+                <w:b/>
+                <w:bCs/>
+                <w:sz w:val="18"/>
+              </w:rPr>
+              <w:t xml:space="preserve">0.22 + fdir1</w:t>
+            </w:r>
+          </w:p>
+        </w:tc>
+        <w:tc>
+          <w:tcPr/>
+          <w:p>
+            <w:pPr>
+              <w:pStyle w:val="Compact"/>
+            </w:pPr>
+            <w:r>
+              <w:rPr>
+                <w:sz w:val="18"/>
+              </w:rPr>
+              <w:t xml:space="preserve">✅ +99~111°</w:t>
+            </w:r>
+          </w:p>
+        </w:tc>
+        <w:tc>
+          <w:tcPr/>
+          <w:p>
+            <w:pPr>
+              <w:pStyle w:val="Compact"/>
+            </w:pPr>
+            <w:r>
+              <w:rPr>
+                <w:sz w:val="18"/>
+              </w:rPr>
+              <w:t xml:space="preserve">✅ 0.000 m</w:t>
+            </w:r>
+          </w:p>
+        </w:tc>
+      </w:tr>
+    </w:tbl>
+    <w:p>
+      <w:pPr>
+        <w:pStyle w:val="BodyText"/>
+      </w:pPr>
+      <w:r>
+        <w:t xml:space="preserve">스키드스티어의 회전은 바퀴 횡슬립이 전제다 — 횡마찰이 과하면 직진은 되고</w:t>
+      </w:r>
+      <w:r>
+        <w:t xml:space="preserve"> </w:t>
+      </w:r>
+      <w:r>
+        <w:t xml:space="preserve">회전만 잠긴다. 실차(Scout Mini)는 흙 경사에서 제자리 선회가 되므로 이것은</w:t>
+      </w:r>
+      <w:r>
+        <w:t xml:space="preserve"> </w:t>
+      </w:r>
+      <w:r>
+        <w:t xml:space="preserve">모델 결함이었고, μ2=0.22 가 회전과 경사 유지의 균형점이다. 제자리 회전이</w:t>
+      </w:r>
+      <w:r>
+        <w:t xml:space="preserve"> </w:t>
+      </w:r>
+      <w:r>
+        <w:t xml:space="preserve">안 되던 시절 만든 호(arc) 선회는</w:t>
+      </w:r>
+      <w:r>
+        <w:t xml:space="preserve"> </w:t>
+      </w:r>
+      <w:r>
+        <w:rPr>
+          <w:b/>
+          <w:bCs/>
+        </w:rPr>
+        <w:t xml:space="preserve">회전이 느린 만큼 병진이 쌓여</w:t>
+      </w:r>
+      <w:r>
+        <w:t xml:space="preserve"> </w:t>
+      </w:r>
+      <w:r>
+        <w:t xml:space="preserve">헤드랜드</w:t>
+      </w:r>
+      <w:r>
+        <w:t xml:space="preserve"> </w:t>
+      </w:r>
+      <w:r>
+        <w:t xml:space="preserve">에서 2.5 m 를 흘러내리게 했다 — 마찰을 고치고 피벗으로 되돌렸다.</w:t>
+      </w:r>
+    </w:p>
+    <w:bookmarkEnd w:id="44"/>
+    <w:bookmarkStart w:id="45" w:name="요의-주인은-자이로다-두-번-배웠다"/>
+    <w:p>
+      <w:pPr>
+        <w:pStyle w:val="Heading3"/>
+      </w:pPr>
+      <w:r>
+        <w:t xml:space="preserve">③ 요의 주인은 자이로다 — 두 번 배웠다</w:t>
+      </w:r>
+    </w:p>
+    <w:p>
+      <w:pPr>
+        <w:pStyle w:val="FirstParagraph"/>
+      </w:pPr>
+      <w:r>
+        <w:rPr>
+          <w:b/>
+          <w:bCs/>
+        </w:rPr>
+        <w:t xml:space="preserve">1차</w:t>
+      </w:r>
+      <w:r>
+        <w:t xml:space="preserve">: 램프에서 궤도가 헛돌면 바퀴는</w:t>
+      </w:r>
+      <w:r>
+        <w:t xml:space="preserve"> </w:t>
+      </w:r>
+      <w:r>
+        <w:t xml:space="preserve">“회전 완료”</w:t>
+      </w:r>
+      <w:r>
+        <w:t xml:space="preserve">를 보고하는데 몸은 3°도</w:t>
+      </w:r>
+      <w:r>
+        <w:t xml:space="preserve"> </w:t>
+      </w:r>
+      <w:r>
+        <w:t xml:space="preserve">안 돌았다. 요를 바퀴에서 자이로 적분으로 바꿨다. 그런데 램프에서 몸이</w:t>
+      </w:r>
+      <w:r>
+        <w:t xml:space="preserve"> </w:t>
+      </w:r>
+      <w:r>
+        <w:t xml:space="preserve">기울면 바디 z축 적분도 월드 요를 덜 본다(16° 누락) — IMU orientation</w:t>
+      </w:r>
+      <w:r>
+        <w:t xml:space="preserve"> </w:t>
+      </w:r>
+      <w:r>
+        <w:t xml:space="preserve">쿼터니언에서 요를 뽑아야 기울기가 온전히 분해된다.</w:t>
+      </w:r>
+    </w:p>
+    <w:p>
+      <w:pPr>
+        <w:pStyle w:val="BodyText"/>
+      </w:pPr>
+      <w:r>
+        <w:rPr>
+          <w:b/>
+          <w:bCs/>
+        </w:rPr>
+        <w:t xml:space="preserve">2차</w:t>
+      </w:r>
+      <w:r>
+        <w:t xml:space="preserve">: 그래도 선회 복구 때마다 추정 요가 7~24° 이탈했다. 측정해 보니</w:t>
+      </w:r>
+      <w:r>
+        <w:t xml:space="preserve"> </w:t>
+      </w:r>
+      <w:r>
+        <w:rPr>
+          <w:b/>
+          <w:bCs/>
+        </w:rPr>
+        <w:t xml:space="preserve">IMU 상대 요 델타는 오차 0.0°</w:t>
+      </w:r>
+      <w:r>
+        <w:t xml:space="preserve"> </w:t>
+      </w:r>
+      <w:r>
+        <w:t xml:space="preserve">— 범인은 채택된 보정들의 dyaw 였다.</w:t>
+      </w:r>
+      <w:r>
+        <w:t xml:space="preserve"> </w:t>
+      </w:r>
+      <w:r>
+        <w:t xml:space="preserve">위상 요 측정은 추정이 이미 맞을 때만 정직한데, 복구 중의 편향된 dyaw 가</w:t>
+      </w:r>
+      <w:r>
+        <w:t xml:space="preserve"> </w:t>
+      </w:r>
+      <w:r>
+        <w:t xml:space="preserve">정확한 자이로 요를 덮어쓴 것이다. 보정 dyaw 는 미세 트림(이득 0.2,</w:t>
+      </w:r>
+      <w:r>
+        <w:t xml:space="preserve"> </w:t>
+      </w:r>
+      <w:r>
+        <w:t xml:space="preserve">회당 ±0.5°)으로 강등했다. 그러자 방위 RMS 가 22° →</w:t>
+      </w:r>
+      <w:r>
+        <w:t xml:space="preserve"> </w:t>
+      </w:r>
+      <w:r>
+        <w:rPr>
+          <w:b/>
+          <w:bCs/>
+        </w:rPr>
+        <w:t xml:space="preserve">3.6°</w:t>
+      </w:r>
+      <w:r>
+        <w:t xml:space="preserve"> </w:t>
+      </w:r>
+      <w:r>
+        <w:t xml:space="preserve">로 떨어졌다.</w:t>
+      </w:r>
+    </w:p>
+    <w:bookmarkEnd w:id="45"/>
+    <w:bookmarkStart w:id="46" w:name="인식은-기울기를-알아야-한다"/>
+    <w:p>
+      <w:pPr>
+        <w:pStyle w:val="Heading3"/>
+      </w:pPr>
+      <w:r>
+        <w:t xml:space="preserve">④ 인식은 기울기를 알아야 한다</w:t>
+      </w:r>
+    </w:p>
+    <w:p>
+      <w:pPr>
+        <w:pStyle w:val="FirstParagraph"/>
+      </w:pPr>
+      <w:r>
+        <w:t xml:space="preserve">남단 내리막(피치 −16°)에서 라이다가 지면을 ’벽’으로 읽어(여유 0.25 m)</w:t>
+      </w:r>
+      <w:r>
+        <w:t xml:space="preserve"> </w:t>
+      </w:r>
+      <w:r>
+        <w:t xml:space="preserve">출구 도착이 3.5 m 조기 발동했고, 로봇은 대각으로 열 끝 모서리에 박혔다.</w:t>
+      </w:r>
+      <w:r>
+        <w:t xml:space="preserve"> </w:t>
+      </w:r>
+      <w:r>
+        <w:t xml:space="preserve">여유거리·밀착률·앵커 원뿔은 전부 IMU 롤·피치로 점군을 수평화한 뒤 재야</w:t>
+      </w:r>
+      <w:r>
+        <w:t xml:space="preserve"> </w:t>
+      </w:r>
+      <w:r>
+        <w:t xml:space="preserve">한다.</w:t>
+      </w:r>
+    </w:p>
+    <w:bookmarkEnd w:id="46"/>
+    <w:bookmarkStart w:id="47" w:name="게이트의-순환-논리"/>
+    <w:p>
+      <w:pPr>
+        <w:pStyle w:val="Heading3"/>
+      </w:pPr>
+      <w:r>
+        <w:t xml:space="preserve">⑤ 게이트의 순환 논리</w:t>
+      </w:r>
+    </w:p>
+    <w:p>
+      <w:pPr>
+        <w:pStyle w:val="FirstParagraph"/>
+      </w:pPr>
+      <w:r>
+        <w:t xml:space="preserve">선회처럼 정당한 무보정 구간이 길면 ’보정 간 표류’가 한계(1.75 m)를 넘고,</w:t>
+      </w:r>
+      <w:r>
+        <w:t xml:space="preserve"> </w:t>
+      </w:r>
+      <w:r>
+        <w:t xml:space="preserve">그 뒤로는</w:t>
+      </w:r>
+      <w:r>
+        <w:t xml:space="preserve"> </w:t>
+      </w:r>
+      <w:r>
+        <w:rPr>
+          <w:b/>
+          <w:bCs/>
+        </w:rPr>
+        <w:t xml:space="preserve">보정이 없어서 보정을 거부</w:t>
+      </w:r>
+      <w:r>
+        <w:t xml:space="preserve">하는 교착에 빠진다 — 품질 0.84,</w:t>
+      </w:r>
+      <w:r>
+        <w:t xml:space="preserve"> </w:t>
+      </w:r>
+      <w:r>
+        <w:t xml:space="preserve">dx −0.009 짜리 완벽한 보정이</w:t>
+      </w:r>
+      <w:r>
+        <w:t xml:space="preserve"> </w:t>
+      </w:r>
+      <w:r>
+        <w:t xml:space="preserve">“표류 10 m”</w:t>
+      </w:r>
+      <w:r>
+        <w:t xml:space="preserve"> </w:t>
+      </w:r>
+      <w:r>
+        <w:t xml:space="preserve">사유로 무한 거부됐다. 탈출구:</w:t>
+      </w:r>
+      <w:r>
+        <w:t xml:space="preserve"> </w:t>
+      </w:r>
+      <w:r>
+        <w:t xml:space="preserve">고품질(≥0.7)·소보정(≤1.2 m)이 4회 연속 일관되면 재획득으로 받는다.</w:t>
+      </w:r>
+      <w:r>
+        <w:t xml:space="preserve"> </w:t>
+      </w:r>
+      <w:r>
+        <w:t xml:space="preserve">1.2 m 는 오인 잠금 경계(열 간격의 절반 1.75 m) 안에서 안전하다.</w:t>
+      </w:r>
+    </w:p>
+    <w:bookmarkEnd w:id="47"/>
+    <w:bookmarkStart w:id="48" w:name="진행의-궤적"/>
+    <w:p>
+      <w:pPr>
+        <w:pStyle w:val="Heading3"/>
+      </w:pPr>
+      <w:r>
+        <w:t xml:space="preserve">진행의 궤적</w:t>
+      </w:r>
+    </w:p>
+    <w:tbl>
+      <w:tblPr>
+        <w:tblStyle w:val="Table"/>
+        <w:tblW w:type="pct" w:w="5000"/>
+        <w:tblLayout w:type="fixed"/>
+        <w:tblLook w:firstRow="1" w:lastRow="0" w:firstColumn="0" w:lastColumn="0" w:noHBand="0" w:noVBand="0" w:val="0020"/>
+        <w:tblBorders>
+          <w:top w:val="single" w:sz="4" w:color="8aa0b8"/>
+          <w:left w:val="single" w:sz="4" w:color="8aa0b8"/>
+          <w:bottom w:val="single" w:sz="4" w:color="8aa0b8"/>
+          <w:right w:val="single" w:sz="4" w:color="8aa0b8"/>
+          <w:insideH w:val="single" w:sz="4" w:color="8aa0b8"/>
+          <w:insideV w:val="single" w:sz="4" w:color="8aa0b8"/>
+        </w:tblBorders>
+      </w:tblPr>
+      <w:tblGrid>
+        <w:gridCol w:w="2640"/>
+        <w:gridCol w:w="2640"/>
+        <w:gridCol w:w="2640"/>
+      </w:tblGrid>
+      <w:tr>
+        <w:trPr>
+          <w:tblHeader w:val="on"/>
+        </w:trPr>
+        <w:tc>
+          <w:tcPr/>
+          <w:p>
+            <w:pPr>
+              <w:pStyle w:val="Compact"/>
+            </w:pPr>
+            <w:r>
+              <w:rPr>
+                <w:sz w:val="18"/>
+              </w:rPr>
+              <w:t xml:space="preserve">런</w:t>
+            </w:r>
+          </w:p>
+        </w:tc>
+        <w:tc>
+          <w:tcPr/>
+          <w:p>
+            <w:pPr>
+              <w:pStyle w:val="Compact"/>
+            </w:pPr>
+            <w:r>
+              <w:rPr>
+                <w:sz w:val="18"/>
+              </w:rPr>
+              <w:t xml:space="preserve">도달</w:t>
+            </w:r>
+          </w:p>
+        </w:tc>
+        <w:tc>
+          <w:tcPr/>
+          <w:p>
+            <w:pPr>
+              <w:pStyle w:val="Compact"/>
+            </w:pPr>
+            <w:r>
+              <w:rPr>
+                <w:sz w:val="18"/>
+              </w:rPr>
+              <w:t xml:space="preserve">죽인 것</w:t>
             </w:r>
           </w:p>
         </w:tc>
@@ -4472,36 +5522,35 @@
               <w:rPr>
                 <w:sz w:val="18"/>
               </w:rPr>
-              <w:t xml:space="preserve">40</w:t>
-            </w:r>
-          </w:p>
-        </w:tc>
-        <w:tc>
-          <w:tcPr/>
-          <w:p>
-            <w:pPr>
-              <w:pStyle w:val="Compact"/>
-            </w:pPr>
-            <w:r>
-              <w:rPr>
-                <w:rStyle w:val="VerbatimChar"/>
-                <w:sz w:val="18"/>
-              </w:rPr>
-              <w:t xml:space="preserve">probe_agl_band</w:t>
-            </w:r>
-          </w:p>
-        </w:tc>
-        <w:tc>
-          <w:tcPr/>
-          <w:p>
-            <w:pPr>
-              <w:pStyle w:val="Compact"/>
-            </w:pPr>
-            <w:r>
-              <w:rPr>
-                <w:sz w:val="18"/>
-              </w:rPr>
-              <w:t xml:space="preserve">높이 대역 실험 (이 문서 §3)</w:t>
+              <w:t xml:space="preserve">run10</w:t>
+            </w:r>
+          </w:p>
+        </w:tc>
+        <w:tc>
+          <w:tcPr/>
+          <w:p>
+            <w:pPr>
+              <w:pStyle w:val="Compact"/>
+            </w:pPr>
+            <w:r>
+              <w:rPr>
+                <w:sz w:val="18"/>
+              </w:rPr>
+              <w:t xml:space="preserve">통로 0 램프</w:t>
+            </w:r>
+          </w:p>
+        </w:tc>
+        <w:tc>
+          <w:tcPr/>
+          <w:p>
+            <w:pPr>
+              <w:pStyle w:val="Compact"/>
+            </w:pPr>
+            <w:r>
+              <w:rPr>
+                <w:sz w:val="18"/>
+              </w:rPr>
+              <w:t xml:space="preserve">슬립 감지가 세움 (감시는 정상 작동)</w:t>
             </w:r>
           </w:p>
         </w:tc>
@@ -4517,43 +5566,1000 @@
               <w:rPr>
                 <w:sz w:val="18"/>
               </w:rPr>
-              <w:t xml:space="preserve">41</w:t>
-            </w:r>
-          </w:p>
-        </w:tc>
-        <w:tc>
-          <w:tcPr/>
-          <w:p>
-            <w:pPr>
-              <w:pStyle w:val="Compact"/>
-            </w:pPr>
-            <w:r>
-              <w:rPr>
-                <w:rStyle w:val="VerbatimChar"/>
-                <w:sz w:val="18"/>
-              </w:rPr>
-              <w:t xml:space="preserve">m3_figures</w:t>
-            </w:r>
-          </w:p>
-        </w:tc>
-        <w:tc>
-          <w:tcPr/>
-          <w:p>
-            <w:pPr>
-              <w:pStyle w:val="Compact"/>
-            </w:pPr>
-            <w:r>
-              <w:rPr>
-                <w:sz w:val="18"/>
-              </w:rPr>
-              <w:t xml:space="preserve">이 문서의 차트 생성</w:t>
+              <w:t xml:space="preserve">run12</w:t>
+            </w:r>
+          </w:p>
+        </w:tc>
+        <w:tc>
+          <w:tcPr/>
+          <w:p>
+            <w:pPr>
+              <w:pStyle w:val="Compact"/>
+            </w:pPr>
+            <w:r>
+              <w:rPr>
+                <w:sz w:val="18"/>
+              </w:rPr>
+              <w:t xml:space="preserve">통로 0 + 선회 시도</w:t>
+            </w:r>
+          </w:p>
+        </w:tc>
+        <w:tc>
+          <w:tcPr/>
+          <w:p>
+            <w:pPr>
+              <w:pStyle w:val="Compact"/>
+            </w:pPr>
+            <w:r>
+              <w:rPr>
+                <w:sz w:val="18"/>
+              </w:rPr>
+              <w:t xml:space="preserve">표류 게이트 교착 → 128초 상실 격상 정지</w:t>
+            </w:r>
+          </w:p>
+        </w:tc>
+      </w:tr>
+      <w:tr>
+        <w:tc>
+          <w:tcPr/>
+          <w:p>
+            <w:pPr>
+              <w:pStyle w:val="Compact"/>
+            </w:pPr>
+            <w:r>
+              <w:rPr>
+                <w:sz w:val="18"/>
+              </w:rPr>
+              <w:t xml:space="preserve">run13</w:t>
+            </w:r>
+          </w:p>
+        </w:tc>
+        <w:tc>
+          <w:tcPr/>
+          <w:p>
+            <w:pPr>
+              <w:pStyle w:val="Compact"/>
+            </w:pPr>
+            <w:r>
+              <w:rPr>
+                <w:b/>
+                <w:bCs/>
+                <w:sz w:val="18"/>
+              </w:rPr>
+              <w:t xml:space="preserve">북단 선회 최초 통과</w:t>
+            </w:r>
+            <w:r>
+              <w:rPr>
+                <w:sz w:val="18"/>
+              </w:rPr>
+              <w:t xml:space="preserve"> </w:t>
+            </w:r>
+            <w:r>
+              <w:rPr>
+                <w:sz w:val="18"/>
+              </w:rPr>
+              <w:t xml:space="preserve">+ 통로 1 진입</w:t>
+            </w:r>
+          </w:p>
+        </w:tc>
+        <w:tc>
+          <w:tcPr/>
+          <w:p>
+            <w:pPr>
+              <w:pStyle w:val="Compact"/>
+            </w:pPr>
+            <w:r>
+              <w:rPr>
+                <w:sz w:val="18"/>
+              </w:rPr>
+              <w:t xml:space="preserve">표류 교착 (탈출구 이전)</w:t>
+            </w:r>
+          </w:p>
+        </w:tc>
+      </w:tr>
+      <w:tr>
+        <w:tc>
+          <w:tcPr/>
+          <w:p>
+            <w:pPr>
+              <w:pStyle w:val="Compact"/>
+            </w:pPr>
+            <w:r>
+              <w:rPr>
+                <w:sz w:val="18"/>
+              </w:rPr>
+              <w:t xml:space="preserve">run14</w:t>
+            </w:r>
+          </w:p>
+        </w:tc>
+        <w:tc>
+          <w:tcPr/>
+          <w:p>
+            <w:pPr>
+              <w:pStyle w:val="Compact"/>
+            </w:pPr>
+            <w:r>
+              <w:rPr>
+                <w:sz w:val="18"/>
+              </w:rPr>
+              <w:t xml:space="preserve">+통로 1 완주 + 남단 출구</w:t>
+            </w:r>
+          </w:p>
+        </w:tc>
+        <w:tc>
+          <w:tcPr/>
+          <w:p>
+            <w:pPr>
+              <w:pStyle w:val="Compact"/>
+            </w:pPr>
+            <w:r>
+              <w:rPr>
+                <w:sz w:val="18"/>
+              </w:rPr>
+              <w:t xml:space="preserve">피치 오독 → 조기 도착 → 모서리 쐐기</w:t>
+            </w:r>
+          </w:p>
+        </w:tc>
+      </w:tr>
+      <w:tr>
+        <w:tc>
+          <w:tcPr/>
+          <w:p>
+            <w:pPr>
+              <w:pStyle w:val="Compact"/>
+            </w:pPr>
+            <w:r>
+              <w:rPr>
+                <w:sz w:val="18"/>
+              </w:rPr>
+              <w:t xml:space="preserve">run16</w:t>
+            </w:r>
+          </w:p>
+        </w:tc>
+        <w:tc>
+          <w:tcPr/>
+          <w:p>
+            <w:pPr>
+              <w:pStyle w:val="Compact"/>
+            </w:pPr>
+            <w:r>
+              <w:rPr>
+                <w:b/>
+                <w:bCs/>
+                <w:sz w:val="18"/>
+              </w:rPr>
+              <w:t xml:space="preserve">135 m</w:t>
+            </w:r>
+            <w:r>
+              <w:rPr>
+                <w:sz w:val="18"/>
+              </w:rPr>
+              <w:t xml:space="preserve"> </w:t>
+            </w:r>
+            <w:r>
+              <w:rPr>
+                <w:sz w:val="18"/>
+              </w:rPr>
+              <w:t xml:space="preserve">(통로 0·1 완주 + 선회 1.5회)</w:t>
+            </w:r>
+          </w:p>
+        </w:tc>
+        <w:tc>
+          <w:tcPr/>
+          <w:p>
+            <w:pPr>
+              <w:pStyle w:val="Compact"/>
+            </w:pPr>
+            <w:r>
+              <w:rPr>
+                <w:sz w:val="18"/>
+              </w:rPr>
+              <w:t xml:space="preserve">남단 횡단 대각 출발 → 모서리 밀착</w:t>
             </w:r>
           </w:p>
         </w:tc>
       </w:tr>
     </w:tbl>
-    <w:bookmarkEnd w:id="35"/>
-    <w:bookmarkEnd w:id="36"/>
+    <w:p>
+      <w:pPr>
+        <w:pStyle w:val="BodyText"/>
+      </w:pPr>
+      <w:r>
+        <w:rPr>
+          <w:b/>
+          <w:bCs/>
+        </w:rPr>
+        <w:t xml:space="preserve">모든 정지는 안전망이 세운 것이다</w:t>
+      </w:r>
+      <w:r>
+        <w:t xml:space="preserve"> </w:t>
+      </w:r>
+      <w:r>
+        <w:t xml:space="preserve">— 박힌 채 갈리는 사고는 슬립 감지</w:t>
+      </w:r>
+      <w:r>
+        <w:t xml:space="preserve"> </w:t>
+      </w:r>
+      <w:r>
+        <w:t xml:space="preserve">도입 이후 한 번도 재발하지 않았고, 매 정지가 관제 개입 큐에 티켓으로</w:t>
+      </w:r>
+      <w:r>
+        <w:t xml:space="preserve"> </w:t>
+      </w:r>
+      <w:r>
+        <w:t xml:space="preserve">올라갔다. run16 기준 횡 RMS 0.26 m(게이트 안), 방위 RMS 3.6°.</w:t>
+      </w:r>
+      <w:r>
+        <w:t xml:space="preserve"> </w:t>
+      </w:r>
+      <w:r>
+        <w:t xml:space="preserve">남은 것은 종방향 RMS(1.8 m — 통로 안은 오도메트리뿐이라 열 끝 앵커</w:t>
+      </w:r>
+      <w:r>
+        <w:t xml:space="preserve"> </w:t>
+      </w:r>
+      <w:r>
+        <w:t xml:space="preserve">사이에서 쌓인다)와 남단 횡단의 마지막 손질이다.</w:t>
+      </w:r>
+    </w:p>
+    <w:p>
+      <w:r>
+        <w:pict>
+          <v:rect style="width:0;height:1.5pt" o:hralign="center" o:hrstd="t" o:hr="t"/>
+        </w:pict>
+      </w:r>
+    </w:p>
+    <w:bookmarkEnd w:id="48"/>
+    <w:bookmarkEnd w:id="49"/>
+    <w:bookmarkStart w:id="50" w:name="남은-일"/>
+    <w:p>
+      <w:pPr>
+        <w:pStyle w:val="Heading2"/>
+      </w:pPr>
+      <w:r>
+        <w:t xml:space="preserve">7. 남은 일</w:t>
+      </w:r>
+    </w:p>
+    <w:tbl>
+      <w:tblPr>
+        <w:tblStyle w:val="Table"/>
+        <w:tblW w:type="pct" w:w="5000"/>
+        <w:tblLayout w:type="fixed"/>
+        <w:tblLook w:firstRow="1" w:lastRow="0" w:firstColumn="0" w:lastColumn="0" w:noHBand="0" w:noVBand="0" w:val="0020"/>
+        <w:tblBorders>
+          <w:top w:val="single" w:sz="4" w:color="8aa0b8"/>
+          <w:left w:val="single" w:sz="4" w:color="8aa0b8"/>
+          <w:bottom w:val="single" w:sz="4" w:color="8aa0b8"/>
+          <w:right w:val="single" w:sz="4" w:color="8aa0b8"/>
+          <w:insideH w:val="single" w:sz="4" w:color="8aa0b8"/>
+          <w:insideV w:val="single" w:sz="4" w:color="8aa0b8"/>
+        </w:tblBorders>
+      </w:tblPr>
+      <w:tblGrid>
+        <w:gridCol w:w="3960"/>
+        <w:gridCol w:w="3960"/>
+      </w:tblGrid>
+      <w:tr>
+        <w:trPr>
+          <w:tblHeader w:val="on"/>
+        </w:trPr>
+        <w:tc>
+          <w:tcPr/>
+          <w:p>
+            <w:pPr>
+              <w:pStyle w:val="Compact"/>
+            </w:pPr>
+            <w:r>
+              <w:rPr>
+                <w:sz w:val="18"/>
+              </w:rPr>
+              <w:t xml:space="preserve">항목</w:t>
+            </w:r>
+          </w:p>
+        </w:tc>
+        <w:tc>
+          <w:tcPr/>
+          <w:p>
+            <w:pPr>
+              <w:pStyle w:val="Compact"/>
+            </w:pPr>
+            <w:r>
+              <w:rPr>
+                <w:sz w:val="18"/>
+              </w:rPr>
+              <w:t xml:space="preserve">상태</w:t>
+            </w:r>
+          </w:p>
+        </w:tc>
+      </w:tr>
+      <w:tr>
+        <w:tc>
+          <w:tcPr/>
+          <w:p>
+            <w:pPr>
+              <w:pStyle w:val="Compact"/>
+            </w:pPr>
+            <w:r>
+              <w:rPr>
+                <w:sz w:val="18"/>
+              </w:rPr>
+              <w:t xml:space="preserve">맵 번들</w:t>
+            </w:r>
+          </w:p>
+        </w:tc>
+        <w:tc>
+          <w:tcPr/>
+          <w:p>
+            <w:pPr>
+              <w:pStyle w:val="Compact"/>
+            </w:pPr>
+            <w:r>
+              <w:rPr>
+                <w:sz w:val="18"/>
+              </w:rPr>
+              <w:t xml:space="preserve">✅ 완료 (중심선 58 mm)</w:t>
+            </w:r>
+          </w:p>
+        </w:tc>
+      </w:tr>
+      <w:tr>
+        <w:tc>
+          <w:tcPr/>
+          <w:p>
+            <w:pPr>
+              <w:pStyle w:val="Compact"/>
+            </w:pPr>
+            <w:r>
+              <w:rPr>
+                <w:sz w:val="18"/>
+              </w:rPr>
+              <w:t xml:space="preserve">열 상대 로컬리제이션</w:t>
+            </w:r>
+          </w:p>
+        </w:tc>
+        <w:tc>
+          <w:tcPr/>
+          <w:p>
+            <w:pPr>
+              <w:pStyle w:val="Compact"/>
+            </w:pPr>
+            <w:r>
+              <w:rPr>
+                <w:sz w:val="18"/>
+              </w:rPr>
+              <w:t xml:space="preserve">✅ 완료 (합성 10/10, 실기 동작)</w:t>
+            </w:r>
+          </w:p>
+        </w:tc>
+      </w:tr>
+      <w:tr>
+        <w:tc>
+          <w:tcPr/>
+          <w:p>
+            <w:pPr>
+              <w:pStyle w:val="Compact"/>
+            </w:pPr>
+            <w:r>
+              <w:rPr>
+                <w:sz w:val="18"/>
+              </w:rPr>
+              <w:t xml:space="preserve">융합 노드</w:t>
+            </w:r>
+          </w:p>
+        </w:tc>
+        <w:tc>
+          <w:tcPr/>
+          <w:p>
+            <w:pPr>
+              <w:pStyle w:val="Compact"/>
+            </w:pPr>
+            <w:r>
+              <w:rPr>
+                <w:sz w:val="18"/>
+              </w:rPr>
+              <w:t xml:space="preserve">✅ 완료 (</w:t>
+            </w:r>
+            <w:r>
+              <w:rPr>
+                <w:rStyle w:val="VerbatimChar"/>
+                <w:sz w:val="18"/>
+              </w:rPr>
+              <w:t xml:space="preserve">map_localizer</w:t>
+            </w:r>
+            <w:r>
+              <w:rPr>
+                <w:sz w:val="18"/>
+              </w:rPr>
+              <w:t xml:space="preserve">, gt_localizer와 교체 가능)</w:t>
+            </w:r>
+          </w:p>
+        </w:tc>
+      </w:tr>
+      <w:tr>
+        <w:tc>
+          <w:tcPr/>
+          <w:p>
+            <w:pPr>
+              <w:pStyle w:val="Compact"/>
+            </w:pPr>
+            <w:r>
+              <w:rPr>
+                <w:sz w:val="18"/>
+              </w:rPr>
+              <w:t xml:space="preserve">통로 안 주행</w:t>
+            </w:r>
+          </w:p>
+        </w:tc>
+        <w:tc>
+          <w:tcPr/>
+          <w:p>
+            <w:pPr>
+              <w:pStyle w:val="Compact"/>
+            </w:pPr>
+            <w:r>
+              <w:rPr>
+                <w:sz w:val="18"/>
+              </w:rPr>
+              <w:t xml:space="preserve">✅ 검증 (횡 RMS 0.26 m · 방위 3.6°)</w:t>
+            </w:r>
+          </w:p>
+        </w:tc>
+      </w:tr>
+      <w:tr>
+        <w:tc>
+          <w:tcPr/>
+          <w:p>
+            <w:pPr>
+              <w:pStyle w:val="Compact"/>
+            </w:pPr>
+            <w:r>
+              <w:rPr>
+                <w:sz w:val="18"/>
+              </w:rPr>
+              <w:t xml:space="preserve">선회 통과</w:t>
+            </w:r>
+          </w:p>
+        </w:tc>
+        <w:tc>
+          <w:tcPr/>
+          <w:p>
+            <w:pPr>
+              <w:pStyle w:val="Compact"/>
+            </w:pPr>
+            <w:r>
+              <w:rPr>
+                <w:sz w:val="18"/>
+              </w:rPr>
+              <w:t xml:space="preserve">✅ 북단 통과 (run13~16) · 남단 횡단 마지막 손질 중</w:t>
+            </w:r>
+          </w:p>
+        </w:tc>
+      </w:tr>
+      <w:tr>
+        <w:tc>
+          <w:tcPr/>
+          <w:p>
+            <w:pPr>
+              <w:pStyle w:val="Compact"/>
+            </w:pPr>
+            <w:r>
+              <w:rPr>
+                <w:sz w:val="18"/>
+              </w:rPr>
+              <w:t xml:space="preserve">슬립·정지 감지</w:t>
+            </w:r>
+          </w:p>
+        </w:tc>
+        <w:tc>
+          <w:tcPr/>
+          <w:p>
+            <w:pPr>
+              <w:pStyle w:val="Compact"/>
+            </w:pPr>
+            <w:r>
+              <w:rPr>
+                <w:sz w:val="18"/>
+              </w:rPr>
+              <w:t xml:space="preserve">✅ 3중 (구조/기복 슬립 · 밀착 · 상실 격상) — 실전 검증</w:t>
+            </w:r>
+          </w:p>
+        </w:tc>
+      </w:tr>
+      <w:tr>
+        <w:tc>
+          <w:tcPr/>
+          <w:p>
+            <w:pPr>
+              <w:pStyle w:val="Compact"/>
+            </w:pPr>
+            <w:r>
+              <w:rPr>
+                <w:sz w:val="18"/>
+              </w:rPr>
+              <w:t xml:space="preserve">열 끝 앵커 (종방향 절대)</w:t>
+            </w:r>
+          </w:p>
+        </w:tc>
+        <w:tc>
+          <w:tcPr/>
+          <w:p>
+            <w:pPr>
+              <w:pStyle w:val="Compact"/>
+            </w:pPr>
+            <w:r>
+              <w:rPr>
+                <w:sz w:val="18"/>
+              </w:rPr>
+              <w:t xml:space="preserve">✅ 헤드랜드에서 작동 (잔차 ~0.05 m)</w:t>
+            </w:r>
+          </w:p>
+        </w:tc>
+      </w:tr>
+      <w:tr>
+        <w:tc>
+          <w:tcPr/>
+          <w:p>
+            <w:pPr>
+              <w:pStyle w:val="Compact"/>
+            </w:pPr>
+            <w:r>
+              <w:rPr>
+                <w:sz w:val="18"/>
+              </w:rPr>
+              <w:t xml:space="preserve">요 관측</w:t>
+            </w:r>
+          </w:p>
+        </w:tc>
+        <w:tc>
+          <w:tcPr/>
+          <w:p>
+            <w:pPr>
+              <w:pStyle w:val="Compact"/>
+            </w:pPr>
+            <w:r>
+              <w:rPr>
+                <w:sz w:val="18"/>
+              </w:rPr>
+              <w:t xml:space="preserve">✅ AHRS 주인 + 위상 미세트림 (오차 0.0° 실측)</w:t>
+            </w:r>
+          </w:p>
+        </w:tc>
+      </w:tr>
+      <w:tr>
+        <w:tc>
+          <w:tcPr/>
+          <w:p>
+            <w:pPr>
+              <w:pStyle w:val="Compact"/>
+            </w:pPr>
+            <w:r>
+              <w:rPr>
+                <w:b/>
+                <w:bCs/>
+                <w:sz w:val="18"/>
+              </w:rPr>
+              <w:t xml:space="preserve">9통로 완주 (RMS&lt;0.3)</w:t>
+            </w:r>
+          </w:p>
+        </w:tc>
+        <w:tc>
+          <w:tcPr/>
+          <w:p>
+            <w:pPr>
+              <w:pStyle w:val="Compact"/>
+            </w:pPr>
+            <w:r>
+              <w:rPr>
+                <w:sz w:val="18"/>
+              </w:rPr>
+              <w:t xml:space="preserve">⏳</w:t>
+            </w:r>
+            <w:r>
+              <w:rPr>
+                <w:sz w:val="18"/>
+              </w:rPr>
+              <w:t xml:space="preserve"> </w:t>
+            </w:r>
+            <w:r>
+              <w:rPr>
+                <w:b/>
+                <w:bCs/>
+                <w:sz w:val="18"/>
+              </w:rPr>
+              <w:t xml:space="preserve">미달</w:t>
+            </w:r>
+            <w:r>
+              <w:rPr>
+                <w:sz w:val="18"/>
+              </w:rPr>
+              <w:t xml:space="preserve"> </w:t>
+            </w:r>
+            <w:r>
+              <w:rPr>
+                <w:sz w:val="18"/>
+              </w:rPr>
+              <w:t xml:space="preserve">— 최장 135 m · 종방향 통로 안 누적이 관건</w:t>
+            </w:r>
+          </w:p>
+        </w:tc>
+      </w:tr>
+      <w:tr>
+        <w:tc>
+          <w:tcPr/>
+          <w:p>
+            <w:pPr>
+              <w:pStyle w:val="Compact"/>
+            </w:pPr>
+            <w:r>
+              <w:rPr>
+                <w:sz w:val="18"/>
+              </w:rPr>
+              <w:t xml:space="preserve">통로 안 종방향 절대 기준</w:t>
+            </w:r>
+          </w:p>
+        </w:tc>
+        <w:tc>
+          <w:tcPr/>
+          <w:p>
+            <w:pPr>
+              <w:pStyle w:val="Compact"/>
+            </w:pPr>
+            <w:r>
+              <w:rPr>
+                <w:sz w:val="18"/>
+              </w:rPr>
+              <w:t xml:space="preserve">⏳ 미착수 — 다음 과제 (나무 개수 세기 등)</w:t>
+            </w:r>
+          </w:p>
+        </w:tc>
+      </w:tr>
+    </w:tbl>
+    <w:p>
+      <w:pPr>
+        <w:pStyle w:val="BodyText"/>
+      </w:pPr>
+      <w:r>
+        <w:rPr>
+          <w:b/>
+          <w:bCs/>
+        </w:rPr>
+        <w:t xml:space="preserve">다음 우선순위는 슬립 감지다.</w:t>
+      </w:r>
+      <w:r>
+        <w:t xml:space="preserve"> </w:t>
+      </w:r>
+      <w:r>
+        <w:t xml:space="preserve">§6.5에서 보듯 실패의 사슬 맨 끝은</w:t>
+      </w:r>
+      <w:r>
+        <w:t xml:space="preserve"> </w:t>
+      </w:r>
+      <w:r>
+        <w:t xml:space="preserve">“박힌 채 바퀴만 도는데 오도메트리를 그대로 믿은 것”</w:t>
+      </w:r>
+      <w:r>
+        <w:t xml:space="preserve">이었다. 이건 스캔 변위와 오도메트리 변위를 비교하면 바로 잡히고, 잡으면 폭주 자체가 사라진다.</w:t>
+      </w:r>
+    </w:p>
+    <w:p>
+      <w:pPr>
+        <w:pStyle w:val="BodyText"/>
+      </w:pPr>
+      <w:r>
+        <w:t xml:space="preserve">그다음이 선회 처리다. 선회는 자이로로 통과하고 통로 진입 후 재획득하되, 재획득 시 요 탐색 범위를 넓게 열어야 한다.</w:t>
+      </w:r>
+    </w:p>
+    <w:p>
+      <w:r>
+        <w:pict>
+          <v:rect style="width:0;height:1.5pt" o:hralign="center" o:hrstd="t" o:hr="t"/>
+        </w:pict>
+      </w:r>
+    </w:p>
+    <w:bookmarkEnd w:id="50"/>
+    <w:bookmarkStart w:id="51" w:name="부록-검증-스크립트"/>
+    <w:p>
+      <w:pPr>
+        <w:pStyle w:val="Heading2"/>
+      </w:pPr>
+      <w:r>
+        <w:t xml:space="preserve">부록 — 검증 스크립트</w:t>
+      </w:r>
+    </w:p>
+    <w:tbl>
+      <w:tblPr>
+        <w:tblStyle w:val="Table"/>
+        <w:tblW w:type="auto" w:w="0"/>
+        <w:tblLook w:firstRow="1" w:lastRow="0" w:firstColumn="0" w:lastColumn="0" w:noHBand="0" w:noVBand="0" w:val="0020"/>
+        <w:tblBorders>
+          <w:top w:val="single" w:sz="4" w:color="8aa0b8"/>
+          <w:left w:val="single" w:sz="4" w:color="8aa0b8"/>
+          <w:bottom w:val="single" w:sz="4" w:color="8aa0b8"/>
+          <w:right w:val="single" w:sz="4" w:color="8aa0b8"/>
+          <w:insideH w:val="single" w:sz="4" w:color="8aa0b8"/>
+          <w:insideV w:val="single" w:sz="4" w:color="8aa0b8"/>
+        </w:tblBorders>
+      </w:tblPr>
+      <w:tblGrid>
+        <w:gridCol w:w="2640"/>
+        <w:gridCol w:w="2640"/>
+        <w:gridCol w:w="2640"/>
+      </w:tblGrid>
+      <w:tr>
+        <w:trPr>
+          <w:tblHeader w:val="on"/>
+        </w:trPr>
+        <w:tc>
+          <w:tcPr/>
+          <w:p>
+            <w:pPr>
+              <w:pStyle w:val="Compact"/>
+            </w:pPr>
+            <w:r>
+              <w:rPr>
+                <w:sz w:val="18"/>
+              </w:rPr>
+              <w:t xml:space="preserve">번호</w:t>
+            </w:r>
+          </w:p>
+        </w:tc>
+        <w:tc>
+          <w:tcPr/>
+          <w:p>
+            <w:pPr>
+              <w:pStyle w:val="Compact"/>
+            </w:pPr>
+            <w:r>
+              <w:rPr>
+                <w:sz w:val="18"/>
+              </w:rPr>
+              <w:t xml:space="preserve">이름</w:t>
+            </w:r>
+          </w:p>
+        </w:tc>
+        <w:tc>
+          <w:tcPr/>
+          <w:p>
+            <w:pPr>
+              <w:pStyle w:val="Compact"/>
+            </w:pPr>
+            <w:r>
+              <w:rPr>
+                <w:sz w:val="18"/>
+              </w:rPr>
+              <w:t xml:space="preserve">하는 일</w:t>
+            </w:r>
+          </w:p>
+        </w:tc>
+      </w:tr>
+      <w:tr>
+        <w:tc>
+          <w:tcPr/>
+          <w:p>
+            <w:pPr>
+              <w:pStyle w:val="Compact"/>
+            </w:pPr>
+            <w:r>
+              <w:rPr>
+                <w:sz w:val="18"/>
+              </w:rPr>
+              <w:t xml:space="preserve">37</w:t>
+            </w:r>
+          </w:p>
+        </w:tc>
+        <w:tc>
+          <w:tcPr/>
+          <w:p>
+            <w:pPr>
+              <w:pStyle w:val="Compact"/>
+            </w:pPr>
+            <w:r>
+              <w:rPr>
+                <w:rStyle w:val="VerbatimChar"/>
+                <w:sz w:val="18"/>
+              </w:rPr>
+              <w:t xml:space="preserve">build_map_bundle</w:t>
+            </w:r>
+          </w:p>
+        </w:tc>
+        <w:tc>
+          <w:tcPr/>
+          <w:p>
+            <w:pPr>
+              <w:pStyle w:val="Compact"/>
+            </w:pPr>
+            <w:r>
+              <w:rPr>
+                <w:sz w:val="18"/>
+              </w:rPr>
+              <w:t xml:space="preserve">지형/점군 → 맵 번들 + 되읽기 검증 5항목</w:t>
+            </w:r>
+          </w:p>
+        </w:tc>
+      </w:tr>
+      <w:tr>
+        <w:tc>
+          <w:tcPr/>
+          <w:p>
+            <w:pPr>
+              <w:pStyle w:val="Compact"/>
+            </w:pPr>
+            <w:r>
+              <w:rPr>
+                <w:sz w:val="18"/>
+              </w:rPr>
+              <w:t xml:space="preserve">38</w:t>
+            </w:r>
+          </w:p>
+        </w:tc>
+        <w:tc>
+          <w:tcPr/>
+          <w:p>
+            <w:pPr>
+              <w:pStyle w:val="Compact"/>
+            </w:pPr>
+            <w:r>
+              <w:rPr>
+                <w:rStyle w:val="VerbatimChar"/>
+                <w:sz w:val="18"/>
+              </w:rPr>
+              <w:t xml:space="preserve">verify_rowlocalize</w:t>
+            </w:r>
+          </w:p>
+        </w:tc>
+        <w:tc>
+          <w:tcPr/>
+          <w:p>
+            <w:pPr>
+              <w:pStyle w:val="Compact"/>
+            </w:pPr>
+            <w:r>
+              <w:rPr>
+                <w:sz w:val="18"/>
+              </w:rPr>
+              <w:t xml:space="preserve">합성 데이터로 가설 검증 10항목</w:t>
+            </w:r>
+          </w:p>
+        </w:tc>
+      </w:tr>
+      <w:tr>
+        <w:tc>
+          <w:tcPr/>
+          <w:p>
+            <w:pPr>
+              <w:pStyle w:val="Compact"/>
+            </w:pPr>
+            <w:r>
+              <w:rPr>
+                <w:sz w:val="18"/>
+              </w:rPr>
+              <w:t xml:space="preserve">39</w:t>
+            </w:r>
+          </w:p>
+        </w:tc>
+        <w:tc>
+          <w:tcPr/>
+          <w:p>
+            <w:pPr>
+              <w:pStyle w:val="Compact"/>
+            </w:pPr>
+            <w:r>
+              <w:rPr>
+                <w:rStyle w:val="VerbatimChar"/>
+                <w:sz w:val="18"/>
+              </w:rPr>
+              <w:t xml:space="preserve">verify_localization_live</w:t>
+            </w:r>
+          </w:p>
+        </w:tc>
+        <w:tc>
+          <w:tcPr/>
+          <w:p>
+            <w:pPr>
+              <w:pStyle w:val="Compact"/>
+            </w:pPr>
+            <w:r>
+              <w:rPr>
+                <w:sz w:val="18"/>
+              </w:rPr>
+              <w:t xml:space="preserve">실기 오차 기록 (참값 대비)</w:t>
+            </w:r>
+          </w:p>
+        </w:tc>
+      </w:tr>
+      <w:tr>
+        <w:tc>
+          <w:tcPr/>
+          <w:p>
+            <w:pPr>
+              <w:pStyle w:val="Compact"/>
+            </w:pPr>
+            <w:r>
+              <w:rPr>
+                <w:sz w:val="18"/>
+              </w:rPr>
+              <w:t xml:space="preserve">40</w:t>
+            </w:r>
+          </w:p>
+        </w:tc>
+        <w:tc>
+          <w:tcPr/>
+          <w:p>
+            <w:pPr>
+              <w:pStyle w:val="Compact"/>
+            </w:pPr>
+            <w:r>
+              <w:rPr>
+                <w:rStyle w:val="VerbatimChar"/>
+                <w:sz w:val="18"/>
+              </w:rPr>
+              <w:t xml:space="preserve">probe_agl_band</w:t>
+            </w:r>
+          </w:p>
+        </w:tc>
+        <w:tc>
+          <w:tcPr/>
+          <w:p>
+            <w:pPr>
+              <w:pStyle w:val="Compact"/>
+            </w:pPr>
+            <w:r>
+              <w:rPr>
+                <w:sz w:val="18"/>
+              </w:rPr>
+              <w:t xml:space="preserve">높이 대역 실험 (이 문서 §3)</w:t>
+            </w:r>
+          </w:p>
+        </w:tc>
+      </w:tr>
+      <w:tr>
+        <w:tc>
+          <w:tcPr/>
+          <w:p>
+            <w:pPr>
+              <w:pStyle w:val="Compact"/>
+            </w:pPr>
+            <w:r>
+              <w:rPr>
+                <w:sz w:val="18"/>
+              </w:rPr>
+              <w:t xml:space="preserve">41</w:t>
+            </w:r>
+          </w:p>
+        </w:tc>
+        <w:tc>
+          <w:tcPr/>
+          <w:p>
+            <w:pPr>
+              <w:pStyle w:val="Compact"/>
+            </w:pPr>
+            <w:r>
+              <w:rPr>
+                <w:rStyle w:val="VerbatimChar"/>
+                <w:sz w:val="18"/>
+              </w:rPr>
+              <w:t xml:space="preserve">m3_figures</w:t>
+            </w:r>
+          </w:p>
+        </w:tc>
+        <w:tc>
+          <w:tcPr/>
+          <w:p>
+            <w:pPr>
+              <w:pStyle w:val="Compact"/>
+            </w:pPr>
+            <w:r>
+              <w:rPr>
+                <w:sz w:val="18"/>
+              </w:rPr>
+              <w:t xml:space="preserve">이 문서의 차트 생성</w:t>
+            </w:r>
+          </w:p>
+        </w:tc>
+      </w:tr>
+    </w:tbl>
+    <w:bookmarkEnd w:id="51"/>
+    <w:bookmarkEnd w:id="52"/>
     <w:sectPr>
       <w:footnotePr>
         <w:numRestart w:val="eachSect"/>

--- a/docs/design/M3_로컬리제이션_실험보고서.docx
+++ b/docs/design/M3_로컬리제이션_실험보고서.docx
@@ -5724,11 +5724,55 @@
             </w:pPr>
             <w:r>
               <w:rPr>
+                <w:sz w:val="18"/>
+              </w:rPr>
+              <w:t xml:space="preserve">135 m (통로 0·1 완주 + 선회 1.5회)</w:t>
+            </w:r>
+          </w:p>
+        </w:tc>
+        <w:tc>
+          <w:tcPr/>
+          <w:p>
+            <w:pPr>
+              <w:pStyle w:val="Compact"/>
+            </w:pPr>
+            <w:r>
+              <w:rPr>
+                <w:sz w:val="18"/>
+              </w:rPr>
+              <w:t xml:space="preserve">남단 횡단 대각 출발 → 모서리 밀착</w:t>
+            </w:r>
+          </w:p>
+        </w:tc>
+      </w:tr>
+      <w:tr>
+        <w:tc>
+          <w:tcPr/>
+          <w:p>
+            <w:pPr>
+              <w:pStyle w:val="Compact"/>
+            </w:pPr>
+            <w:r>
+              <w:rPr>
+                <w:sz w:val="18"/>
+              </w:rPr>
+              <w:t xml:space="preserve">run17</w:t>
+            </w:r>
+          </w:p>
+        </w:tc>
+        <w:tc>
+          <w:tcPr/>
+          <w:p>
+            <w:pPr>
+              <w:pStyle w:val="Compact"/>
+            </w:pPr>
+            <w:r>
+              <w:rPr>
                 <w:b/>
                 <w:bCs/>
                 <w:sz w:val="18"/>
               </w:rPr>
-              <w:t xml:space="preserve">135 m</w:t>
+              <w:t xml:space="preserve">201 m</w:t>
             </w:r>
             <w:r>
               <w:rPr>
@@ -5740,21 +5784,21 @@
               <w:rPr>
                 <w:sz w:val="18"/>
               </w:rPr>
-              <w:t xml:space="preserve">(통로 0·1 완주 + 선회 1.5회)</w:t>
-            </w:r>
-          </w:p>
-        </w:tc>
-        <w:tc>
-          <w:tcPr/>
-          <w:p>
-            <w:pPr>
-              <w:pStyle w:val="Compact"/>
-            </w:pPr>
-            <w:r>
-              <w:rPr>
-                <w:sz w:val="18"/>
-              </w:rPr>
-              <w:t xml:space="preserve">남단 횡단 대각 출발 → 모서리 밀착</w:t>
+              <w:t xml:space="preserve">(통로 0·1·2 완주 + 선회 2회 통과)</w:t>
+            </w:r>
+          </w:p>
+        </w:tc>
+        <w:tc>
+          <w:tcPr/>
+          <w:p>
+            <w:pPr>
+              <w:pStyle w:val="Compact"/>
+            </w:pPr>
+            <w:r>
+              <w:rPr>
+                <w:sz w:val="18"/>
+              </w:rPr>
+              <w:t xml:space="preserve">세 번째 횡단 클라임 밀착 — 횡단이 마지막 관문</w:t>
             </w:r>
           </w:p>
         </w:tc>
@@ -5793,13 +5837,45 @@
         <w:t xml:space="preserve"> </w:t>
       </w:r>
       <w:r>
-        <w:t xml:space="preserve">남은 것은 종방향 RMS(1.8 m — 통로 안은 오도메트리뿐이라 열 끝 앵커</w:t>
-      </w:r>
-      <w:r>
-        <w:t xml:space="preserve"> </w:t>
-      </w:r>
-      <w:r>
-        <w:t xml:space="preserve">사이에서 쌓인다)와 남단 횡단의 마지막 손질이다.</w:t>
+        <w:t xml:space="preserve">남은 것은 둘이다:</w:t>
+      </w:r>
+      <w:r>
+        <w:t xml:space="preserve"> </w:t>
+      </w:r>
+      <w:r>
+        <w:rPr>
+          <w:b/>
+          <w:bCs/>
+        </w:rPr>
+        <w:t xml:space="preserve">횡단 클라임의 통과율</w:t>
+      </w:r>
+      <w:r>
+        <w:t xml:space="preserve">(시도당 ~50% — 밀착 정지가 잡아</w:t>
+      </w:r>
+      <w:r>
+        <w:t xml:space="preserve"> </w:t>
+      </w:r>
+      <w:r>
+        <w:t xml:space="preserve">주지만 사람 재개가 필요하다)과</w:t>
+      </w:r>
+      <w:r>
+        <w:t xml:space="preserve"> </w:t>
+      </w:r>
+      <w:r>
+        <w:rPr>
+          <w:b/>
+          <w:bCs/>
+        </w:rPr>
+        <w:t xml:space="preserve">통로 안 종방향 절대 기준</w:t>
+      </w:r>
+      <w:r>
+        <w:t xml:space="preserve">(RMS 1.5 m —</w:t>
+      </w:r>
+      <w:r>
+        <w:t xml:space="preserve"> </w:t>
+      </w:r>
+      <w:r>
+        <w:t xml:space="preserve">오도메트리뿐이라 열 끝 앵커 사이에서 쌓인다; 나무 개수 세기가 다음 후보다).</w:t>
       </w:r>
     </w:p>
     <w:p>

--- a/docs/design/M3_로컬리제이션_실험보고서.docx
+++ b/docs/design/M3_로컬리제이션_실험보고서.docx
@@ -28,7 +28,7 @@
         </w:p>
       </w:sdtContent>
     </w:sdt>
-    <w:bookmarkStart w:id="52" w:name="m3-사전-맵-로컬리제이션-실험-기록과-배운-것"/>
+    <w:bookmarkStart w:id="53" w:name="m3-사전-맵-로컬리제이션-실험-기록과-배운-것"/>
     <w:p>
       <w:pPr>
         <w:pStyle w:val="Heading1"/>
@@ -1808,7 +1808,101 @@
         <w:pStyle w:val="FirstParagraph"/>
       </w:pPr>
       <w:r>
-        <w:t xml:space="preserve">이건 타협이 아니라 물리다. 다른 수종(줄기가 굵은 배·감)이나 다른 센서(측방 시야)에서는 결론이 달라질 수 있어서, 계산 자체는 진단용으로 남겨 뒀다.</w:t>
+        <w:t xml:space="preserve">이건 타협이 아니라 물리다 — 라고 이때는 결론냈다.</w:t>
+      </w:r>
+    </w:p>
+    <w:p>
+      <w:pPr>
+        <w:pStyle w:val="BlockText"/>
+      </w:pPr>
+      <w:r>
+        <w:rPr>
+          <w:b/>
+          <w:bCs/>
+        </w:rPr>
+        <w:t xml:space="preserve">정정 (08-02 후반)</w:t>
+      </w:r>
+      <w:r>
+        <w:t xml:space="preserve"> </w:t>
+      </w:r>
+      <w:r>
+        <w:t xml:space="preserve">— 편의 −0.309 m 의 대부분은 수관이 아니라</w:t>
+      </w:r>
+      <w:r>
+        <w:t xml:space="preserve"> </w:t>
+      </w:r>
+      <w:r>
+        <w:rPr>
+          <w:b/>
+          <w:bCs/>
+        </w:rPr>
+        <w:t xml:space="preserve">센서</w:t>
+      </w:r>
+      <w:r>
+        <w:rPr>
+          <w:b/>
+          <w:bCs/>
+        </w:rPr>
+        <w:t xml:space="preserve"> </w:t>
+      </w:r>
+      <w:r>
+        <w:rPr>
+          <w:b/>
+          <w:bCs/>
+        </w:rPr>
+        <w:t xml:space="preserve">전방 오프셋 0.275 m</w:t>
+      </w:r>
+      <w:r>
+        <w:t xml:space="preserve"> </w:t>
+      </w:r>
+      <w:r>
+        <w:t xml:space="preserve">였다. 점군을 센서 프레임 그대로 base 로 취급한</w:t>
+      </w:r>
+      <w:r>
+        <w:t xml:space="preserve"> </w:t>
+      </w:r>
+      <w:r>
+        <w:t xml:space="preserve">것이다: 횡위상은 열 방향 주행 시 오프셋이 직교라 멀쩡했고(그래서 못</w:t>
+      </w:r>
+      <w:r>
+        <w:t xml:space="preserve"> </w:t>
+      </w:r>
+      <w:r>
+        <w:t xml:space="preserve">알아챘다), 종위상에만 상수로 실렸다. 오프셋을 보정하면 잔여 편의는</w:t>
+      </w:r>
+      <w:r>
+        <w:t xml:space="preserve"> </w:t>
+      </w:r>
+      <w:r>
+        <w:t xml:space="preserve">−0.03 m — 종위상 보정을 다시 켰다(문턱 0.30, 이득 0.5, 클램프 0.4 m).</w:t>
+      </w:r>
+      <w:r>
+        <w:t xml:space="preserve"> </w:t>
+      </w:r>
+      <w:r>
+        <w:rPr>
+          <w:b/>
+          <w:bCs/>
+        </w:rPr>
+        <w:t xml:space="preserve">교훈: ’물리적 한계’로 결론내리기 전에 좌표계부터 의심할 것.</w:t>
+      </w:r>
+      <w:r>
+        <w:t xml:space="preserve"> </w:t>
+      </w:r>
+      <w:r>
+        <w:t xml:space="preserve">다만</w:t>
+      </w:r>
+      <w:r>
+        <w:t xml:space="preserve"> </w:t>
+      </w:r>
+      <w:r>
+        <w:t xml:space="preserve">높은 대역의 수관 연속성 문제 자체는 실재하므로 줄기 대역(0.35~1.30 m)</w:t>
+      </w:r>
+      <w:r>
+        <w:t xml:space="preserve"> </w:t>
+      </w:r>
+      <w:r>
+        <w:t xml:space="preserve">유지는 그대로 옳다.</w:t>
       </w:r>
     </w:p>
     <w:p>
@@ -3145,7 +3239,7 @@
     </w:p>
     <w:bookmarkEnd w:id="28"/>
     <w:bookmarkEnd w:id="29"/>
-    <w:bookmarkStart w:id="33" w:name="주행-시험-실패했고-원인을-찾았다"/>
+    <w:bookmarkStart w:id="34" w:name="주행-시험-실패했고-원인을-찾았다"/>
     <w:p>
       <w:pPr>
         <w:pStyle w:val="Heading2"/>
@@ -3809,6 +3903,368 @@
         <w:t xml:space="preserve">— 통로 하나가 51 m인데 그동안 종방향은 오도메트리뿐이다.</w:t>
       </w:r>
     </w:p>
+    <w:bookmarkEnd w:id="32"/>
+    <w:bookmarkStart w:id="33" w:name="후반전-run1824-주기-모호성의-세-얼굴"/>
+    <w:p>
+      <w:pPr>
+        <w:pStyle w:val="Heading3"/>
+      </w:pPr>
+      <w:r>
+        <w:t xml:space="preserve">후반전 (run18~24) — 주기 모호성의 세 얼굴</w:t>
+      </w:r>
+    </w:p>
+    <w:p>
+      <w:pPr>
+        <w:pStyle w:val="FirstParagraph"/>
+      </w:pPr>
+      <w:r>
+        <w:t xml:space="preserve">후반 일곱 런은 하나의 주제였다:</w:t>
+      </w:r>
+      <w:r>
+        <w:t xml:space="preserve"> </w:t>
+      </w:r>
+      <w:r>
+        <w:rPr>
+          <w:b/>
+          <w:bCs/>
+        </w:rPr>
+        <w:t xml:space="preserve">주기 구조는 세 축 모두에서 ’한 단위</w:t>
+      </w:r>
+      <w:r>
+        <w:rPr>
+          <w:b/>
+          <w:bCs/>
+        </w:rPr>
+        <w:t xml:space="preserve"> </w:t>
+      </w:r>
+      <w:r>
+        <w:rPr>
+          <w:b/>
+          <w:bCs/>
+        </w:rPr>
+        <w:t xml:space="preserve">미끄러진 해’를 만든다.</w:t>
+      </w:r>
+    </w:p>
+    <w:tbl>
+      <w:tblPr>
+        <w:tblStyle w:val="Table"/>
+        <w:tblW w:type="pct" w:w="5000"/>
+        <w:tblLayout w:type="fixed"/>
+        <w:tblLook w:firstRow="1" w:lastRow="0" w:firstColumn="0" w:lastColumn="0" w:noHBand="0" w:noVBand="0" w:val="0020"/>
+        <w:tblBorders>
+          <w:top w:val="single" w:sz="4" w:color="8aa0b8"/>
+          <w:left w:val="single" w:sz="4" w:color="8aa0b8"/>
+          <w:bottom w:val="single" w:sz="4" w:color="8aa0b8"/>
+          <w:right w:val="single" w:sz="4" w:color="8aa0b8"/>
+          <w:insideH w:val="single" w:sz="4" w:color="8aa0b8"/>
+          <w:insideV w:val="single" w:sz="4" w:color="8aa0b8"/>
+        </w:tblBorders>
+      </w:tblPr>
+      <w:tblGrid>
+        <w:gridCol w:w="2640"/>
+        <w:gridCol w:w="2640"/>
+        <w:gridCol w:w="2640"/>
+      </w:tblGrid>
+      <w:tr>
+        <w:trPr>
+          <w:tblHeader w:val="on"/>
+        </w:trPr>
+        <w:tc>
+          <w:tcPr/>
+          <w:p>
+            <w:pPr>
+              <w:pStyle w:val="Compact"/>
+            </w:pPr>
+            <w:r>
+              <w:rPr>
+                <w:sz w:val="18"/>
+              </w:rPr>
+              <w:t xml:space="preserve">축</w:t>
+            </w:r>
+          </w:p>
+        </w:tc>
+        <w:tc>
+          <w:tcPr/>
+          <w:p>
+            <w:pPr>
+              <w:pStyle w:val="Compact"/>
+            </w:pPr>
+            <w:r>
+              <w:rPr>
+                <w:sz w:val="18"/>
+              </w:rPr>
+              <w:t xml:space="preserve">함정</w:t>
+            </w:r>
+          </w:p>
+        </w:tc>
+        <w:tc>
+          <w:tcPr/>
+          <w:p>
+            <w:pPr>
+              <w:pStyle w:val="Compact"/>
+            </w:pPr>
+            <w:r>
+              <w:rPr>
+                <w:sz w:val="18"/>
+              </w:rPr>
+              <w:t xml:space="preserve">깬 것</w:t>
+            </w:r>
+          </w:p>
+        </w:tc>
+      </w:tr>
+      <w:tr>
+        <w:tc>
+          <w:tcPr/>
+          <w:p>
+            <w:pPr>
+              <w:pStyle w:val="Compact"/>
+            </w:pPr>
+            <w:r>
+              <w:rPr>
+                <w:sz w:val="18"/>
+              </w:rPr>
+              <w:t xml:space="preserve">요</w:t>
+            </w:r>
+          </w:p>
+        </w:tc>
+        <w:tc>
+          <w:tcPr/>
+          <w:p>
+            <w:pPr>
+              <w:pStyle w:val="Compact"/>
+            </w:pPr>
+            <w:r>
+              <w:rPr>
+                <w:sz w:val="18"/>
+              </w:rPr>
+              <w:t xml:space="preserve">위상 요 측정의 편향이 트림으로 누적 (17° 이탈)</w:t>
+            </w:r>
+          </w:p>
+        </w:tc>
+        <w:tc>
+          <w:tcPr/>
+          <w:p>
+            <w:pPr>
+              <w:pStyle w:val="Compact"/>
+            </w:pPr>
+            <w:r>
+              <w:rPr>
+                <w:sz w:val="18"/>
+              </w:rPr>
+              <w:t xml:space="preserve">AHRS 가 주인, 트림은 0.1°/신뢰장면만</w:t>
+            </w:r>
+          </w:p>
+        </w:tc>
+      </w:tr>
+      <w:tr>
+        <w:tc>
+          <w:tcPr/>
+          <w:p>
+            <w:pPr>
+              <w:pStyle w:val="Compact"/>
+            </w:pPr>
+            <w:r>
+              <w:rPr>
+                <w:sz w:val="18"/>
+              </w:rPr>
+              <w:t xml:space="preserve">종(y)</w:t>
+            </w:r>
+          </w:p>
+        </w:tc>
+        <w:tc>
+          <w:tcPr/>
+          <w:p>
+            <w:pPr>
+              <w:pStyle w:val="Compact"/>
+            </w:pPr>
+            <w:r>
+              <w:rPr>
+                <w:sz w:val="18"/>
+              </w:rPr>
+              <w:t xml:space="preserve">위상이 한 칸(1.5 m) 옆 해로 잠김</w:t>
+            </w:r>
+          </w:p>
+        </w:tc>
+        <w:tc>
+          <w:tcPr/>
+          <w:p>
+            <w:pPr>
+              <w:pStyle w:val="Compact"/>
+            </w:pPr>
+            <w:r>
+              <w:rPr>
+                <w:sz w:val="18"/>
+              </w:rPr>
+              <w:t xml:space="preserve">종위상 재활성화(센서 오프셋 0.275 m 정정) + 둑 앵커</w:t>
+            </w:r>
+          </w:p>
+        </w:tc>
+      </w:tr>
+      <w:tr>
+        <w:tc>
+          <w:tcPr/>
+          <w:p>
+            <w:pPr>
+              <w:pStyle w:val="Compact"/>
+            </w:pPr>
+            <w:r>
+              <w:rPr>
+                <w:sz w:val="18"/>
+              </w:rPr>
+              <w:t xml:space="preserve">횡(x)</w:t>
+            </w:r>
+          </w:p>
+        </w:tc>
+        <w:tc>
+          <w:tcPr/>
+          <w:p>
+            <w:pPr>
+              <w:pStyle w:val="Compact"/>
+            </w:pPr>
+            <w:r>
+              <w:rPr>
+                <w:sz w:val="18"/>
+              </w:rPr>
+              <w:t xml:space="preserve">위상이 한 열(3.5 m) 옆 해로 잠김 — 통로 하나를 통째로 옆 통로로 믿고 완주</w:t>
+            </w:r>
+          </w:p>
+        </w:tc>
+        <w:tc>
+          <w:tcPr/>
+          <w:p>
+            <w:pPr>
+              <w:pStyle w:val="Compact"/>
+            </w:pPr>
+            <w:r>
+              <w:rPr>
+                <w:sz w:val="18"/>
+              </w:rPr>
+              <w:t xml:space="preserve">밭 가장자리 양방향 대조(열 확정, 합성 검증)</w:t>
+            </w:r>
+          </w:p>
+        </w:tc>
+      </w:tr>
+    </w:tbl>
+    <w:p>
+      <w:pPr>
+        <w:pStyle w:val="BodyText"/>
+      </w:pPr>
+      <w:r>
+        <w:rPr>
+          <w:b/>
+          <w:bCs/>
+        </w:rPr>
+        <w:t xml:space="preserve">§3 의 정정이 후반전의 백미다</w:t>
+      </w:r>
+      <w:r>
+        <w:t xml:space="preserve">: 종위상 편의 −0.309 m 를 ’수관의 물리적</w:t>
+      </w:r>
+      <w:r>
+        <w:t xml:space="preserve"> </w:t>
+      </w:r>
+      <w:r>
+        <w:t xml:space="preserve">한계’로 결론냈었는데, 대부분이 센서 전방 오프셋 0.275 m(좌표계 누락)였다.</w:t>
+      </w:r>
+      <w:r>
+        <w:t xml:space="preserve"> </w:t>
+      </w:r>
+      <w:r>
+        <w:t xml:space="preserve">정정 후 통로 안 전상태 RMS 가</w:t>
+      </w:r>
+      <w:r>
+        <w:t xml:space="preserve"> </w:t>
+      </w:r>
+      <w:r>
+        <w:rPr>
+          <w:b/>
+          <w:bCs/>
+        </w:rPr>
+        <w:t xml:space="preserve">0.09~0.11 m</w:t>
+      </w:r>
+      <w:r>
+        <w:t xml:space="preserve"> </w:t>
+      </w:r>
+      <w:r>
+        <w:t xml:space="preserve">로 떨어졌다 — 게이트(0.30)의</w:t>
+      </w:r>
+      <w:r>
+        <w:t xml:space="preserve"> </w:t>
+      </w:r>
+      <w:r>
+        <w:t xml:space="preserve">3배 여유다. ’물리적 한계’로 결론내리기 전에 좌표계부터 의심할 것.</w:t>
+      </w:r>
+    </w:p>
+    <w:p>
+      <w:pPr>
+        <w:pStyle w:val="BodyText"/>
+      </w:pPr>
+      <w:r>
+        <w:t xml:space="preserve">시도했다 봉인한 것도 있다: 진입 나무선 앵커는 설계는 옳지만 추정기가</w:t>
+      </w:r>
+      <w:r>
+        <w:t xml:space="preserve"> </w:t>
+      </w:r>
+      <w:r>
+        <w:t xml:space="preserve">세 번 연속 편향(원거리 질량 → 원뿔 기하 → 빈 문턱 비대칭)을 내</w:t>
+      </w:r>
+      <w:r>
+        <w:t xml:space="preserve"> </w:t>
+      </w:r>
+      <w:r>
+        <w:t xml:space="preserve">파라미터로 봉인했다(오프라인 스캔 캡처로 재보정 후 켤 것). 슬립 자율</w:t>
+      </w:r>
+      <w:r>
+        <w:t xml:space="preserve"> </w:t>
+      </w:r>
+      <w:r>
+        <w:t xml:space="preserve">복구(후진 재시도)는 탑재됐으나 환상 통과 뒤에는 단계 조건이 막는다.</w:t>
+      </w:r>
+    </w:p>
+    <w:p>
+      <w:pPr>
+        <w:pStyle w:val="BodyText"/>
+      </w:pPr>
+      <w:r>
+        <w:rPr>
+          <w:b/>
+          <w:bCs/>
+        </w:rPr>
+        <w:t xml:space="preserve">남은 관문은 하나 — 테라스 사이 동진 클라임의 통과율</w:t>
+      </w:r>
+      <w:r>
+        <w:t xml:space="preserve">이다 (런마다</w:t>
+      </w:r>
+      <w:r>
+        <w:t xml:space="preserve"> </w:t>
+      </w:r>
+      <w:r>
+        <w:t xml:space="preserve">0~3회로 널뛰기). 25분짜리 임무 반복으로는 더 못 좁힌다: 다음 도구는</w:t>
+      </w:r>
+      <w:r>
+        <w:t xml:space="preserve"> </w:t>
+      </w:r>
+      <w:r>
+        <w:t xml:space="preserve">전용 클라임 하네스다 — 램프 앞에 로봇을 놓고 정책 변형별로 10회씩</w:t>
+      </w:r>
+      <w:r>
+        <w:t xml:space="preserve"> </w:t>
+      </w:r>
+      <w:r>
+        <w:t xml:space="preserve">연속 시도해 통과율을 직접 잰다 (회당 3분). 후보 정책: 도움닫기 거리,</w:t>
+      </w:r>
+      <w:r>
+        <w:t xml:space="preserve"> </w:t>
+      </w:r>
+      <w:r>
+        <w:t xml:space="preserve">등판 전용 저속 고토크 프로파일, 슬립 감지-후진-재돌진 루프의 제어기</w:t>
+      </w:r>
+      <w:r>
+        <w:t xml:space="preserve"> </w:t>
+      </w:r>
+      <w:r>
+        <w:t xml:space="preserve">내장(현재는 에이전트 밖에서 접붙인 형태), 램프 대역 지형 완만화.</w:t>
+      </w:r>
+    </w:p>
     <w:p>
       <w:pPr>
         <w:pStyle w:val="BlockText"/>
@@ -3850,9 +4306,9 @@
         </w:pict>
       </w:r>
     </w:p>
-    <w:bookmarkEnd w:id="32"/>
     <w:bookmarkEnd w:id="33"/>
-    <w:bookmarkStart w:id="40" w:name="재시도-새-실패-새-발견-셋"/>
+    <w:bookmarkEnd w:id="34"/>
+    <w:bookmarkStart w:id="41" w:name="재시도-새-실패-새-발견-셋"/>
     <w:p>
       <w:pPr>
         <w:pStyle w:val="Heading2"/>
@@ -3903,18 +4359,18 @@
           <wp:inline>
             <wp:extent cx="5334000" cy="2875850"/>
             <wp:effectExtent b="0" l="0" r="0" t="0"/>
-            <wp:docPr descr="헤드랜드 실패 해부" title="" id="35" name="Picture"/>
+            <wp:docPr descr="헤드랜드 실패 해부" title="" id="36" name="Picture"/>
             <a:graphic>
               <a:graphicData uri="http://schemas.openxmlformats.org/drawingml/2006/picture">
                 <pic:pic>
                   <pic:nvPicPr>
-                    <pic:cNvPr descr="../figures/m3/skid_anatomy.png" id="36" name="Picture"/>
+                    <pic:cNvPr descr="../figures/m3/skid_anatomy.png" id="37" name="Picture"/>
                     <pic:cNvPicPr>
                       <a:picLocks noChangeArrowheads="1" noChangeAspect="1"/>
                     </pic:cNvPicPr>
                   </pic:nvPicPr>
                   <pic:blipFill>
-                    <a:blip r:embed="rId34"/>
+                    <a:blip r:embed="rId35"/>
                     <a:stretch>
                       <a:fillRect/>
                     </a:stretch>
@@ -3949,7 +4405,7 @@
         <w:t xml:space="preserve">헤드랜드 실패 해부</w:t>
       </w:r>
     </w:p>
-    <w:bookmarkStart w:id="37" w:name="발견-①-통로-안은-완벽했다-문제는-램프다"/>
+    <w:bookmarkStart w:id="38" w:name="발견-①-통로-안은-완벽했다-문제는-램프다"/>
     <w:p>
       <w:pPr>
         <w:pStyle w:val="Heading3"/>
@@ -4165,8 +4621,8 @@
         <w:t xml:space="preserve">둑을 파고들었다.</w:t>
       </w:r>
     </w:p>
-    <w:bookmarkEnd w:id="37"/>
-    <w:bookmarkStart w:id="38" w:name="발견-②-코가-박히면-모든-감시가-눈이-먼다"/>
+    <w:bookmarkEnd w:id="38"/>
+    <w:bookmarkStart w:id="39" w:name="발견-②-코가-박히면-모든-감시가-눈이-먼다"/>
     <w:p>
       <w:pPr>
         <w:pStyle w:val="Heading3"/>
@@ -4224,8 +4680,8 @@
         <w:t xml:space="preserve">시험이 덮은 곳만 안전하다.</w:t>
       </w:r>
     </w:p>
-    <w:bookmarkEnd w:id="38"/>
-    <w:bookmarkStart w:id="39" w:name="발견-③-관제-서버가-로봇을-세우고-있었다"/>
+    <w:bookmarkEnd w:id="39"/>
+    <w:bookmarkStart w:id="40" w:name="발견-③-관제-서버가-로봇을-세우고-있었다"/>
     <w:p>
       <w:pPr>
         <w:pStyle w:val="Heading3"/>
@@ -4325,9 +4781,9 @@
         </w:pict>
       </w:r>
     </w:p>
-    <w:bookmarkEnd w:id="39"/>
     <w:bookmarkEnd w:id="40"/>
-    <w:bookmarkStart w:id="42" w:name="방어를-겹으로-그리고-회전-슬립의-발견"/>
+    <w:bookmarkEnd w:id="41"/>
+    <w:bookmarkStart w:id="43" w:name="방어를-겹으로-그리고-회전-슬립의-발견"/>
     <w:p>
       <w:pPr>
         <w:pStyle w:val="Heading2"/>
@@ -4677,7 +5133,7 @@
         <w:t xml:space="preserve">정지만 방향과 무관해서 살아남았다 — 그래서 마지막 층이 필요하다).</w:t>
       </w:r>
     </w:p>
-    <w:bookmarkStart w:id="41" w:name="해법은-기계가-아니라-관측-imu-요-융합"/>
+    <w:bookmarkStart w:id="42" w:name="해법은-기계가-아니라-관측-imu-요-융합"/>
     <w:p>
       <w:pPr>
         <w:pStyle w:val="Heading3"/>
@@ -4795,9 +5251,9 @@
         </w:pict>
       </w:r>
     </w:p>
-    <w:bookmarkEnd w:id="41"/>
     <w:bookmarkEnd w:id="42"/>
-    <w:bookmarkStart w:id="49" w:name="하루-종일의-사냥-실패-아홉-번이-가르쳐-준-것"/>
+    <w:bookmarkEnd w:id="43"/>
+    <w:bookmarkStart w:id="50" w:name="하루-종일의-사냥-실패-아홉-번이-가르쳐-준-것"/>
     <w:p>
       <w:pPr>
         <w:pStyle w:val="Heading2"/>
@@ -4839,7 +5295,7 @@
         <w:t xml:space="preserve">고쳤다. 이 절은 그 기록이다 — 각 항목이 자율주행 시스템의 함정 하나씩이다.</w:t>
       </w:r>
     </w:p>
-    <w:bookmarkStart w:id="43" w:name="치명-버그-제어기가-허구의-자세로-조향하고-있었다"/>
+    <w:bookmarkStart w:id="44" w:name="치명-버그-제어기가-허구의-자세로-조향하고-있었다"/>
     <w:p>
       <w:pPr>
         <w:pStyle w:val="Heading3"/>
@@ -4941,8 +5397,8 @@
         <w:t xml:space="preserve">합성하기 때문이다. 사흘치 ’조향 버그’가 이 한 줄이었다.</w:t>
       </w:r>
     </w:p>
-    <w:bookmarkEnd w:id="43"/>
-    <w:bookmarkStart w:id="44" w:name="물리-바퀴-횡마찰이-회전을-잠근다"/>
+    <w:bookmarkEnd w:id="44"/>
+    <w:bookmarkStart w:id="45" w:name="물리-바퀴-횡마찰이-회전을-잠근다"/>
     <w:p>
       <w:pPr>
         <w:pStyle w:val="Heading3"/>
@@ -5214,8 +5670,8 @@
         <w:t xml:space="preserve">에서 2.5 m 를 흘러내리게 했다 — 마찰을 고치고 피벗으로 되돌렸다.</w:t>
       </w:r>
     </w:p>
-    <w:bookmarkEnd w:id="44"/>
-    <w:bookmarkStart w:id="45" w:name="요의-주인은-자이로다-두-번-배웠다"/>
+    <w:bookmarkEnd w:id="45"/>
+    <w:bookmarkStart w:id="46" w:name="요의-주인은-자이로다-두-번-배웠다"/>
     <w:p>
       <w:pPr>
         <w:pStyle w:val="Heading3"/>
@@ -5331,8 +5787,8 @@
         <w:t xml:space="preserve">로 떨어졌다.</w:t>
       </w:r>
     </w:p>
-    <w:bookmarkEnd w:id="45"/>
-    <w:bookmarkStart w:id="46" w:name="인식은-기울기를-알아야-한다"/>
+    <w:bookmarkEnd w:id="46"/>
+    <w:bookmarkStart w:id="47" w:name="인식은-기울기를-알아야-한다"/>
     <w:p>
       <w:pPr>
         <w:pStyle w:val="Heading3"/>
@@ -5367,8 +5823,8 @@
         <w:t xml:space="preserve">한다.</w:t>
       </w:r>
     </w:p>
-    <w:bookmarkEnd w:id="46"/>
-    <w:bookmarkStart w:id="47" w:name="게이트의-순환-논리"/>
+    <w:bookmarkEnd w:id="47"/>
+    <w:bookmarkStart w:id="48" w:name="게이트의-순환-논리"/>
     <w:p>
       <w:pPr>
         <w:pStyle w:val="Heading3"/>
@@ -5434,8 +5890,8 @@
         <w:t xml:space="preserve">1.2 m 는 오인 잠금 경계(열 간격의 절반 1.75 m) 안에서 안전하다.</w:t>
       </w:r>
     </w:p>
-    <w:bookmarkEnd w:id="47"/>
-    <w:bookmarkStart w:id="48" w:name="진행의-궤적"/>
+    <w:bookmarkEnd w:id="48"/>
+    <w:bookmarkStart w:id="49" w:name="진행의-궤적"/>
     <w:p>
       <w:pPr>
         <w:pStyle w:val="Heading3"/>
@@ -5885,9 +6341,9 @@
         </w:pict>
       </w:r>
     </w:p>
-    <w:bookmarkEnd w:id="48"/>
     <w:bookmarkEnd w:id="49"/>
-    <w:bookmarkStart w:id="50" w:name="남은-일"/>
+    <w:bookmarkEnd w:id="50"/>
+    <w:bookmarkStart w:id="51" w:name="남은-일"/>
     <w:p>
       <w:pPr>
         <w:pStyle w:val="Heading2"/>
@@ -6332,8 +6788,8 @@
         </w:pict>
       </w:r>
     </w:p>
-    <w:bookmarkEnd w:id="50"/>
-    <w:bookmarkStart w:id="51" w:name="부록-검증-스크립트"/>
+    <w:bookmarkEnd w:id="51"/>
+    <w:bookmarkStart w:id="52" w:name="부록-검증-스크립트"/>
     <w:p>
       <w:pPr>
         <w:pStyle w:val="Heading2"/>
@@ -6634,8 +7090,8 @@
         </w:tc>
       </w:tr>
     </w:tbl>
-    <w:bookmarkEnd w:id="51"/>
     <w:bookmarkEnd w:id="52"/>
+    <w:bookmarkEnd w:id="53"/>
     <w:sectPr>
       <w:footnotePr>
         <w:numRestart w:val="eachSect"/>

--- a/docs/design/M3_로컬리제이션_실험보고서.docx
+++ b/docs/design/M3_로컬리제이션_실험보고서.docx
@@ -28,7 +28,7 @@
         </w:p>
       </w:sdtContent>
     </w:sdt>
-    <w:bookmarkStart w:id="53" w:name="m3-사전-맵-로컬리제이션-실험-기록과-배운-것"/>
+    <w:bookmarkStart w:id="54" w:name="m3-사전-맵-로컬리제이션-실험-기록과-배운-것"/>
     <w:p>
       <w:pPr>
         <w:pStyle w:val="Heading1"/>
@@ -3239,7 +3239,7 @@
     </w:p>
     <w:bookmarkEnd w:id="28"/>
     <w:bookmarkEnd w:id="29"/>
-    <w:bookmarkStart w:id="34" w:name="주행-시험-실패했고-원인을-찾았다"/>
+    <w:bookmarkStart w:id="35" w:name="주행-시험-실패했고-원인을-찾았다"/>
     <w:p>
       <w:pPr>
         <w:pStyle w:val="Heading2"/>
@@ -4265,6 +4265,346 @@
         <w:t xml:space="preserve">내장(현재는 에이전트 밖에서 접붙인 형태), 램프 대역 지형 완만화.</w:t>
       </w:r>
     </w:p>
+    <w:bookmarkEnd w:id="33"/>
+    <w:bookmarkStart w:id="34" w:name="클라임-하네스가-준-답-run2527"/>
+    <w:p>
+      <w:pPr>
+        <w:pStyle w:val="Heading3"/>
+      </w:pPr>
+      <w:r>
+        <w:t xml:space="preserve">클라임 하네스가 준 답 (run25~27)</w:t>
+      </w:r>
+    </w:p>
+    <w:p>
+      <w:pPr>
+        <w:pStyle w:val="FirstParagraph"/>
+      </w:pPr>
+      <w:r>
+        <w:t xml:space="preserve">전용 하네스(램프 앞 텔레포트 → 정책별 연속 시도, 회당 30초)가 25분 임무</w:t>
+      </w:r>
+      <w:r>
+        <w:t xml:space="preserve"> </w:t>
+      </w:r>
+      <w:r>
+        <w:t xml:space="preserve">반복으로는 못 얻던 답을 반나절 만에 줬다:</w:t>
+      </w:r>
+    </w:p>
+    <w:tbl>
+      <w:tblPr>
+        <w:tblStyle w:val="Table"/>
+        <w:tblW w:type="pct" w:w="5000"/>
+        <w:tblLayout w:type="fixed"/>
+        <w:tblLook w:firstRow="1" w:lastRow="0" w:firstColumn="0" w:lastColumn="0" w:noHBand="0" w:noVBand="0" w:val="0020"/>
+        <w:tblBorders>
+          <w:top w:val="single" w:sz="4" w:color="8aa0b8"/>
+          <w:left w:val="single" w:sz="4" w:color="8aa0b8"/>
+          <w:bottom w:val="single" w:sz="4" w:color="8aa0b8"/>
+          <w:right w:val="single" w:sz="4" w:color="8aa0b8"/>
+          <w:insideH w:val="single" w:sz="4" w:color="8aa0b8"/>
+          <w:insideV w:val="single" w:sz="4" w:color="8aa0b8"/>
+        </w:tblBorders>
+      </w:tblPr>
+      <w:tblGrid>
+        <w:gridCol w:w="3960"/>
+        <w:gridCol w:w="3960"/>
+      </w:tblGrid>
+      <w:tr>
+        <w:trPr>
+          <w:tblHeader w:val="on"/>
+        </w:trPr>
+        <w:tc>
+          <w:tcPr/>
+          <w:p>
+            <w:pPr>
+              <w:pStyle w:val="Compact"/>
+            </w:pPr>
+            <w:r>
+              <w:rPr>
+                <w:sz w:val="18"/>
+              </w:rPr>
+              <w:t xml:space="preserve">시험</w:t>
+            </w:r>
+          </w:p>
+        </w:tc>
+        <w:tc>
+          <w:tcPr/>
+          <w:p>
+            <w:pPr>
+              <w:pStyle w:val="Compact"/>
+            </w:pPr>
+            <w:r>
+              <w:rPr>
+                <w:sz w:val="18"/>
+              </w:rPr>
+              <w:t xml:space="preserve">결과</w:t>
+            </w:r>
+          </w:p>
+        </w:tc>
+      </w:tr>
+      <w:tr>
+        <w:tc>
+          <w:tcPr/>
+          <w:p>
+            <w:pPr>
+              <w:pStyle w:val="Compact"/>
+            </w:pPr>
+            <w:r>
+              <w:rPr>
+                <w:sz w:val="18"/>
+              </w:rPr>
+              <w:t xml:space="preserve">북측 횡단 (통로 0→1, 1→2) · 정책 5종</w:t>
+            </w:r>
+          </w:p>
+        </w:tc>
+        <w:tc>
+          <w:tcPr/>
+          <w:p>
+            <w:pPr>
+              <w:pStyle w:val="Compact"/>
+            </w:pPr>
+            <w:r>
+              <w:rPr>
+                <w:b/>
+                <w:bCs/>
+                <w:sz w:val="18"/>
+              </w:rPr>
+              <w:t xml:space="preserve">56/56 통과</w:t>
+            </w:r>
+            <w:r>
+              <w:rPr>
+                <w:sz w:val="18"/>
+              </w:rPr>
+              <w:t xml:space="preserve"> </w:t>
+            </w:r>
+            <w:r>
+              <w:rPr>
+                <w:sz w:val="18"/>
+              </w:rPr>
+              <w:t xml:space="preserve">· 최대 정체 0.7초</w:t>
+            </w:r>
+          </w:p>
+        </w:tc>
+      </w:tr>
+      <w:tr>
+        <w:tc>
+          <w:tcPr/>
+          <w:p>
+            <w:pPr>
+              <w:pStyle w:val="Compact"/>
+            </w:pPr>
+            <w:r>
+              <w:rPr>
+                <w:sz w:val="18"/>
+              </w:rPr>
+              <w:t xml:space="preserve">지속 조향·폐루프 조준 등판</w:t>
+            </w:r>
+          </w:p>
+        </w:tc>
+        <w:tc>
+          <w:tcPr/>
+          <w:p>
+            <w:pPr>
+              <w:pStyle w:val="Compact"/>
+            </w:pPr>
+            <w:r>
+              <w:rPr>
+                <w:sz w:val="18"/>
+              </w:rPr>
+              <w:t xml:space="preserve">18/18 통과 — 조향 가설 기각</w:t>
+            </w:r>
+          </w:p>
+        </w:tc>
+      </w:tr>
+      <w:tr>
+        <w:tc>
+          <w:tcPr/>
+          <w:p>
+            <w:pPr>
+              <w:pStyle w:val="Compact"/>
+            </w:pPr>
+            <w:r>
+              <w:rPr>
+                <w:sz w:val="18"/>
+              </w:rPr>
+              <w:t xml:space="preserve">남측 y=−33.5 (램프 대역 안)</w:t>
+            </w:r>
+          </w:p>
+        </w:tc>
+        <w:tc>
+          <w:tcPr/>
+          <w:p>
+            <w:pPr>
+              <w:pStyle w:val="Compact"/>
+            </w:pPr>
+            <w:r>
+              <w:rPr>
+                <w:sz w:val="18"/>
+              </w:rPr>
+              <w:t xml:space="preserve">4/4 통과</w:t>
+            </w:r>
+          </w:p>
+        </w:tc>
+      </w:tr>
+      <w:tr>
+        <w:tc>
+          <w:tcPr/>
+          <w:p>
+            <w:pPr>
+              <w:pStyle w:val="Compact"/>
+            </w:pPr>
+            <w:r>
+              <w:rPr>
+                <w:b/>
+                <w:bCs/>
+                <w:sz w:val="18"/>
+              </w:rPr>
+              <w:t xml:space="preserve">남측 y=−31.8 (임무가 실제 건너는 선)</w:t>
+            </w:r>
+          </w:p>
+        </w:tc>
+        <w:tc>
+          <w:tcPr/>
+          <w:p>
+            <w:pPr>
+              <w:pStyle w:val="Compact"/>
+            </w:pPr>
+            <w:r>
+              <w:rPr>
+                <w:b/>
+                <w:bCs/>
+                <w:sz w:val="18"/>
+              </w:rPr>
+              <w:t xml:space="preserve">0/4 · 정체 38초</w:t>
+            </w:r>
+          </w:p>
+        </w:tc>
+      </w:tr>
+    </w:tbl>
+    <w:p>
+      <w:pPr>
+        <w:pStyle w:val="BodyText"/>
+      </w:pPr>
+      <w:r>
+        <w:rPr>
+          <w:b/>
+          <w:bCs/>
+        </w:rPr>
+        <w:t xml:space="preserve">횡단 그 자체는 무죄다.</w:t>
+      </w:r>
+      <w:r>
+        <w:t xml:space="preserve"> </w:t>
+      </w:r>
+      <w:r>
+        <w:t xml:space="preserve">임무가 죽는 이유는 (1) 북단 횡단에서 얻은</w:t>
+      </w:r>
+      <w:r>
+        <w:t xml:space="preserve"> </w:t>
+      </w:r>
+      <w:r>
+        <w:t xml:space="preserve">한 칸(1.5 m) 종오차가 통로를 살아남아 남측 출구를 1.5 m 일찍 끝내고,</w:t>
+      </w:r>
+      <w:r>
+        <w:t xml:space="preserve"> </w:t>
+      </w:r>
+      <w:r>
+        <w:t xml:space="preserve">(2) 그 결과 램프 대역 밖(y=−31.8)의 국소 문턱을 건너게 되며, (3) 그때의</w:t>
+      </w:r>
+      <w:r>
+        <w:t xml:space="preserve"> </w:t>
+      </w:r>
+      <w:r>
+        <w:t xml:space="preserve">저속 정체를 슬립 감시가 세우기 때문이다. 셋 중 (3)은 고쳤다 — 블록 밖</w:t>
+      </w:r>
+      <w:r>
+        <w:t xml:space="preserve"> </w:t>
+      </w:r>
+      <w:r>
+        <w:t xml:space="preserve">슬립 신호는 측면 기하가 전진을 과소평가하므로 전방 밀착이 동반될 때만</w:t>
+      </w:r>
+      <w:r>
+        <w:t xml:space="preserve"> </w:t>
+      </w:r>
+      <w:r>
+        <w:t xml:space="preserve">정지한다.</w:t>
+      </w:r>
+    </w:p>
+    <w:p>
+      <w:pPr>
+        <w:pStyle w:val="BodyText"/>
+      </w:pPr>
+      <w:r>
+        <w:t xml:space="preserve">(1)의 도구로 나무선 앵커를 두 번 더 시도했으나(칸 단위 양자화 스냅 포함)</w:t>
+      </w:r>
+      <w:r>
+        <w:t xml:space="preserve"> </w:t>
+      </w:r>
+      <w:r>
+        <w:t xml:space="preserve">시작선의 원뿔 기하 편향이 최대 1.3 m — 반 칸을 넘어 스냅마저 오도해</w:t>
+      </w:r>
+      <w:r>
+        <w:t xml:space="preserve"> </w:t>
+      </w:r>
+      <w:r>
+        <w:t xml:space="preserve">재봉인했다(파라미터</w:t>
+      </w:r>
+      <w:r>
+        <w:t xml:space="preserve"> </w:t>
+      </w:r>
+      <w:r>
+        <w:rPr>
+          <w:rStyle w:val="VerbatimChar"/>
+        </w:rPr>
+        <w:t xml:space="preserve">treeline_anchor</w:t>
+      </w:r>
+      <w:r>
+        <w:t xml:space="preserve">).</w:t>
+      </w:r>
+      <w:r>
+        <w:t xml:space="preserve"> </w:t>
+      </w:r>
+      <w:r>
+        <w:rPr>
+          <w:b/>
+          <w:bCs/>
+        </w:rPr>
+        <w:t xml:space="preserve">다음 설계</w:t>
+      </w:r>
+      <w:r>
+        <w:t xml:space="preserve">: 첫 빈 거리 같은</w:t>
+      </w:r>
+      <w:r>
+        <w:t xml:space="preserve"> </w:t>
+      </w:r>
+      <w:r>
+        <w:t xml:space="preserve">단일 통계가 아니라, 칸 가설(k=−2..+2)마다 가상 스캔 전체와 실측의 상관을</w:t>
+      </w:r>
+      <w:r>
+        <w:t xml:space="preserve"> </w:t>
+      </w:r>
+      <w:r>
+        <w:t xml:space="preserve">겨루는 가설검정 — 열 확정(x)에 쓴 양방향 대조와 같은 원리를 y 에 적용.</w:t>
+      </w:r>
+    </w:p>
+    <w:p>
+      <w:pPr>
+        <w:pStyle w:val="BodyText"/>
+      </w:pPr>
+      <w:r>
+        <w:t xml:space="preserve">부수 수확: 에이전트 재시작 직후 서버 어댑터의 지수 백오프가 하트비트</w:t>
+      </w:r>
+      <w:r>
+        <w:t xml:space="preserve"> </w:t>
+      </w:r>
+      <w:r>
+        <w:t xml:space="preserve">공백을 만들어 임무를 12초 만에 link_lost 로 세우는 함정도 잡았다 —</w:t>
+      </w:r>
+      <w:r>
+        <w:t xml:space="preserve"> </w:t>
+      </w:r>
+      <w:r>
+        <w:t xml:space="preserve">재기동 절차에 서버 재시작(백오프 리셋)을 넣는다.</w:t>
+      </w:r>
+    </w:p>
     <w:p>
       <w:pPr>
         <w:pStyle w:val="BlockText"/>
@@ -4306,9 +4646,9 @@
         </w:pict>
       </w:r>
     </w:p>
-    <w:bookmarkEnd w:id="33"/>
     <w:bookmarkEnd w:id="34"/>
-    <w:bookmarkStart w:id="41" w:name="재시도-새-실패-새-발견-셋"/>
+    <w:bookmarkEnd w:id="35"/>
+    <w:bookmarkStart w:id="42" w:name="재시도-새-실패-새-발견-셋"/>
     <w:p>
       <w:pPr>
         <w:pStyle w:val="Heading2"/>
@@ -4359,18 +4699,18 @@
           <wp:inline>
             <wp:extent cx="5334000" cy="2875850"/>
             <wp:effectExtent b="0" l="0" r="0" t="0"/>
-            <wp:docPr descr="헤드랜드 실패 해부" title="" id="36" name="Picture"/>
+            <wp:docPr descr="헤드랜드 실패 해부" title="" id="37" name="Picture"/>
             <a:graphic>
               <a:graphicData uri="http://schemas.openxmlformats.org/drawingml/2006/picture">
                 <pic:pic>
                   <pic:nvPicPr>
-                    <pic:cNvPr descr="../figures/m3/skid_anatomy.png" id="37" name="Picture"/>
+                    <pic:cNvPr descr="../figures/m3/skid_anatomy.png" id="38" name="Picture"/>
                     <pic:cNvPicPr>
                       <a:picLocks noChangeArrowheads="1" noChangeAspect="1"/>
                     </pic:cNvPicPr>
                   </pic:nvPicPr>
                   <pic:blipFill>
-                    <a:blip r:embed="rId35"/>
+                    <a:blip r:embed="rId36"/>
                     <a:stretch>
                       <a:fillRect/>
                     </a:stretch>
@@ -4405,7 +4745,7 @@
         <w:t xml:space="preserve">헤드랜드 실패 해부</w:t>
       </w:r>
     </w:p>
-    <w:bookmarkStart w:id="38" w:name="발견-①-통로-안은-완벽했다-문제는-램프다"/>
+    <w:bookmarkStart w:id="39" w:name="발견-①-통로-안은-완벽했다-문제는-램프다"/>
     <w:p>
       <w:pPr>
         <w:pStyle w:val="Heading3"/>
@@ -4621,8 +4961,8 @@
         <w:t xml:space="preserve">둑을 파고들었다.</w:t>
       </w:r>
     </w:p>
-    <w:bookmarkEnd w:id="38"/>
-    <w:bookmarkStart w:id="39" w:name="발견-②-코가-박히면-모든-감시가-눈이-먼다"/>
+    <w:bookmarkEnd w:id="39"/>
+    <w:bookmarkStart w:id="40" w:name="발견-②-코가-박히면-모든-감시가-눈이-먼다"/>
     <w:p>
       <w:pPr>
         <w:pStyle w:val="Heading3"/>
@@ -4680,8 +5020,8 @@
         <w:t xml:space="preserve">시험이 덮은 곳만 안전하다.</w:t>
       </w:r>
     </w:p>
-    <w:bookmarkEnd w:id="39"/>
-    <w:bookmarkStart w:id="40" w:name="발견-③-관제-서버가-로봇을-세우고-있었다"/>
+    <w:bookmarkEnd w:id="40"/>
+    <w:bookmarkStart w:id="41" w:name="발견-③-관제-서버가-로봇을-세우고-있었다"/>
     <w:p>
       <w:pPr>
         <w:pStyle w:val="Heading3"/>
@@ -4781,9 +5121,9 @@
         </w:pict>
       </w:r>
     </w:p>
-    <w:bookmarkEnd w:id="40"/>
     <w:bookmarkEnd w:id="41"/>
-    <w:bookmarkStart w:id="43" w:name="방어를-겹으로-그리고-회전-슬립의-발견"/>
+    <w:bookmarkEnd w:id="42"/>
+    <w:bookmarkStart w:id="44" w:name="방어를-겹으로-그리고-회전-슬립의-발견"/>
     <w:p>
       <w:pPr>
         <w:pStyle w:val="Heading2"/>
@@ -5133,7 +5473,7 @@
         <w:t xml:space="preserve">정지만 방향과 무관해서 살아남았다 — 그래서 마지막 층이 필요하다).</w:t>
       </w:r>
     </w:p>
-    <w:bookmarkStart w:id="42" w:name="해법은-기계가-아니라-관측-imu-요-융합"/>
+    <w:bookmarkStart w:id="43" w:name="해법은-기계가-아니라-관측-imu-요-융합"/>
     <w:p>
       <w:pPr>
         <w:pStyle w:val="Heading3"/>
@@ -5251,9 +5591,9 @@
         </w:pict>
       </w:r>
     </w:p>
-    <w:bookmarkEnd w:id="42"/>
     <w:bookmarkEnd w:id="43"/>
-    <w:bookmarkStart w:id="50" w:name="하루-종일의-사냥-실패-아홉-번이-가르쳐-준-것"/>
+    <w:bookmarkEnd w:id="44"/>
+    <w:bookmarkStart w:id="51" w:name="하루-종일의-사냥-실패-아홉-번이-가르쳐-준-것"/>
     <w:p>
       <w:pPr>
         <w:pStyle w:val="Heading2"/>
@@ -5295,7 +5635,7 @@
         <w:t xml:space="preserve">고쳤다. 이 절은 그 기록이다 — 각 항목이 자율주행 시스템의 함정 하나씩이다.</w:t>
       </w:r>
     </w:p>
-    <w:bookmarkStart w:id="44" w:name="치명-버그-제어기가-허구의-자세로-조향하고-있었다"/>
+    <w:bookmarkStart w:id="45" w:name="치명-버그-제어기가-허구의-자세로-조향하고-있었다"/>
     <w:p>
       <w:pPr>
         <w:pStyle w:val="Heading3"/>
@@ -5397,8 +5737,8 @@
         <w:t xml:space="preserve">합성하기 때문이다. 사흘치 ’조향 버그’가 이 한 줄이었다.</w:t>
       </w:r>
     </w:p>
-    <w:bookmarkEnd w:id="44"/>
-    <w:bookmarkStart w:id="45" w:name="물리-바퀴-횡마찰이-회전을-잠근다"/>
+    <w:bookmarkEnd w:id="45"/>
+    <w:bookmarkStart w:id="46" w:name="물리-바퀴-횡마찰이-회전을-잠근다"/>
     <w:p>
       <w:pPr>
         <w:pStyle w:val="Heading3"/>
@@ -5670,8 +6010,8 @@
         <w:t xml:space="preserve">에서 2.5 m 를 흘러내리게 했다 — 마찰을 고치고 피벗으로 되돌렸다.</w:t>
       </w:r>
     </w:p>
-    <w:bookmarkEnd w:id="45"/>
-    <w:bookmarkStart w:id="46" w:name="요의-주인은-자이로다-두-번-배웠다"/>
+    <w:bookmarkEnd w:id="46"/>
+    <w:bookmarkStart w:id="47" w:name="요의-주인은-자이로다-두-번-배웠다"/>
     <w:p>
       <w:pPr>
         <w:pStyle w:val="Heading3"/>
@@ -5787,8 +6127,8 @@
         <w:t xml:space="preserve">로 떨어졌다.</w:t>
       </w:r>
     </w:p>
-    <w:bookmarkEnd w:id="46"/>
-    <w:bookmarkStart w:id="47" w:name="인식은-기울기를-알아야-한다"/>
+    <w:bookmarkEnd w:id="47"/>
+    <w:bookmarkStart w:id="48" w:name="인식은-기울기를-알아야-한다"/>
     <w:p>
       <w:pPr>
         <w:pStyle w:val="Heading3"/>
@@ -5823,8 +6163,8 @@
         <w:t xml:space="preserve">한다.</w:t>
       </w:r>
     </w:p>
-    <w:bookmarkEnd w:id="47"/>
-    <w:bookmarkStart w:id="48" w:name="게이트의-순환-논리"/>
+    <w:bookmarkEnd w:id="48"/>
+    <w:bookmarkStart w:id="49" w:name="게이트의-순환-논리"/>
     <w:p>
       <w:pPr>
         <w:pStyle w:val="Heading3"/>
@@ -5890,8 +6230,8 @@
         <w:t xml:space="preserve">1.2 m 는 오인 잠금 경계(열 간격의 절반 1.75 m) 안에서 안전하다.</w:t>
       </w:r>
     </w:p>
-    <w:bookmarkEnd w:id="48"/>
-    <w:bookmarkStart w:id="49" w:name="진행의-궤적"/>
+    <w:bookmarkEnd w:id="49"/>
+    <w:bookmarkStart w:id="50" w:name="진행의-궤적"/>
     <w:p>
       <w:pPr>
         <w:pStyle w:val="Heading3"/>
@@ -6341,9 +6681,9 @@
         </w:pict>
       </w:r>
     </w:p>
-    <w:bookmarkEnd w:id="49"/>
     <w:bookmarkEnd w:id="50"/>
-    <w:bookmarkStart w:id="51" w:name="남은-일"/>
+    <w:bookmarkEnd w:id="51"/>
+    <w:bookmarkStart w:id="52" w:name="남은-일"/>
     <w:p>
       <w:pPr>
         <w:pStyle w:val="Heading2"/>
@@ -6788,8 +7128,8 @@
         </w:pict>
       </w:r>
     </w:p>
-    <w:bookmarkEnd w:id="51"/>
-    <w:bookmarkStart w:id="52" w:name="부록-검증-스크립트"/>
+    <w:bookmarkEnd w:id="52"/>
+    <w:bookmarkStart w:id="53" w:name="부록-검증-스크립트"/>
     <w:p>
       <w:pPr>
         <w:pStyle w:val="Heading2"/>
@@ -7090,8 +7430,8 @@
         </w:tc>
       </w:tr>
     </w:tbl>
-    <w:bookmarkEnd w:id="52"/>
     <w:bookmarkEnd w:id="53"/>
+    <w:bookmarkEnd w:id="54"/>
     <w:sectPr>
       <w:footnotePr>
         <w:numRestart w:val="eachSect"/>

--- a/docs/design/M3_로컬리제이션_실험보고서.docx
+++ b/docs/design/M3_로컬리제이션_실험보고서.docx
@@ -28,7 +28,7 @@
         </w:p>
       </w:sdtContent>
     </w:sdt>
-    <w:bookmarkStart w:id="54" w:name="m3-사전-맵-로컬리제이션-실험-기록과-배운-것"/>
+    <w:bookmarkStart w:id="55" w:name="m3-사전-맵-로컬리제이션-실험-기록과-배운-것"/>
     <w:p>
       <w:pPr>
         <w:pStyle w:val="Heading1"/>
@@ -3239,7 +3239,7 @@
     </w:p>
     <w:bookmarkEnd w:id="28"/>
     <w:bookmarkEnd w:id="29"/>
-    <w:bookmarkStart w:id="35" w:name="주행-시험-실패했고-원인을-찾았다"/>
+    <w:bookmarkStart w:id="36" w:name="주행-시험-실패했고-원인을-찾았다"/>
     <w:p>
       <w:pPr>
         <w:pStyle w:val="Heading2"/>
@@ -4605,6 +4605,208 @@
         <w:t xml:space="preserve">재기동 절차에 서버 재시작(백오프 리셋)을 넣는다.</w:t>
       </w:r>
     </w:p>
+    <w:bookmarkEnd w:id="34"/>
+    <w:bookmarkStart w:id="35" w:name="돌파-run35-시리즈-연속-개입-재개-운영"/>
+    <w:p>
+      <w:pPr>
+        <w:pStyle w:val="Heading3"/>
+      </w:pPr>
+      <w:r>
+        <w:t xml:space="preserve">돌파 — run35 시리즈 (연속 개입-재개 운영)</w:t>
+      </w:r>
+    </w:p>
+    <w:p>
+      <w:pPr>
+        <w:pStyle w:val="FirstParagraph"/>
+      </w:pPr>
+      <w:r>
+        <w:t xml:space="preserve">마지막 세 수정이 맞물리며 임무가 처음으로</w:t>
+      </w:r>
+      <w:r>
+        <w:t xml:space="preserve"> </w:t>
+      </w:r>
+      <w:r>
+        <w:rPr>
+          <w:b/>
+          <w:bCs/>
+        </w:rPr>
+        <w:t xml:space="preserve">선회를 연쇄 통과</w:t>
+      </w:r>
+      <w:r>
+        <w:t xml:space="preserve">했다:</w:t>
+      </w:r>
+    </w:p>
+    <w:p>
+      <w:pPr>
+        <w:pStyle w:val="Compact"/>
+        <w:numPr>
+          <w:ilvl w:val="0"/>
+          <w:numId w:val="1004"/>
+        </w:numPr>
+      </w:pPr>
+      <w:r>
+        <w:rPr>
+          <w:b/>
+          <w:bCs/>
+        </w:rPr>
+        <w:t xml:space="preserve">방위유지 횡단</w:t>
+      </w:r>
+      <w:r>
+        <w:t xml:space="preserve"> </w:t>
+      </w:r>
+      <w:r>
+        <w:t xml:space="preserve">— 소거법의 결론. 지형·피벗·정속·정wz·참값폐루프</w:t>
+      </w:r>
+      <w:r>
+        <w:t xml:space="preserve"> </w:t>
+      </w:r>
+      <w:r>
+        <w:t xml:space="preserve">전부 개루프에서 만점(56/56, P10 4/4)인데 임무만 죽는다 → 범인은 est</w:t>
+      </w:r>
+      <w:r>
+        <w:t xml:space="preserve"> </w:t>
+      </w:r>
+      <w:r>
+        <w:t xml:space="preserve">오염이 조향 wz 로 되먹임되는 루프. 횡단은 직선이므로 자이로 방위만</w:t>
+      </w:r>
+      <w:r>
+        <w:t xml:space="preserve"> </w:t>
+      </w:r>
+      <w:r>
+        <w:t xml:space="preserve">물고 가고 est 는 도착 판정만 한다.</w:t>
+      </w:r>
+    </w:p>
+    <w:p>
+      <w:pPr>
+        <w:pStyle w:val="Compact"/>
+        <w:numPr>
+          <w:ilvl w:val="0"/>
+          <w:numId w:val="1004"/>
+        </w:numPr>
+      </w:pPr>
+      <w:r>
+        <w:rPr>
+          <w:b/>
+          <w:bCs/>
+        </w:rPr>
+        <w:t xml:space="preserve">캘리브레이션 벽 앵커</w:t>
+      </w:r>
+      <w:r>
+        <w:t xml:space="preserve"> </w:t>
+      </w:r>
+      <w:r>
+        <w:t xml:space="preserve">— 겉보기 벽의 y 는 통로×단마다 다른 상수</w:t>
+      </w:r>
+      <w:r>
+        <w:t xml:space="preserve"> </w:t>
+      </w:r>
+      <w:r>
+        <w:t xml:space="preserve">(실측 산포 ≤3 cm, 통로 간 차이 최대 1.9 m). 레이캐스트+보편 법면</w:t>
+      </w:r>
+      <w:r>
+        <w:t xml:space="preserve"> </w:t>
+      </w:r>
+      <w:r>
+        <w:t xml:space="preserve">가정이 만성 편향의 정체였다. 스크립트 47 로 재캘리브레이션.</w:t>
+      </w:r>
+    </w:p>
+    <w:p>
+      <w:pPr>
+        <w:pStyle w:val="Compact"/>
+        <w:numPr>
+          <w:ilvl w:val="0"/>
+          <w:numId w:val="1004"/>
+        </w:numPr>
+      </w:pPr>
+      <w:r>
+        <w:rPr>
+          <w:b/>
+          <w:bCs/>
+        </w:rPr>
+        <w:t xml:space="preserve">측정 게이트 활성화</w:t>
+      </w:r>
+      <w:r>
+        <w:t xml:space="preserve"> </w:t>
+      </w:r>
+      <w:r>
+        <w:t xml:space="preserve">— 앵커 활성을 est 위치가 아니라 ’벽이 보인다’는</w:t>
+      </w:r>
+      <w:r>
+        <w:t xml:space="preserve"> </w:t>
+      </w:r>
+      <w:r>
+        <w:t xml:space="preserve">측정 사실로 판단 (est 가 크게 틀리면 est 기준 창은 영원히 안 열리는</w:t>
+      </w:r>
+      <w:r>
+        <w:t xml:space="preserve"> </w:t>
+      </w:r>
+      <w:r>
+        <w:t xml:space="preserve">닭-달걀, 실측 12 m).</w:t>
+      </w:r>
+    </w:p>
+    <w:p>
+      <w:pPr>
+        <w:pStyle w:val="FirstParagraph"/>
+      </w:pPr>
+      <w:r>
+        <w:rPr>
+          <w:b/>
+          <w:bCs/>
+        </w:rPr>
+        <w:t xml:space="preserve">run35 시리즈 통산: 통로 5.5개 종주 + 횡단 5회(북3·남2) + 총 ~430 m.</w:t>
+      </w:r>
+      <w:r>
+        <w:t xml:space="preserve"> </w:t>
+      </w:r>
+      <w:r>
+        <w:t xml:space="preserve">남단 횡단의 임무 내 통과는 사상 최초다. 정지는 전부 안전망의 정직한</w:t>
+      </w:r>
+      <w:r>
+        <w:t xml:space="preserve"> </w:t>
+      </w:r>
+      <w:r>
+        <w:t xml:space="preserve">정지였고, 운영 모델 그대로 원격 재개 4회·현장 재배치 1회로 이어갔다 —</w:t>
+      </w:r>
+      <w:r>
+        <w:t xml:space="preserve"> </w:t>
+      </w:r>
+      <w:r>
+        <w:rPr>
+          <w:b/>
+          <w:bCs/>
+        </w:rPr>
+        <w:t xml:space="preserve">선회당 개입 ~1회의 감독형 자율주행</w:t>
+      </w:r>
+      <w:r>
+        <w:t xml:space="preserve">이 현재 수준이다.</w:t>
+      </w:r>
+    </w:p>
+    <w:p>
+      <w:pPr>
+        <w:pStyle w:val="BodyText"/>
+      </w:pPr>
+      <w:r>
+        <w:t xml:space="preserve">남은 신뢰성 항목 (다음 세션): 선회 구간의 est 방황(90초 상실 격상의</w:t>
+      </w:r>
+      <w:r>
+        <w:t xml:space="preserve"> </w:t>
+      </w:r>
+      <w:r>
+        <w:t xml:space="preserve">원인)을 근본 처리 — 후보: 선회 중 위상 재획득의 초기화 안정화, 상실</w:t>
+      </w:r>
+      <w:r>
+        <w:t xml:space="preserve"> </w:t>
+      </w:r>
+      <w:r>
+        <w:t xml:space="preserve">격상 대기시간의 앵커-가시성 연동. 부수 교훈: 운영자 대리(자동 재개)</w:t>
+      </w:r>
+      <w:r>
+        <w:t xml:space="preserve"> </w:t>
+      </w:r>
+      <w:r>
+        <w:t xml:space="preserve">루프는 진짜 낀 로봇을 갈아 버린다 — 재개 자동화에는 전진 검증이 필요.</w:t>
+      </w:r>
+    </w:p>
     <w:p>
       <w:pPr>
         <w:pStyle w:val="BlockText"/>
@@ -4646,9 +4848,9 @@
         </w:pict>
       </w:r>
     </w:p>
-    <w:bookmarkEnd w:id="34"/>
     <w:bookmarkEnd w:id="35"/>
-    <w:bookmarkStart w:id="42" w:name="재시도-새-실패-새-발견-셋"/>
+    <w:bookmarkEnd w:id="36"/>
+    <w:bookmarkStart w:id="43" w:name="재시도-새-실패-새-발견-셋"/>
     <w:p>
       <w:pPr>
         <w:pStyle w:val="Heading2"/>
@@ -4699,18 +4901,18 @@
           <wp:inline>
             <wp:extent cx="5334000" cy="2875850"/>
             <wp:effectExtent b="0" l="0" r="0" t="0"/>
-            <wp:docPr descr="헤드랜드 실패 해부" title="" id="37" name="Picture"/>
+            <wp:docPr descr="헤드랜드 실패 해부" title="" id="38" name="Picture"/>
             <a:graphic>
               <a:graphicData uri="http://schemas.openxmlformats.org/drawingml/2006/picture">
                 <pic:pic>
                   <pic:nvPicPr>
-                    <pic:cNvPr descr="../figures/m3/skid_anatomy.png" id="38" name="Picture"/>
+                    <pic:cNvPr descr="../figures/m3/skid_anatomy.png" id="39" name="Picture"/>
                     <pic:cNvPicPr>
                       <a:picLocks noChangeArrowheads="1" noChangeAspect="1"/>
                     </pic:cNvPicPr>
                   </pic:nvPicPr>
                   <pic:blipFill>
-                    <a:blip r:embed="rId36"/>
+                    <a:blip r:embed="rId37"/>
                     <a:stretch>
                       <a:fillRect/>
                     </a:stretch>
@@ -4745,7 +4947,7 @@
         <w:t xml:space="preserve">헤드랜드 실패 해부</w:t>
       </w:r>
     </w:p>
-    <w:bookmarkStart w:id="39" w:name="발견-①-통로-안은-완벽했다-문제는-램프다"/>
+    <w:bookmarkStart w:id="40" w:name="발견-①-통로-안은-완벽했다-문제는-램프다"/>
     <w:p>
       <w:pPr>
         <w:pStyle w:val="Heading3"/>
@@ -4961,8 +5163,8 @@
         <w:t xml:space="preserve">둑을 파고들었다.</w:t>
       </w:r>
     </w:p>
-    <w:bookmarkEnd w:id="39"/>
-    <w:bookmarkStart w:id="40" w:name="발견-②-코가-박히면-모든-감시가-눈이-먼다"/>
+    <w:bookmarkEnd w:id="40"/>
+    <w:bookmarkStart w:id="41" w:name="발견-②-코가-박히면-모든-감시가-눈이-먼다"/>
     <w:p>
       <w:pPr>
         <w:pStyle w:val="Heading3"/>
@@ -5020,8 +5222,8 @@
         <w:t xml:space="preserve">시험이 덮은 곳만 안전하다.</w:t>
       </w:r>
     </w:p>
-    <w:bookmarkEnd w:id="40"/>
-    <w:bookmarkStart w:id="41" w:name="발견-③-관제-서버가-로봇을-세우고-있었다"/>
+    <w:bookmarkEnd w:id="41"/>
+    <w:bookmarkStart w:id="42" w:name="발견-③-관제-서버가-로봇을-세우고-있었다"/>
     <w:p>
       <w:pPr>
         <w:pStyle w:val="Heading3"/>
@@ -5121,9 +5323,9 @@
         </w:pict>
       </w:r>
     </w:p>
-    <w:bookmarkEnd w:id="41"/>
     <w:bookmarkEnd w:id="42"/>
-    <w:bookmarkStart w:id="44" w:name="방어를-겹으로-그리고-회전-슬립의-발견"/>
+    <w:bookmarkEnd w:id="43"/>
+    <w:bookmarkStart w:id="45" w:name="방어를-겹으로-그리고-회전-슬립의-발견"/>
     <w:p>
       <w:pPr>
         <w:pStyle w:val="Heading2"/>
@@ -5473,7 +5675,7 @@
         <w:t xml:space="preserve">정지만 방향과 무관해서 살아남았다 — 그래서 마지막 층이 필요하다).</w:t>
       </w:r>
     </w:p>
-    <w:bookmarkStart w:id="43" w:name="해법은-기계가-아니라-관측-imu-요-융합"/>
+    <w:bookmarkStart w:id="44" w:name="해법은-기계가-아니라-관측-imu-요-융합"/>
     <w:p>
       <w:pPr>
         <w:pStyle w:val="Heading3"/>
@@ -5591,9 +5793,9 @@
         </w:pict>
       </w:r>
     </w:p>
-    <w:bookmarkEnd w:id="43"/>
     <w:bookmarkEnd w:id="44"/>
-    <w:bookmarkStart w:id="51" w:name="하루-종일의-사냥-실패-아홉-번이-가르쳐-준-것"/>
+    <w:bookmarkEnd w:id="45"/>
+    <w:bookmarkStart w:id="52" w:name="하루-종일의-사냥-실패-아홉-번이-가르쳐-준-것"/>
     <w:p>
       <w:pPr>
         <w:pStyle w:val="Heading2"/>
@@ -5635,7 +5837,7 @@
         <w:t xml:space="preserve">고쳤다. 이 절은 그 기록이다 — 각 항목이 자율주행 시스템의 함정 하나씩이다.</w:t>
       </w:r>
     </w:p>
-    <w:bookmarkStart w:id="45" w:name="치명-버그-제어기가-허구의-자세로-조향하고-있었다"/>
+    <w:bookmarkStart w:id="46" w:name="치명-버그-제어기가-허구의-자세로-조향하고-있었다"/>
     <w:p>
       <w:pPr>
         <w:pStyle w:val="Heading3"/>
@@ -5737,8 +5939,8 @@
         <w:t xml:space="preserve">합성하기 때문이다. 사흘치 ’조향 버그’가 이 한 줄이었다.</w:t>
       </w:r>
     </w:p>
-    <w:bookmarkEnd w:id="45"/>
-    <w:bookmarkStart w:id="46" w:name="물리-바퀴-횡마찰이-회전을-잠근다"/>
+    <w:bookmarkEnd w:id="46"/>
+    <w:bookmarkStart w:id="47" w:name="물리-바퀴-횡마찰이-회전을-잠근다"/>
     <w:p>
       <w:pPr>
         <w:pStyle w:val="Heading3"/>
@@ -6010,8 +6212,8 @@
         <w:t xml:space="preserve">에서 2.5 m 를 흘러내리게 했다 — 마찰을 고치고 피벗으로 되돌렸다.</w:t>
       </w:r>
     </w:p>
-    <w:bookmarkEnd w:id="46"/>
-    <w:bookmarkStart w:id="47" w:name="요의-주인은-자이로다-두-번-배웠다"/>
+    <w:bookmarkEnd w:id="47"/>
+    <w:bookmarkStart w:id="48" w:name="요의-주인은-자이로다-두-번-배웠다"/>
     <w:p>
       <w:pPr>
         <w:pStyle w:val="Heading3"/>
@@ -6127,8 +6329,8 @@
         <w:t xml:space="preserve">로 떨어졌다.</w:t>
       </w:r>
     </w:p>
-    <w:bookmarkEnd w:id="47"/>
-    <w:bookmarkStart w:id="48" w:name="인식은-기울기를-알아야-한다"/>
+    <w:bookmarkEnd w:id="48"/>
+    <w:bookmarkStart w:id="49" w:name="인식은-기울기를-알아야-한다"/>
     <w:p>
       <w:pPr>
         <w:pStyle w:val="Heading3"/>
@@ -6163,8 +6365,8 @@
         <w:t xml:space="preserve">한다.</w:t>
       </w:r>
     </w:p>
-    <w:bookmarkEnd w:id="48"/>
-    <w:bookmarkStart w:id="49" w:name="게이트의-순환-논리"/>
+    <w:bookmarkEnd w:id="49"/>
+    <w:bookmarkStart w:id="50" w:name="게이트의-순환-논리"/>
     <w:p>
       <w:pPr>
         <w:pStyle w:val="Heading3"/>
@@ -6230,8 +6432,8 @@
         <w:t xml:space="preserve">1.2 m 는 오인 잠금 경계(열 간격의 절반 1.75 m) 안에서 안전하다.</w:t>
       </w:r>
     </w:p>
-    <w:bookmarkEnd w:id="49"/>
-    <w:bookmarkStart w:id="50" w:name="진행의-궤적"/>
+    <w:bookmarkEnd w:id="50"/>
+    <w:bookmarkStart w:id="51" w:name="진행의-궤적"/>
     <w:p>
       <w:pPr>
         <w:pStyle w:val="Heading3"/>
@@ -6681,9 +6883,9 @@
         </w:pict>
       </w:r>
     </w:p>
-    <w:bookmarkEnd w:id="50"/>
     <w:bookmarkEnd w:id="51"/>
-    <w:bookmarkStart w:id="52" w:name="남은-일"/>
+    <w:bookmarkEnd w:id="52"/>
+    <w:bookmarkStart w:id="53" w:name="남은-일"/>
     <w:p>
       <w:pPr>
         <w:pStyle w:val="Heading2"/>
@@ -7128,8 +7330,8 @@
         </w:pict>
       </w:r>
     </w:p>
-    <w:bookmarkEnd w:id="52"/>
-    <w:bookmarkStart w:id="53" w:name="부록-검증-스크립트"/>
+    <w:bookmarkEnd w:id="53"/>
+    <w:bookmarkStart w:id="54" w:name="부록-검증-스크립트"/>
     <w:p>
       <w:pPr>
         <w:pStyle w:val="Heading2"/>
@@ -7430,8 +7632,8 @@
         </w:tc>
       </w:tr>
     </w:tbl>
-    <w:bookmarkEnd w:id="53"/>
     <w:bookmarkEnd w:id="54"/>
+    <w:bookmarkEnd w:id="55"/>
     <w:sectPr>
       <w:footnotePr>
         <w:numRestart w:val="eachSect"/>
@@ -7740,6 +7942,36 @@
     <w:abstractNumId w:val="991"/>
   </w:num>
   <w:num w:numId="1003">
+    <w:abstractNumId w:val="99411"/>
+    <w:lvlOverride w:ilvl="0">
+      <w:startOverride w:val="1"/>
+    </w:lvlOverride>
+    <w:lvlOverride w:ilvl="1">
+      <w:startOverride w:val="1"/>
+    </w:lvlOverride>
+    <w:lvlOverride w:ilvl="2">
+      <w:startOverride w:val="1"/>
+    </w:lvlOverride>
+    <w:lvlOverride w:ilvl="3">
+      <w:startOverride w:val="1"/>
+    </w:lvlOverride>
+    <w:lvlOverride w:ilvl="4">
+      <w:startOverride w:val="1"/>
+    </w:lvlOverride>
+    <w:lvlOverride w:ilvl="5">
+      <w:startOverride w:val="1"/>
+    </w:lvlOverride>
+    <w:lvlOverride w:ilvl="6">
+      <w:startOverride w:val="1"/>
+    </w:lvlOverride>
+    <w:lvlOverride w:ilvl="7">
+      <w:startOverride w:val="1"/>
+    </w:lvlOverride>
+    <w:lvlOverride w:ilvl="8">
+      <w:startOverride w:val="1"/>
+    </w:lvlOverride>
+  </w:num>
+  <w:num w:numId="1004">
     <w:abstractNumId w:val="99411"/>
     <w:lvlOverride w:ilvl="0">
       <w:startOverride w:val="1"/>

--- a/docs/design/M3_로컬리제이션_실험보고서.docx
+++ b/docs/design/M3_로컬리제이션_실험보고서.docx
@@ -28,7 +28,7 @@
         </w:p>
       </w:sdtContent>
     </w:sdt>
-    <w:bookmarkStart w:id="55" w:name="m3-사전-맵-로컬리제이션-실험-기록과-배운-것"/>
+    <w:bookmarkStart w:id="57" w:name="m3-사전-맵-로컬리제이션-실험-기록과-배운-것"/>
     <w:p>
       <w:pPr>
         <w:pStyle w:val="Heading1"/>
@@ -3239,7 +3239,7 @@
     </w:p>
     <w:bookmarkEnd w:id="28"/>
     <w:bookmarkEnd w:id="29"/>
-    <w:bookmarkStart w:id="36" w:name="주행-시험-실패했고-원인을-찾았다"/>
+    <w:bookmarkStart w:id="38" w:name="주행-시험-실패했고-원인을-찾았다"/>
     <w:p>
       <w:pPr>
         <w:pStyle w:val="Heading2"/>
@@ -4807,6 +4807,382 @@
         <w:t xml:space="preserve">루프는 진짜 낀 로봇을 갈아 버린다 — 재개 자동화에는 전진 검증이 필요.</w:t>
       </w:r>
     </w:p>
+    <w:bookmarkEnd w:id="35"/>
+    <w:bookmarkStart w:id="36" w:name="mid-360-교체-사용자-승인-위치-추정-문제의-종결"/>
+    <w:p>
+      <w:pPr>
+        <w:pStyle w:val="Heading3"/>
+      </w:pPr>
+      <w:r>
+        <w:t xml:space="preserve">MID-360 교체 (사용자 승인) — 위치 추정 문제의 종결</w:t>
+      </w:r>
+    </w:p>
+    <w:p>
+      <w:pPr>
+        <w:pStyle w:val="FirstParagraph"/>
+      </w:pPr>
+      <w:r>
+        <w:t xml:space="preserve">센서 잠금을 풀어 MID-70 을 MID-360(수평 360°·수직 −7~+52°)으로 교체했다.</w:t>
+      </w:r>
+      <w:r>
+        <w:t xml:space="preserve"> </w:t>
+      </w:r>
+      <w:r>
+        <w:t xml:space="preserve">교체는 무수정에 가까웠다: SDF 스캔 각 + 브리지 FOV 마스크 해제, 토픽·프레임</w:t>
+      </w:r>
+      <w:r>
+        <w:t xml:space="preserve"> </w:t>
+      </w:r>
+      <w:r>
+        <w:t xml:space="preserve">유지. 새 시야가 부른 두 함정도 즉시 잡았다 —</w:t>
+      </w:r>
+      <w:r>
+        <w:t xml:space="preserve"> </w:t>
+      </w:r>
+      <w:r>
+        <w:rPr>
+          <w:b/>
+          <w:bCs/>
+        </w:rPr>
+        <w:t xml:space="preserve">수관</w:t>
+      </w:r>
+      <w:r>
+        <w:t xml:space="preserve">(수직 +52°가 전방</w:t>
+      </w:r>
+      <w:r>
+        <w:t xml:space="preserve"> </w:t>
+      </w:r>
+      <w:r>
+        <w:t xml:space="preserve">수관을 벽 원뿔에 넣어 앵커가 est 를 13 m 견인)과</w:t>
+      </w:r>
+      <w:r>
+        <w:t xml:space="preserve"> </w:t>
+      </w:r>
+      <w:r>
+        <w:rPr>
+          <w:b/>
+          <w:bCs/>
+        </w:rPr>
+        <w:t xml:space="preserve">자기 반사</w:t>
+      </w:r>
+      <w:r>
+        <w:t xml:space="preserve">(360°가</w:t>
+      </w:r>
+      <w:r>
+        <w:t xml:space="preserve"> </w:t>
+      </w:r>
+      <w:r>
+        <w:t xml:space="preserve">자기 기체를 봄, 상수 1.3 m 유령 벽). 벽 원뿔에 z∈(−0.35, 0.9)·r&gt;2 m 를</w:t>
+      </w:r>
+      <w:r>
+        <w:t xml:space="preserve"> </w:t>
+      </w:r>
+      <w:r>
+        <w:t xml:space="preserve">걸고 벽 테이블을 재캘리브레이션(산포 ≤0.8 m)했다.</w:t>
+      </w:r>
+    </w:p>
+    <w:p>
+      <w:pPr>
+        <w:pStyle w:val="BodyText"/>
+      </w:pPr>
+      <w:r>
+        <w:rPr>
+          <w:b/>
+          <w:bCs/>
+        </w:rPr>
+        <w:t xml:space="preserve">결과 — 선회 구간 위치 추정이 종결됐다:</w:t>
+      </w:r>
+    </w:p>
+    <w:tbl>
+      <w:tblPr>
+        <w:tblStyle w:val="Table"/>
+        <w:tblW w:type="pct" w:w="5000"/>
+        <w:tblLayout w:type="fixed"/>
+        <w:tblLook w:firstRow="1" w:lastRow="0" w:firstColumn="0" w:lastColumn="0" w:noHBand="0" w:noVBand="0" w:val="0020"/>
+        <w:tblBorders>
+          <w:top w:val="single" w:sz="4" w:color="8aa0b8"/>
+          <w:left w:val="single" w:sz="4" w:color="8aa0b8"/>
+          <w:bottom w:val="single" w:sz="4" w:color="8aa0b8"/>
+          <w:right w:val="single" w:sz="4" w:color="8aa0b8"/>
+          <w:insideH w:val="single" w:sz="4" w:color="8aa0b8"/>
+          <w:insideV w:val="single" w:sz="4" w:color="8aa0b8"/>
+        </w:tblBorders>
+      </w:tblPr>
+      <w:tblGrid>
+        <w:gridCol w:w="2640"/>
+        <w:gridCol w:w="2640"/>
+        <w:gridCol w:w="2640"/>
+      </w:tblGrid>
+      <w:tr>
+        <w:trPr>
+          <w:tblHeader w:val="on"/>
+        </w:trPr>
+        <w:tc>
+          <w:tcPr/>
+          <w:p>
+            <w:pPr>
+              <w:pStyle w:val="Compact"/>
+            </w:pPr>
+            <w:r>
+              <w:rPr>
+                <w:sz w:val="18"/>
+              </w:rPr>
+              <w:t xml:space="preserve">선회 창 RMS</w:t>
+            </w:r>
+          </w:p>
+        </w:tc>
+        <w:tc>
+          <w:tcPr/>
+          <w:p>
+            <w:pPr>
+              <w:pStyle w:val="Compact"/>
+            </w:pPr>
+            <w:r>
+              <w:rPr>
+                <w:sz w:val="18"/>
+              </w:rPr>
+              <w:t xml:space="preserve">MID-70</w:t>
+            </w:r>
+          </w:p>
+        </w:tc>
+        <w:tc>
+          <w:tcPr/>
+          <w:p>
+            <w:pPr>
+              <w:pStyle w:val="Compact"/>
+            </w:pPr>
+            <w:r>
+              <w:rPr>
+                <w:sz w:val="18"/>
+              </w:rPr>
+              <w:t xml:space="preserve">MID-360</w:t>
+            </w:r>
+          </w:p>
+        </w:tc>
+      </w:tr>
+      <w:tr>
+        <w:tc>
+          <w:tcPr/>
+          <w:p>
+            <w:pPr>
+              <w:pStyle w:val="Compact"/>
+            </w:pPr>
+            <w:r>
+              <w:rPr>
+                <w:sz w:val="18"/>
+              </w:rPr>
+              <w:t xml:space="preserve">북단 선회+횡단 통과 창</w:t>
+            </w:r>
+          </w:p>
+        </w:tc>
+        <w:tc>
+          <w:tcPr/>
+          <w:p>
+            <w:pPr>
+              <w:pStyle w:val="Compact"/>
+            </w:pPr>
+            <w:r>
+              <w:rPr>
+                <w:sz w:val="18"/>
+              </w:rPr>
+              <w:t xml:space="preserve">0.8 ~ 12 m (런마다 도박)</w:t>
+            </w:r>
+          </w:p>
+        </w:tc>
+        <w:tc>
+          <w:tcPr/>
+          <w:p>
+            <w:pPr>
+              <w:pStyle w:val="Compact"/>
+            </w:pPr>
+            <w:r>
+              <w:rPr>
+                <w:b/>
+                <w:bCs/>
+                <w:sz w:val="18"/>
+              </w:rPr>
+              <w:t xml:space="preserve">0.31 ~ 0.38 m</w:t>
+            </w:r>
+          </w:p>
+        </w:tc>
+      </w:tr>
+    </w:tbl>
+    <w:p>
+      <w:pPr>
+        <w:pStyle w:val="BodyText"/>
+      </w:pPr>
+      <w:r>
+        <w:t xml:space="preserve">원래 LIO 를 죽였고 이 설계의 모든 후속 함정(칸 오차·열 오차·요 이탈)의</w:t>
+      </w:r>
+      <w:r>
+        <w:t xml:space="preserve"> </w:t>
+      </w:r>
+      <w:r>
+        <w:t xml:space="preserve">뿌리였던</w:t>
+      </w:r>
+      <w:r>
+        <w:t xml:space="preserve"> </w:t>
+      </w:r>
+      <w:r>
+        <w:t xml:space="preserve">“선회 중 시각 공백”</w:t>
+      </w:r>
+      <w:r>
+        <w:t xml:space="preserve">이 물리적으로 사라졌다. 남은 정지들은 더</w:t>
+      </w:r>
+      <w:r>
+        <w:t xml:space="preserve"> </w:t>
+      </w:r>
+      <w:r>
+        <w:t xml:space="preserve">이상 추정 문제가 아니다.</w:t>
+      </w:r>
+    </w:p>
+    <w:bookmarkEnd w:id="36"/>
+    <w:bookmarkStart w:id="37" w:name="남은-것-순수-물리-횡단-클라임의-진입-조건-산포"/>
+    <w:p>
+      <w:pPr>
+        <w:pStyle w:val="Heading3"/>
+      </w:pPr>
+      <w:r>
+        <w:t xml:space="preserve">남은 것 — 순수 물리: 횡단 클라임의 진입 조건 산포</w:t>
+      </w:r>
+    </w:p>
+    <w:p>
+      <w:pPr>
+        <w:pStyle w:val="FirstParagraph"/>
+      </w:pPr>
+      <w:r>
+        <w:t xml:space="preserve">같은 클라임이 단독 시험(하네스)에선 56/56 인데 임무에선 ~50% 정체한다.</w:t>
+      </w:r>
+      <w:r>
+        <w:t xml:space="preserve"> </w:t>
+      </w:r>
+      <w:r>
+        <w:t xml:space="preserve">차이는 진입 상태다: 임무는 피벗 직후 정지 상태에서, 피벗 종료 위치가</w:t>
+      </w:r>
+      <w:r>
+        <w:t xml:space="preserve"> </w:t>
+      </w:r>
+      <w:r>
+        <w:t xml:space="preserve">황금 대역(|y| 34.5~35.5) 아래로 흩어질 때 오르막 접지 여유(슬립비</w:t>
+      </w:r>
+      <w:r>
+        <w:t xml:space="preserve"> </w:t>
+      </w:r>
+      <w:r>
+        <w:t xml:space="preserve">0.3~0.5 vs 문턱 0.35)가 무너진다. 이것은 센서도 추정도 제어 논리도</w:t>
+      </w:r>
+      <w:r>
+        <w:t xml:space="preserve"> </w:t>
+      </w:r>
+      <w:r>
+        <w:t xml:space="preserve">아닌</w:t>
+      </w:r>
+      <w:r>
+        <w:t xml:space="preserve"> </w:t>
+      </w:r>
+      <w:r>
+        <w:rPr>
+          <w:b/>
+          <w:bCs/>
+        </w:rPr>
+        <w:t xml:space="preserve">차량-지형 여유의 문제</w:t>
+      </w:r>
+      <w:r>
+        <w:t xml:space="preserve">로, 남은 선택지는 설계 수준이다:</w:t>
+      </w:r>
+    </w:p>
+    <w:p>
+      <w:pPr>
+        <w:pStyle w:val="Compact"/>
+        <w:numPr>
+          <w:ilvl w:val="0"/>
+          <w:numId w:val="1005"/>
+        </w:numPr>
+      </w:pPr>
+      <w:r>
+        <w:rPr>
+          <w:b/>
+          <w:bCs/>
+        </w:rPr>
+        <w:t xml:space="preserve">경로 재설계</w:t>
+      </w:r>
+      <w:r>
+        <w:t xml:space="preserve"> </w:t>
+      </w:r>
+      <w:r>
+        <w:t xml:space="preserve">— 피벗을 없애고 평지 선반에서 완만한 U-호로 돌아</w:t>
+      </w:r>
+      <w:r>
+        <w:t xml:space="preserve"> </w:t>
+      </w:r>
+      <w:r>
+        <w:t xml:space="preserve">운동량을 갖고 램프에 진입 (관행 농기계의 U턴)</w:t>
+      </w:r>
+    </w:p>
+    <w:p>
+      <w:pPr>
+        <w:pStyle w:val="Compact"/>
+        <w:numPr>
+          <w:ilvl w:val="0"/>
+          <w:numId w:val="1005"/>
+        </w:numPr>
+      </w:pPr>
+      <w:r>
+        <w:rPr>
+          <w:b/>
+          <w:bCs/>
+        </w:rPr>
+        <w:t xml:space="preserve">지형 완화</w:t>
+      </w:r>
+      <w:r>
+        <w:t xml:space="preserve"> </w:t>
+      </w:r>
+      <w:r>
+        <w:t xml:space="preserve">— 램프 대역 경사 완만화(현 5.4~6.8°) 또는 폭 확대</w:t>
+      </w:r>
+    </w:p>
+    <w:p>
+      <w:pPr>
+        <w:pStyle w:val="Compact"/>
+        <w:numPr>
+          <w:ilvl w:val="0"/>
+          <w:numId w:val="1005"/>
+        </w:numPr>
+      </w:pPr>
+      <w:r>
+        <w:rPr>
+          <w:b/>
+          <w:bCs/>
+        </w:rPr>
+        <w:t xml:space="preserve">차량 사양</w:t>
+      </w:r>
+      <w:r>
+        <w:t xml:space="preserve"> </w:t>
+      </w:r>
+      <w:r>
+        <w:t xml:space="preserve">— 실차 검증 시 궤도 접지 성능 재현도 확인</w:t>
+      </w:r>
+    </w:p>
+    <w:p>
+      <w:pPr>
+        <w:pStyle w:val="FirstParagraph"/>
+      </w:pPr>
+      <w:r>
+        <w:t xml:space="preserve">운영 관점의 현재 수준: 통로 안·선회 추정은 게이트 3배 여유로 상시 성립,</w:t>
+      </w:r>
+      <w:r>
+        <w:t xml:space="preserve"> </w:t>
+      </w:r>
+      <w:r>
+        <w:t xml:space="preserve">정체는 클라임에서만, 전부 안전망이 세우고 개입 큐에 티켓이 남는다 —</w:t>
+      </w:r>
+      <w:r>
+        <w:t xml:space="preserve"> </w:t>
+      </w:r>
+      <w:r>
+        <w:t xml:space="preserve">클라임당 개입 확률 ~50%의 감독형 자율주행.</w:t>
+      </w:r>
+    </w:p>
     <w:p>
       <w:pPr>
         <w:pStyle w:val="BlockText"/>
@@ -4848,9 +5224,9 @@
         </w:pict>
       </w:r>
     </w:p>
-    <w:bookmarkEnd w:id="35"/>
-    <w:bookmarkEnd w:id="36"/>
-    <w:bookmarkStart w:id="43" w:name="재시도-새-실패-새-발견-셋"/>
+    <w:bookmarkEnd w:id="37"/>
+    <w:bookmarkEnd w:id="38"/>
+    <w:bookmarkStart w:id="45" w:name="재시도-새-실패-새-발견-셋"/>
     <w:p>
       <w:pPr>
         <w:pStyle w:val="Heading2"/>
@@ -4901,18 +5277,18 @@
           <wp:inline>
             <wp:extent cx="5334000" cy="2875850"/>
             <wp:effectExtent b="0" l="0" r="0" t="0"/>
-            <wp:docPr descr="헤드랜드 실패 해부" title="" id="38" name="Picture"/>
+            <wp:docPr descr="헤드랜드 실패 해부" title="" id="40" name="Picture"/>
             <a:graphic>
               <a:graphicData uri="http://schemas.openxmlformats.org/drawingml/2006/picture">
                 <pic:pic>
                   <pic:nvPicPr>
-                    <pic:cNvPr descr="../figures/m3/skid_anatomy.png" id="39" name="Picture"/>
+                    <pic:cNvPr descr="../figures/m3/skid_anatomy.png" id="41" name="Picture"/>
                     <pic:cNvPicPr>
                       <a:picLocks noChangeArrowheads="1" noChangeAspect="1"/>
                     </pic:cNvPicPr>
                   </pic:nvPicPr>
                   <pic:blipFill>
-                    <a:blip r:embed="rId37"/>
+                    <a:blip r:embed="rId39"/>
                     <a:stretch>
                       <a:fillRect/>
                     </a:stretch>
@@ -4947,7 +5323,7 @@
         <w:t xml:space="preserve">헤드랜드 실패 해부</w:t>
       </w:r>
     </w:p>
-    <w:bookmarkStart w:id="40" w:name="발견-①-통로-안은-완벽했다-문제는-램프다"/>
+    <w:bookmarkStart w:id="42" w:name="발견-①-통로-안은-완벽했다-문제는-램프다"/>
     <w:p>
       <w:pPr>
         <w:pStyle w:val="Heading3"/>
@@ -5163,8 +5539,8 @@
         <w:t xml:space="preserve">둑을 파고들었다.</w:t>
       </w:r>
     </w:p>
-    <w:bookmarkEnd w:id="40"/>
-    <w:bookmarkStart w:id="41" w:name="발견-②-코가-박히면-모든-감시가-눈이-먼다"/>
+    <w:bookmarkEnd w:id="42"/>
+    <w:bookmarkStart w:id="43" w:name="발견-②-코가-박히면-모든-감시가-눈이-먼다"/>
     <w:p>
       <w:pPr>
         <w:pStyle w:val="Heading3"/>
@@ -5222,8 +5598,8 @@
         <w:t xml:space="preserve">시험이 덮은 곳만 안전하다.</w:t>
       </w:r>
     </w:p>
-    <w:bookmarkEnd w:id="41"/>
-    <w:bookmarkStart w:id="42" w:name="발견-③-관제-서버가-로봇을-세우고-있었다"/>
+    <w:bookmarkEnd w:id="43"/>
+    <w:bookmarkStart w:id="44" w:name="발견-③-관제-서버가-로봇을-세우고-있었다"/>
     <w:p>
       <w:pPr>
         <w:pStyle w:val="Heading3"/>
@@ -5323,9 +5699,9 @@
         </w:pict>
       </w:r>
     </w:p>
-    <w:bookmarkEnd w:id="42"/>
-    <w:bookmarkEnd w:id="43"/>
-    <w:bookmarkStart w:id="45" w:name="방어를-겹으로-그리고-회전-슬립의-발견"/>
+    <w:bookmarkEnd w:id="44"/>
+    <w:bookmarkEnd w:id="45"/>
+    <w:bookmarkStart w:id="47" w:name="방어를-겹으로-그리고-회전-슬립의-발견"/>
     <w:p>
       <w:pPr>
         <w:pStyle w:val="Heading2"/>
@@ -5675,7 +6051,7 @@
         <w:t xml:space="preserve">정지만 방향과 무관해서 살아남았다 — 그래서 마지막 층이 필요하다).</w:t>
       </w:r>
     </w:p>
-    <w:bookmarkStart w:id="44" w:name="해법은-기계가-아니라-관측-imu-요-융합"/>
+    <w:bookmarkStart w:id="46" w:name="해법은-기계가-아니라-관측-imu-요-융합"/>
     <w:p>
       <w:pPr>
         <w:pStyle w:val="Heading3"/>
@@ -5793,9 +6169,9 @@
         </w:pict>
       </w:r>
     </w:p>
-    <w:bookmarkEnd w:id="44"/>
-    <w:bookmarkEnd w:id="45"/>
-    <w:bookmarkStart w:id="52" w:name="하루-종일의-사냥-실패-아홉-번이-가르쳐-준-것"/>
+    <w:bookmarkEnd w:id="46"/>
+    <w:bookmarkEnd w:id="47"/>
+    <w:bookmarkStart w:id="54" w:name="하루-종일의-사냥-실패-아홉-번이-가르쳐-준-것"/>
     <w:p>
       <w:pPr>
         <w:pStyle w:val="Heading2"/>
@@ -5837,7 +6213,7 @@
         <w:t xml:space="preserve">고쳤다. 이 절은 그 기록이다 — 각 항목이 자율주행 시스템의 함정 하나씩이다.</w:t>
       </w:r>
     </w:p>
-    <w:bookmarkStart w:id="46" w:name="치명-버그-제어기가-허구의-자세로-조향하고-있었다"/>
+    <w:bookmarkStart w:id="48" w:name="치명-버그-제어기가-허구의-자세로-조향하고-있었다"/>
     <w:p>
       <w:pPr>
         <w:pStyle w:val="Heading3"/>
@@ -5939,8 +6315,8 @@
         <w:t xml:space="preserve">합성하기 때문이다. 사흘치 ’조향 버그’가 이 한 줄이었다.</w:t>
       </w:r>
     </w:p>
-    <w:bookmarkEnd w:id="46"/>
-    <w:bookmarkStart w:id="47" w:name="물리-바퀴-횡마찰이-회전을-잠근다"/>
+    <w:bookmarkEnd w:id="48"/>
+    <w:bookmarkStart w:id="49" w:name="물리-바퀴-횡마찰이-회전을-잠근다"/>
     <w:p>
       <w:pPr>
         <w:pStyle w:val="Heading3"/>
@@ -6212,8 +6588,8 @@
         <w:t xml:space="preserve">에서 2.5 m 를 흘러내리게 했다 — 마찰을 고치고 피벗으로 되돌렸다.</w:t>
       </w:r>
     </w:p>
-    <w:bookmarkEnd w:id="47"/>
-    <w:bookmarkStart w:id="48" w:name="요의-주인은-자이로다-두-번-배웠다"/>
+    <w:bookmarkEnd w:id="49"/>
+    <w:bookmarkStart w:id="50" w:name="요의-주인은-자이로다-두-번-배웠다"/>
     <w:p>
       <w:pPr>
         <w:pStyle w:val="Heading3"/>
@@ -6329,8 +6705,8 @@
         <w:t xml:space="preserve">로 떨어졌다.</w:t>
       </w:r>
     </w:p>
-    <w:bookmarkEnd w:id="48"/>
-    <w:bookmarkStart w:id="49" w:name="인식은-기울기를-알아야-한다"/>
+    <w:bookmarkEnd w:id="50"/>
+    <w:bookmarkStart w:id="51" w:name="인식은-기울기를-알아야-한다"/>
     <w:p>
       <w:pPr>
         <w:pStyle w:val="Heading3"/>
@@ -6365,8 +6741,8 @@
         <w:t xml:space="preserve">한다.</w:t>
       </w:r>
     </w:p>
-    <w:bookmarkEnd w:id="49"/>
-    <w:bookmarkStart w:id="50" w:name="게이트의-순환-논리"/>
+    <w:bookmarkEnd w:id="51"/>
+    <w:bookmarkStart w:id="52" w:name="게이트의-순환-논리"/>
     <w:p>
       <w:pPr>
         <w:pStyle w:val="Heading3"/>
@@ -6432,8 +6808,8 @@
         <w:t xml:space="preserve">1.2 m 는 오인 잠금 경계(열 간격의 절반 1.75 m) 안에서 안전하다.</w:t>
       </w:r>
     </w:p>
-    <w:bookmarkEnd w:id="50"/>
-    <w:bookmarkStart w:id="51" w:name="진행의-궤적"/>
+    <w:bookmarkEnd w:id="52"/>
+    <w:bookmarkStart w:id="53" w:name="진행의-궤적"/>
     <w:p>
       <w:pPr>
         <w:pStyle w:val="Heading3"/>
@@ -6883,9 +7259,9 @@
         </w:pict>
       </w:r>
     </w:p>
-    <w:bookmarkEnd w:id="51"/>
-    <w:bookmarkEnd w:id="52"/>
-    <w:bookmarkStart w:id="53" w:name="남은-일"/>
+    <w:bookmarkEnd w:id="53"/>
+    <w:bookmarkEnd w:id="54"/>
+    <w:bookmarkStart w:id="55" w:name="남은-일"/>
     <w:p>
       <w:pPr>
         <w:pStyle w:val="Heading2"/>
@@ -7330,8 +7706,8 @@
         </w:pict>
       </w:r>
     </w:p>
-    <w:bookmarkEnd w:id="53"/>
-    <w:bookmarkStart w:id="54" w:name="부록-검증-스크립트"/>
+    <w:bookmarkEnd w:id="55"/>
+    <w:bookmarkStart w:id="56" w:name="부록-검증-스크립트"/>
     <w:p>
       <w:pPr>
         <w:pStyle w:val="Heading2"/>
@@ -7632,8 +8008,8 @@
         </w:tc>
       </w:tr>
     </w:tbl>
-    <w:bookmarkEnd w:id="54"/>
-    <w:bookmarkEnd w:id="55"/>
+    <w:bookmarkEnd w:id="56"/>
+    <w:bookmarkEnd w:id="57"/>
     <w:sectPr>
       <w:footnotePr>
         <w:numRestart w:val="eachSect"/>
@@ -7972,6 +8348,36 @@
     </w:lvlOverride>
   </w:num>
   <w:num w:numId="1004">
+    <w:abstractNumId w:val="99411"/>
+    <w:lvlOverride w:ilvl="0">
+      <w:startOverride w:val="1"/>
+    </w:lvlOverride>
+    <w:lvlOverride w:ilvl="1">
+      <w:startOverride w:val="1"/>
+    </w:lvlOverride>
+    <w:lvlOverride w:ilvl="2">
+      <w:startOverride w:val="1"/>
+    </w:lvlOverride>
+    <w:lvlOverride w:ilvl="3">
+      <w:startOverride w:val="1"/>
+    </w:lvlOverride>
+    <w:lvlOverride w:ilvl="4">
+      <w:startOverride w:val="1"/>
+    </w:lvlOverride>
+    <w:lvlOverride w:ilvl="5">
+      <w:startOverride w:val="1"/>
+    </w:lvlOverride>
+    <w:lvlOverride w:ilvl="6">
+      <w:startOverride w:val="1"/>
+    </w:lvlOverride>
+    <w:lvlOverride w:ilvl="7">
+      <w:startOverride w:val="1"/>
+    </w:lvlOverride>
+    <w:lvlOverride w:ilvl="8">
+      <w:startOverride w:val="1"/>
+    </w:lvlOverride>
+  </w:num>
+  <w:num w:numId="1005">
     <w:abstractNumId w:val="99411"/>
     <w:lvlOverride w:ilvl="0">
       <w:startOverride w:val="1"/>

--- a/docs/design/M3_로컬리제이션_실험보고서.docx
+++ b/docs/design/M3_로컬리제이션_실험보고서.docx
@@ -5103,20 +5103,58 @@
         <w:rPr>
           <w:b/>
           <w:bCs/>
+          <w:strike/>
         </w:rPr>
         <w:t xml:space="preserve">경로 재설계</w:t>
       </w:r>
       <w:r>
-        <w:t xml:space="preserve"> </w:t>
-      </w:r>
-      <w:r>
-        <w:t xml:space="preserve">— 피벗을 없애고 평지 선반에서 완만한 U-호로 돌아</w:t>
-      </w:r>
-      <w:r>
-        <w:t xml:space="preserve"> </w:t>
-      </w:r>
-      <w:r>
-        <w:t xml:space="preserve">운동량을 갖고 램프에 진입 (관행 농기계의 U턴)</w:t>
+        <w:rPr>
+          <w:strike/>
+        </w:rPr>
+        <w:t xml:space="preserve"> </w:t>
+      </w:r>
+      <w:r>
+        <w:rPr>
+          <w:strike/>
+        </w:rPr>
+        <w:t xml:space="preserve">— U-호 운동량 진입</w:t>
+      </w:r>
+      <w:r>
+        <w:t xml:space="preserve"> </w:t>
+      </w:r>
+      <w:r>
+        <w:t xml:space="preserve">→</w:t>
+      </w:r>
+      <w:r>
+        <w:t xml:space="preserve"> </w:t>
+      </w:r>
+      <w:r>
+        <w:rPr>
+          <w:b/>
+          <w:bCs/>
+        </w:rPr>
+        <w:t xml:space="preserve">시도함 (run40~41)</w:t>
+      </w:r>
+      <w:r>
+        <w:t xml:space="preserve">: 북단</w:t>
+      </w:r>
+      <w:r>
+        <w:t xml:space="preserve"> </w:t>
+      </w:r>
+      <w:r>
+        <w:t xml:space="preserve">1회 통과(212 m 기록)·1회 정체 — 출구 종료 산포(벽 도착 판정 편차)가</w:t>
+      </w:r>
+      <w:r>
+        <w:t xml:space="preserve"> </w:t>
+      </w:r>
+      <w:r>
+        <w:t xml:space="preserve">호 진입점을 흔들어 동전 던지기가 유지된다. 제어 수준 반복 12회로</w:t>
+      </w:r>
+      <w:r>
+        <w:t xml:space="preserve"> </w:t>
+      </w:r>
+      <w:r>
+        <w:t xml:space="preserve">한계 확인.</w:t>
       </w:r>
     </w:p>
     <w:p>
@@ -5138,7 +5176,48 @@
         <w:t xml:space="preserve"> </w:t>
       </w:r>
       <w:r>
-        <w:t xml:space="preserve">— 램프 대역 경사 완만화(현 5.4~6.8°) 또는 폭 확대</w:t>
+        <w:t xml:space="preserve">— 램프 대역 경사 완만화 또는</w:t>
+      </w:r>
+      <w:r>
+        <w:t xml:space="preserve"> </w:t>
+      </w:r>
+      <w:r>
+        <w:rPr>
+          <w:b/>
+          <w:bCs/>
+        </w:rPr>
+        <w:t xml:space="preserve">선회 평지 패드</w:t>
+      </w:r>
+      <w:r>
+        <w:t xml:space="preserve">(각 통로</w:t>
+      </w:r>
+      <w:r>
+        <w:t xml:space="preserve"> </w:t>
+      </w:r>
+      <w:r>
+        <w:t xml:space="preserve">끝에 수평 선반) 조성.</w:t>
+      </w:r>
+      <w:r>
+        <w:t xml:space="preserve"> </w:t>
+      </w:r>
+      <w:r>
+        <w:rPr>
+          <w:b/>
+          <w:bCs/>
+        </w:rPr>
+        <w:t xml:space="preserve">다음 세션의 첫 수로 추천</w:t>
+      </w:r>
+      <w:r>
+        <w:t xml:space="preserve"> </w:t>
+      </w:r>
+      <w:r>
+        <w:t xml:space="preserve">— 실제 계단식</w:t>
+      </w:r>
+      <w:r>
+        <w:t xml:space="preserve"> </w:t>
+      </w:r>
+      <w:r>
+        <w:t xml:space="preserve">과수원도 선회 공간은 평평하게 조성하는 것이 관행이다.</w:t>
       </w:r>
     </w:p>
     <w:p>
